--- a/moibd_estate/solo_assignment/SOLO_REPORT_REAL_ESTATE.docx
+++ b/moibd_estate/solo_assignment/SOLO_REPORT_REAL_ESTATE.docx
@@ -8,115 +8,118 @@
       </w:pPr>
       <w:r>
         <w:rPr>
-          <w:rFonts w:ascii="Calibri" w:hAnsi="Calibri"/>
           <w:b/>
-          <w:color w:val="003366"/>
-          <w:sz w:val="32"/>
+          <w:color w:val="1E3A8A"/>
+          <w:sz w:val="36"/>
         </w:rPr>
-        <w:t>ОТЧЕТ ПО СОЛЬНОМУ ЗАДАНИЮ</w:t>
-        <w:br/>
-        <w:t>«ПРОГНОЗИРОВАНИЕ СТОИМОСТИ ОБЪЕКТОВ НЕДВИЖИМОСТИ»</w:t>
+        <w:t>ОТЧЕТ ПО ИНДИВИДУАЛЬНОМУ ПРАКТИЧЕСКОМУ ЗАДАНИЮ</w:t>
       </w:r>
     </w:p>
     <w:p>
       <w:pPr>
-        <w:jc w:val="right"/>
+        <w:jc w:val="center"/>
       </w:pPr>
       <w:r>
         <w:rPr>
           <w:i/>
-          <w:sz w:val="20"/>
+          <w:color w:val="475569"/>
+          <w:sz w:val="26"/>
         </w:rPr>
-        <w:t>Студент (ФИО): Nezire</w:t>
-        <w:br/>
-        <w:t>Группа: МОИБД</w:t>
-        <w:br/>
-        <w:t>Дисциплина: Методы оптимизации и интеллектуального анализа данных</w:t>
-        <w:br/>
-        <w:t>Дата выполнения: Октябрь 2026 г.</w:t>
+        <w:t>Прогнозирование стоимости жилой недвижимости: ручной расчет метрик и сравнительный анализ с групповым проектом</w:t>
       </w:r>
     </w:p>
     <w:p>
       <w:pPr>
-        <w:spacing w:after="120"/>
+        <w:spacing w:before="200" w:after="280"/>
       </w:pPr>
-    </w:p>
-    <w:p>
-      <w:pPr>
-        <w:pStyle w:val="Heading1"/>
-      </w:pPr>
-      <w:r>
-        <w:t>1. Описание используемой модели машинного обучения</w:t>
-      </w:r>
-    </w:p>
-    <w:p>
-      <w:r>
-        <w:t>В качестве финального алгоритма для решения задачи прогнозирования цен жилой недвижимости был выбран ансамблевый метод бэггинга — Random Forest Regressor (Случайный Лес). Модель обучена на многотысячной выборке реальных объявлений турецкого портала Zingat с предварительной глубокой очисткой данных и Feature Engineering.</w:t>
-      </w:r>
-    </w:p>
-    <w:p>
       <w:r>
         <w:rPr>
           <w:b/>
+          <w:sz w:val="21"/>
         </w:rPr>
-        <w:t>Ключевые гиперпараметры модели:</w:t>
+        <w:t xml:space="preserve">Студент (ФИО): </w:t>
+      </w:r>
+      <w:r>
+        <w:rPr>
+          <w:b w:val="0"/>
+          <w:sz w:val="21"/>
+        </w:rPr>
+        <w:t>Nezire</w:t>
         <w:br/>
       </w:r>
       <w:r>
-        <w:t>• Количество решающих деревьев (n_estimators): 100</w:t>
+        <w:rPr>
+          <w:b/>
+          <w:sz w:val="21"/>
+        </w:rPr>
+        <w:t xml:space="preserve">Группа: </w:t>
+      </w:r>
+      <w:r>
+        <w:rPr>
+          <w:b w:val="0"/>
+          <w:sz w:val="21"/>
+        </w:rPr>
+        <w:t>Группа МОИБД</w:t>
         <w:br/>
       </w:r>
       <w:r>
-        <w:t>• Максимальная глубина деревьев (max_depth): 16 уровней</w:t>
+        <w:rPr>
+          <w:b/>
+          <w:sz w:val="21"/>
+        </w:rPr>
+        <w:t xml:space="preserve">Дисциплина: </w:t>
+      </w:r>
+      <w:r>
+        <w:rPr>
+          <w:b w:val="0"/>
+          <w:sz w:val="21"/>
+        </w:rPr>
+        <w:t>Методы оптимизации и интеллектуального анализа больших данных (МОИБД)</w:t>
         <w:br/>
       </w:r>
       <w:r>
-        <w:t>• Минимальное количество объектов в листе (min_samples_leaf): 10</w:t>
+        <w:rPr>
+          <w:b/>
+          <w:sz w:val="21"/>
+        </w:rPr>
+        <w:t xml:space="preserve">Дата сдачи: </w:t>
+      </w:r>
+      <w:r>
+        <w:rPr>
+          <w:b w:val="0"/>
+          <w:sz w:val="21"/>
+        </w:rPr>
+        <w:t>Октябрь 2026 г.</w:t>
         <w:br/>
       </w:r>
       <w:r>
-        <w:t>• Критерий ветвления: Squared Error (MSE)</w:t>
+        <w:rPr>
+          <w:b/>
+          <w:sz w:val="21"/>
+        </w:rPr>
+        <w:t xml:space="preserve">Входной файл: </w:t>
+      </w:r>
+      <w:r>
+        <w:rPr>
+          <w:b w:val="0"/>
+          <w:sz w:val="21"/>
+        </w:rPr>
+        <w:t>test_real_estate_samples.csv (20 тестовых объектов)</w:t>
         <w:br/>
       </w:r>
       <w:r>
-        <w:t>• Параллелизация: задействование всех доступных ядер процессора (n_jobs=-1)</w:t>
-        <w:br/>
+        <w:rPr>
+          <w:b/>
+          <w:sz w:val="21"/>
+        </w:rPr>
+        <w:t xml:space="preserve">Результирующий файл: </w:t>
       </w:r>
       <w:r>
-        <w:t>• Фиксация случайного состояния (random_state): 42 для строгой воспроизводимости.</w:t>
-        <w:br/>
-      </w:r>
-    </w:p>
-    <w:p>
-      <w:r>
-        <w:t>Предобработка признаков (Feature Engineering):</w:t>
-        <w:br/>
-        <w:t>1. Числовые признаки (площадь, время на рынке, этаж, общая этажность, возраст, количество комнат, коэффициент этажности, относительная площадь на комнату) обрабатываются медианной импутацией SimpleImputer(median).</w:t>
-        <w:br/>
-        <w:t>2. Текстовые интервалы возраста («6-10 arası» и т.п.) переведены в числовой средний эквивалент (8.0).</w:t>
-        <w:br/>
-        <w:t>3. Категориальные признаки (подтип недвижимости, тип отопления, город, район) закодированы методом One-Hot Encoding с отсечением сверхредких категорий (min_frequency=100) и безопасной обработкой неизвестных категорий (handle_unknown='ignore').</w:t>
-      </w:r>
-    </w:p>
-    <w:p>
-      <w:r>
         <w:rPr>
-          <w:b/>
+          <w:b w:val="0"/>
+          <w:sz w:val="21"/>
         </w:rPr>
-        <w:t>Метрики качества модели на отложенной тестовой выборке (80 135 объектов):</w:t>
-        <w:br/>
-      </w:r>
-      <w:r>
-        <w:t>• R² (коэффициент детерминации): 0.1546 (объясняет наибольшую долю дисперсии среди всех исследованных алгоритмов)</w:t>
-        <w:br/>
-      </w:r>
-      <w:r>
-        <w:t>• MAE (средняя абсолютная ошибка): 246 803.61 TRY</w:t>
-        <w:br/>
-      </w:r>
-      <w:r>
-        <w:t>• RMSE (среднеквадратическая ошибка): 2 646 646.63 TRY</w:t>
-        <w:br/>
+        <w:t>result_real_estate_samples.csv</w:t>
       </w:r>
     </w:p>
     <w:p>
@@ -124,18 +127,74 @@
         <w:pStyle w:val="Heading1"/>
       </w:pPr>
       <w:r>
-        <w:t>2. Результаты тестирования модели на 20 объектах выборки</w:t>
+        <w:t>1. Описание исследуемых моделей машинного обучения</w:t>
       </w:r>
     </w:p>
     <w:p>
       <w:r>
-        <w:t>Модель была протестирована на контрольной выборке из 20 объектов недвижимости (файл test_real_estate_samples.csv). В таблице ниже представлены характеристики каждого объекта, фактическая стоимость (price) и спрогнозированное значение (predicted_price).</w:t>
+        <w:t>В рамках исследования решены задачи сольного тестирования и валидации моделей регрессии, разработанных для группового проекта Zingat. Были исследованы 3 модели принципиально различной математической природы:</w:t>
+      </w:r>
+    </w:p>
+    <w:p>
+      <w:pPr>
+        <w:pStyle w:val="ListBullet"/>
+      </w:pPr>
+      <w:r>
+        <w:rPr>
+          <w:b/>
+        </w:rPr>
+        <w:t xml:space="preserve">Ridge Regression (Линейная модель с L2-регуляризацией): </w:t>
+      </w:r>
+      <w:r>
+        <w:t>позволяет оценить линейный вклад признаков в цену. Гиперпараметр альфа=100.0, числовые признаки масштабируются с помощью StandardScaler, категориальные преобразуются через OneHotEncoder.</w:t>
+      </w:r>
+    </w:p>
+    <w:p>
+      <w:pPr>
+        <w:pStyle w:val="ListBullet"/>
+      </w:pPr>
+      <w:r>
+        <w:rPr>
+          <w:b/>
+        </w:rPr>
+        <w:t xml:space="preserve">Decision Tree Regressor (Одиночное дерево решений): </w:t>
+      </w:r>
+      <w:r>
+        <w:t>нелинейная модель на основе рекурсивного разбиения пространства признаков (max_depth=12, min_samples_leaf=20). Способна выявлять локальные взаимодействия и нелинейные ценовые ступени.</w:t>
+      </w:r>
+    </w:p>
+    <w:p>
+      <w:pPr>
+        <w:pStyle w:val="ListBullet"/>
+      </w:pPr>
+      <w:r>
+        <w:rPr>
+          <w:b/>
+        </w:rPr>
+        <w:t xml:space="preserve">Random Forest Regressor (Ансамбль бэггинга — ЛУЧШАЯ МОДЕЛЬ): </w:t>
+      </w:r>
+      <w:r>
+        <w:t>ансамбль из 100 деревьев решений со случайным выбором подпространств признаков (max_depth=16, min_samples_leaf=10). Обладает максимальной точностью и устойчивостью к выбросам.</w:t>
+      </w:r>
+    </w:p>
+    <w:p>
+      <w:pPr>
+        <w:pStyle w:val="Heading1"/>
+      </w:pPr>
+      <w:r>
+        <w:t>2. Результаты прогнозирования на 20 тестовых объектах</w:t>
+      </w:r>
+    </w:p>
+    <w:p>
+      <w:r>
+        <w:t>Сводные данные по 20 тестовым объектам из файла test_real_estate_samples.csv с фактическими ценами и прогнозами трех моделей:</w:t>
       </w:r>
     </w:p>
     <w:tbl>
       <w:tblPr>
         <w:tblW w:type="auto" w:w="0"/>
         <w:jc w:val="center"/>
+        <w:tblLayout w:type="fixed"/>
         <w:tblLook w:firstColumn="1" w:firstRow="1" w:lastColumn="0" w:lastRow="0" w:noHBand="0" w:noVBand="1" w:val="04A0"/>
       </w:tblPr>
       <w:tblGrid>
@@ -151,12 +210,20 @@
         <w:tc>
           <w:tcPr>
             <w:tcW w:type="dxa" w:w="1419"/>
-            <w:shd w:val="clear" w:color="auto" w:fill="D9E1F2"/>
+            <w:shd w:fill="1E3A8A"/>
+            <w:tcBorders>
+              <w:top w:val="single" w:sz="4" w:space="0" w:color="CCCCCC"/>
+              <w:bottom w:val="single" w:sz="4" w:space="0" w:color="CCCCCC"/>
+            </w:tcBorders>
           </w:tcPr>
           <w:p>
+            <w:pPr>
+              <w:jc w:val="center"/>
+            </w:pPr>
             <w:r>
               <w:rPr>
                 <w:b/>
+                <w:color w:val="FFFFFF"/>
                 <w:sz w:val="18"/>
               </w:rPr>
               <w:t>№</w:t>
@@ -166,12 +233,20 @@
         <w:tc>
           <w:tcPr>
             <w:tcW w:type="dxa" w:w="1419"/>
-            <w:shd w:val="clear" w:color="auto" w:fill="D9E1F2"/>
+            <w:shd w:fill="1E3A8A"/>
+            <w:tcBorders>
+              <w:top w:val="single" w:sz="4" w:space="0" w:color="CCCCCC"/>
+              <w:bottom w:val="single" w:sz="4" w:space="0" w:color="CCCCCC"/>
+            </w:tcBorders>
           </w:tcPr>
           <w:p>
+            <w:pPr>
+              <w:jc w:val="center"/>
+            </w:pPr>
             <w:r>
               <w:rPr>
                 <w:b/>
+                <w:color w:val="FFFFFF"/>
                 <w:sz w:val="18"/>
               </w:rPr>
               <w:t>ID</w:t>
@@ -181,42 +256,43 @@
         <w:tc>
           <w:tcPr>
             <w:tcW w:type="dxa" w:w="1419"/>
-            <w:shd w:val="clear" w:color="auto" w:fill="D9E1F2"/>
+            <w:shd w:fill="1E3A8A"/>
+            <w:tcBorders>
+              <w:top w:val="single" w:sz="4" w:space="0" w:color="CCCCCC"/>
+              <w:bottom w:val="single" w:sz="4" w:space="0" w:color="CCCCCC"/>
+            </w:tcBorders>
           </w:tcPr>
           <w:p>
+            <w:pPr>
+              <w:jc w:val="center"/>
+            </w:pPr>
             <w:r>
               <w:rPr>
                 <w:b/>
+                <w:color w:val="FFFFFF"/>
                 <w:sz w:val="18"/>
               </w:rPr>
-              <w:t>Подтип</w:t>
+              <w:t>Тип жилья</w:t>
             </w:r>
           </w:p>
         </w:tc>
         <w:tc>
           <w:tcPr>
             <w:tcW w:type="dxa" w:w="1419"/>
-            <w:shd w:val="clear" w:color="auto" w:fill="D9E1F2"/>
+            <w:shd w:fill="1E3A8A"/>
+            <w:tcBorders>
+              <w:top w:val="single" w:sz="4" w:space="0" w:color="CCCCCC"/>
+              <w:bottom w:val="single" w:sz="4" w:space="0" w:color="CCCCCC"/>
+            </w:tcBorders>
           </w:tcPr>
           <w:p>
+            <w:pPr>
+              <w:jc w:val="center"/>
+            </w:pPr>
             <w:r>
               <w:rPr>
                 <w:b/>
-                <w:sz w:val="18"/>
-              </w:rPr>
-              <w:t>Тип сделки</w:t>
-            </w:r>
-          </w:p>
-        </w:tc>
-        <w:tc>
-          <w:tcPr>
-            <w:tcW w:type="dxa" w:w="1419"/>
-            <w:shd w:val="clear" w:color="auto" w:fill="D9E1F2"/>
-          </w:tcPr>
-          <w:p>
-            <w:r>
-              <w:rPr>
-                <w:b/>
+                <w:color w:val="FFFFFF"/>
                 <w:sz w:val="18"/>
               </w:rPr>
               <w:t>Площадь</w:t>
@@ -226,12 +302,20 @@
         <w:tc>
           <w:tcPr>
             <w:tcW w:type="dxa" w:w="1419"/>
-            <w:shd w:val="clear" w:color="auto" w:fill="D9E1F2"/>
+            <w:shd w:fill="1E3A8A"/>
+            <w:tcBorders>
+              <w:top w:val="single" w:sz="4" w:space="0" w:color="CCCCCC"/>
+              <w:bottom w:val="single" w:sz="4" w:space="0" w:color="CCCCCC"/>
+            </w:tcBorders>
           </w:tcPr>
           <w:p>
+            <w:pPr>
+              <w:jc w:val="center"/>
+            </w:pPr>
             <w:r>
               <w:rPr>
                 <w:b/>
+                <w:color w:val="FFFFFF"/>
                 <w:sz w:val="18"/>
               </w:rPr>
               <w:t>Факт (TRY)</w:t>
@@ -241,15 +325,46 @@
         <w:tc>
           <w:tcPr>
             <w:tcW w:type="dxa" w:w="1419"/>
-            <w:shd w:val="clear" w:color="auto" w:fill="D9E1F2"/>
+            <w:shd w:fill="1E3A8A"/>
+            <w:tcBorders>
+              <w:top w:val="single" w:sz="4" w:space="0" w:color="CCCCCC"/>
+              <w:bottom w:val="single" w:sz="4" w:space="0" w:color="CCCCCC"/>
+            </w:tcBorders>
           </w:tcPr>
           <w:p>
+            <w:pPr>
+              <w:jc w:val="center"/>
+            </w:pPr>
             <w:r>
               <w:rPr>
                 <w:b/>
+                <w:color w:val="FFFFFF"/>
                 <w:sz w:val="18"/>
               </w:rPr>
-              <w:t>Прогноз (TRY)</w:t>
+              <w:t>Ridge (TRY)</w:t>
+            </w:r>
+          </w:p>
+        </w:tc>
+        <w:tc>
+          <w:tcPr>
+            <w:tcW w:type="dxa" w:w="1419"/>
+            <w:shd w:fill="1E3A8A"/>
+            <w:tcBorders>
+              <w:top w:val="single" w:sz="4" w:space="0" w:color="CCCCCC"/>
+              <w:bottom w:val="single" w:sz="4" w:space="0" w:color="CCCCCC"/>
+            </w:tcBorders>
+          </w:tcPr>
+          <w:p>
+            <w:pPr>
+              <w:jc w:val="center"/>
+            </w:pPr>
+            <w:r>
+              <w:rPr>
+                <w:b/>
+                <w:color w:val="FFFFFF"/>
+                <w:sz w:val="18"/>
+              </w:rPr>
+              <w:t>Random Forest (TRY)</w:t>
             </w:r>
           </w:p>
         </w:tc>
@@ -258,8 +373,15 @@
         <w:tc>
           <w:tcPr>
             <w:tcW w:type="dxa" w:w="1419"/>
+            <w:tcBorders>
+              <w:top w:val="single" w:sz="4" w:space="0" w:color="CCCCCC"/>
+              <w:bottom w:val="single" w:sz="4" w:space="0" w:color="CCCCCC"/>
+            </w:tcBorders>
           </w:tcPr>
           <w:p>
+            <w:pPr>
+              <w:jc w:val="center"/>
+            </w:pPr>
             <w:r>
               <w:rPr>
                 <w:sz w:val="17"/>
@@ -271,8 +393,15 @@
         <w:tc>
           <w:tcPr>
             <w:tcW w:type="dxa" w:w="1419"/>
+            <w:tcBorders>
+              <w:top w:val="single" w:sz="4" w:space="0" w:color="CCCCCC"/>
+              <w:bottom w:val="single" w:sz="4" w:space="0" w:color="CCCCCC"/>
+            </w:tcBorders>
           </w:tcPr>
           <w:p>
+            <w:pPr>
+              <w:jc w:val="center"/>
+            </w:pPr>
             <w:r>
               <w:rPr>
                 <w:sz w:val="17"/>
@@ -284,8 +413,15 @@
         <w:tc>
           <w:tcPr>
             <w:tcW w:type="dxa" w:w="1419"/>
+            <w:tcBorders>
+              <w:top w:val="single" w:sz="4" w:space="0" w:color="CCCCCC"/>
+              <w:bottom w:val="single" w:sz="4" w:space="0" w:color="CCCCCC"/>
+            </w:tcBorders>
           </w:tcPr>
           <w:p>
+            <w:pPr>
+              <w:jc w:val="left"/>
+            </w:pPr>
             <w:r>
               <w:rPr>
                 <w:sz w:val="17"/>
@@ -297,34 +433,35 @@
         <w:tc>
           <w:tcPr>
             <w:tcW w:type="dxa" w:w="1419"/>
+            <w:tcBorders>
+              <w:top w:val="single" w:sz="4" w:space="0" w:color="CCCCCC"/>
+              <w:bottom w:val="single" w:sz="4" w:space="0" w:color="CCCCCC"/>
+            </w:tcBorders>
           </w:tcPr>
           <w:p>
+            <w:pPr>
+              <w:jc w:val="center"/>
+            </w:pPr>
             <w:r>
               <w:rPr>
                 <w:sz w:val="17"/>
               </w:rPr>
-              <w:t>Продажа (1)</w:t>
+              <w:t>1 м²</w:t>
             </w:r>
           </w:p>
         </w:tc>
         <w:tc>
           <w:tcPr>
             <w:tcW w:type="dxa" w:w="1419"/>
+            <w:tcBorders>
+              <w:top w:val="single" w:sz="4" w:space="0" w:color="CCCCCC"/>
+              <w:bottom w:val="single" w:sz="4" w:space="0" w:color="CCCCCC"/>
+            </w:tcBorders>
           </w:tcPr>
           <w:p>
-            <w:r>
-              <w:rPr>
-                <w:sz w:val="17"/>
-              </w:rPr>
-              <w:t>1.0</w:t>
-            </w:r>
-          </w:p>
-        </w:tc>
-        <w:tc>
-          <w:tcPr>
-            <w:tcW w:type="dxa" w:w="1419"/>
-          </w:tcPr>
-          <w:p>
+            <w:pPr>
+              <w:jc w:val="right"/>
+            </w:pPr>
             <w:r>
               <w:rPr>
                 <w:sz w:val="17"/>
@@ -336,13 +473,41 @@
         <w:tc>
           <w:tcPr>
             <w:tcW w:type="dxa" w:w="1419"/>
+            <w:tcBorders>
+              <w:top w:val="single" w:sz="4" w:space="0" w:color="CCCCCC"/>
+              <w:bottom w:val="single" w:sz="4" w:space="0" w:color="CCCCCC"/>
+            </w:tcBorders>
           </w:tcPr>
           <w:p>
+            <w:pPr>
+              <w:jc w:val="right"/>
+            </w:pPr>
             <w:r>
               <w:rPr>
                 <w:sz w:val="17"/>
               </w:rPr>
-              <w:t>1,264,883.24</w:t>
+              <w:t>3,616,232</w:t>
+            </w:r>
+          </w:p>
+        </w:tc>
+        <w:tc>
+          <w:tcPr>
+            <w:tcW w:type="dxa" w:w="1419"/>
+            <w:tcBorders>
+              <w:top w:val="single" w:sz="4" w:space="0" w:color="CCCCCC"/>
+              <w:bottom w:val="single" w:sz="4" w:space="0" w:color="CCCCCC"/>
+            </w:tcBorders>
+          </w:tcPr>
+          <w:p>
+            <w:pPr>
+              <w:jc w:val="right"/>
+            </w:pPr>
+            <w:r>
+              <w:rPr>
+                <w:b/>
+                <w:sz w:val="17"/>
+              </w:rPr>
+              <w:t>1,264,883</w:t>
             </w:r>
           </w:p>
         </w:tc>
@@ -351,9 +516,15 @@
         <w:tc>
           <w:tcPr>
             <w:tcW w:type="dxa" w:w="1419"/>
-            <w:shd w:val="clear" w:color="auto" w:fill="F2F2F2"/>
+            <w:tcBorders>
+              <w:top w:val="single" w:sz="4" w:space="0" w:color="CCCCCC"/>
+              <w:bottom w:val="single" w:sz="4" w:space="0" w:color="CCCCCC"/>
+            </w:tcBorders>
           </w:tcPr>
           <w:p>
+            <w:pPr>
+              <w:jc w:val="center"/>
+            </w:pPr>
             <w:r>
               <w:rPr>
                 <w:sz w:val="17"/>
@@ -365,9 +536,15 @@
         <w:tc>
           <w:tcPr>
             <w:tcW w:type="dxa" w:w="1419"/>
-            <w:shd w:val="clear" w:color="auto" w:fill="F2F2F2"/>
+            <w:tcBorders>
+              <w:top w:val="single" w:sz="4" w:space="0" w:color="CCCCCC"/>
+              <w:bottom w:val="single" w:sz="4" w:space="0" w:color="CCCCCC"/>
+            </w:tcBorders>
           </w:tcPr>
           <w:p>
+            <w:pPr>
+              <w:jc w:val="center"/>
+            </w:pPr>
             <w:r>
               <w:rPr>
                 <w:sz w:val="17"/>
@@ -379,9 +556,15 @@
         <w:tc>
           <w:tcPr>
             <w:tcW w:type="dxa" w:w="1419"/>
-            <w:shd w:val="clear" w:color="auto" w:fill="F2F2F2"/>
+            <w:tcBorders>
+              <w:top w:val="single" w:sz="4" w:space="0" w:color="CCCCCC"/>
+              <w:bottom w:val="single" w:sz="4" w:space="0" w:color="CCCCCC"/>
+            </w:tcBorders>
           </w:tcPr>
           <w:p>
+            <w:pPr>
+              <w:jc w:val="left"/>
+            </w:pPr>
             <w:r>
               <w:rPr>
                 <w:sz w:val="17"/>
@@ -393,37 +576,35 @@
         <w:tc>
           <w:tcPr>
             <w:tcW w:type="dxa" w:w="1419"/>
-            <w:shd w:val="clear" w:color="auto" w:fill="F2F2F2"/>
+            <w:tcBorders>
+              <w:top w:val="single" w:sz="4" w:space="0" w:color="CCCCCC"/>
+              <w:bottom w:val="single" w:sz="4" w:space="0" w:color="CCCCCC"/>
+            </w:tcBorders>
           </w:tcPr>
           <w:p>
+            <w:pPr>
+              <w:jc w:val="center"/>
+            </w:pPr>
             <w:r>
               <w:rPr>
                 <w:sz w:val="17"/>
               </w:rPr>
-              <w:t>Продажа (1)</w:t>
+              <w:t>250 м²</w:t>
             </w:r>
           </w:p>
         </w:tc>
         <w:tc>
           <w:tcPr>
             <w:tcW w:type="dxa" w:w="1419"/>
-            <w:shd w:val="clear" w:color="auto" w:fill="F2F2F2"/>
+            <w:tcBorders>
+              <w:top w:val="single" w:sz="4" w:space="0" w:color="CCCCCC"/>
+              <w:bottom w:val="single" w:sz="4" w:space="0" w:color="CCCCCC"/>
+            </w:tcBorders>
           </w:tcPr>
           <w:p>
-            <w:r>
-              <w:rPr>
-                <w:sz w:val="17"/>
-              </w:rPr>
-              <w:t>250.0</w:t>
-            </w:r>
-          </w:p>
-        </w:tc>
-        <w:tc>
-          <w:tcPr>
-            <w:tcW w:type="dxa" w:w="1419"/>
-            <w:shd w:val="clear" w:color="auto" w:fill="F2F2F2"/>
-          </w:tcPr>
-          <w:p>
+            <w:pPr>
+              <w:jc w:val="right"/>
+            </w:pPr>
             <w:r>
               <w:rPr>
                 <w:sz w:val="17"/>
@@ -435,14 +616,41 @@
         <w:tc>
           <w:tcPr>
             <w:tcW w:type="dxa" w:w="1419"/>
-            <w:shd w:val="clear" w:color="auto" w:fill="F2F2F2"/>
+            <w:tcBorders>
+              <w:top w:val="single" w:sz="4" w:space="0" w:color="CCCCCC"/>
+              <w:bottom w:val="single" w:sz="4" w:space="0" w:color="CCCCCC"/>
+            </w:tcBorders>
           </w:tcPr>
           <w:p>
+            <w:pPr>
+              <w:jc w:val="right"/>
+            </w:pPr>
             <w:r>
               <w:rPr>
                 <w:sz w:val="17"/>
               </w:rPr>
-              <w:t>764,777.57</w:t>
+              <w:t>2,408,433</w:t>
+            </w:r>
+          </w:p>
+        </w:tc>
+        <w:tc>
+          <w:tcPr>
+            <w:tcW w:type="dxa" w:w="1419"/>
+            <w:tcBorders>
+              <w:top w:val="single" w:sz="4" w:space="0" w:color="CCCCCC"/>
+              <w:bottom w:val="single" w:sz="4" w:space="0" w:color="CCCCCC"/>
+            </w:tcBorders>
+          </w:tcPr>
+          <w:p>
+            <w:pPr>
+              <w:jc w:val="right"/>
+            </w:pPr>
+            <w:r>
+              <w:rPr>
+                <w:b/>
+                <w:sz w:val="17"/>
+              </w:rPr>
+              <w:t>764,778</w:t>
             </w:r>
           </w:p>
         </w:tc>
@@ -451,8 +659,15 @@
         <w:tc>
           <w:tcPr>
             <w:tcW w:type="dxa" w:w="1419"/>
+            <w:tcBorders>
+              <w:top w:val="single" w:sz="4" w:space="0" w:color="CCCCCC"/>
+              <w:bottom w:val="single" w:sz="4" w:space="0" w:color="CCCCCC"/>
+            </w:tcBorders>
           </w:tcPr>
           <w:p>
+            <w:pPr>
+              <w:jc w:val="center"/>
+            </w:pPr>
             <w:r>
               <w:rPr>
                 <w:sz w:val="17"/>
@@ -464,8 +679,15 @@
         <w:tc>
           <w:tcPr>
             <w:tcW w:type="dxa" w:w="1419"/>
+            <w:tcBorders>
+              <w:top w:val="single" w:sz="4" w:space="0" w:color="CCCCCC"/>
+              <w:bottom w:val="single" w:sz="4" w:space="0" w:color="CCCCCC"/>
+            </w:tcBorders>
           </w:tcPr>
           <w:p>
+            <w:pPr>
+              <w:jc w:val="center"/>
+            </w:pPr>
             <w:r>
               <w:rPr>
                 <w:sz w:val="17"/>
@@ -477,8 +699,15 @@
         <w:tc>
           <w:tcPr>
             <w:tcW w:type="dxa" w:w="1419"/>
+            <w:tcBorders>
+              <w:top w:val="single" w:sz="4" w:space="0" w:color="CCCCCC"/>
+              <w:bottom w:val="single" w:sz="4" w:space="0" w:color="CCCCCC"/>
+            </w:tcBorders>
           </w:tcPr>
           <w:p>
+            <w:pPr>
+              <w:jc w:val="left"/>
+            </w:pPr>
             <w:r>
               <w:rPr>
                 <w:sz w:val="17"/>
@@ -490,34 +719,35 @@
         <w:tc>
           <w:tcPr>
             <w:tcW w:type="dxa" w:w="1419"/>
+            <w:tcBorders>
+              <w:top w:val="single" w:sz="4" w:space="0" w:color="CCCCCC"/>
+              <w:bottom w:val="single" w:sz="4" w:space="0" w:color="CCCCCC"/>
+            </w:tcBorders>
           </w:tcPr>
           <w:p>
+            <w:pPr>
+              <w:jc w:val="center"/>
+            </w:pPr>
             <w:r>
               <w:rPr>
                 <w:sz w:val="17"/>
               </w:rPr>
-              <w:t>Продажа (1)</w:t>
+              <w:t>43 м²</w:t>
             </w:r>
           </w:p>
         </w:tc>
         <w:tc>
           <w:tcPr>
             <w:tcW w:type="dxa" w:w="1419"/>
+            <w:tcBorders>
+              <w:top w:val="single" w:sz="4" w:space="0" w:color="CCCCCC"/>
+              <w:bottom w:val="single" w:sz="4" w:space="0" w:color="CCCCCC"/>
+            </w:tcBorders>
           </w:tcPr>
           <w:p>
-            <w:r>
-              <w:rPr>
-                <w:sz w:val="17"/>
-              </w:rPr>
-              <w:t>43.0</w:t>
-            </w:r>
-          </w:p>
-        </w:tc>
-        <w:tc>
-          <w:tcPr>
-            <w:tcW w:type="dxa" w:w="1419"/>
-          </w:tcPr>
-          <w:p>
+            <w:pPr>
+              <w:jc w:val="right"/>
+            </w:pPr>
             <w:r>
               <w:rPr>
                 <w:sz w:val="17"/>
@@ -529,13 +759,41 @@
         <w:tc>
           <w:tcPr>
             <w:tcW w:type="dxa" w:w="1419"/>
+            <w:tcBorders>
+              <w:top w:val="single" w:sz="4" w:space="0" w:color="CCCCCC"/>
+              <w:bottom w:val="single" w:sz="4" w:space="0" w:color="CCCCCC"/>
+            </w:tcBorders>
           </w:tcPr>
           <w:p>
+            <w:pPr>
+              <w:jc w:val="right"/>
+            </w:pPr>
             <w:r>
               <w:rPr>
                 <w:sz w:val="17"/>
               </w:rPr>
-              <w:t>445,394.52</w:t>
+              <w:t>660,790</w:t>
+            </w:r>
+          </w:p>
+        </w:tc>
+        <w:tc>
+          <w:tcPr>
+            <w:tcW w:type="dxa" w:w="1419"/>
+            <w:tcBorders>
+              <w:top w:val="single" w:sz="4" w:space="0" w:color="CCCCCC"/>
+              <w:bottom w:val="single" w:sz="4" w:space="0" w:color="CCCCCC"/>
+            </w:tcBorders>
+          </w:tcPr>
+          <w:p>
+            <w:pPr>
+              <w:jc w:val="right"/>
+            </w:pPr>
+            <w:r>
+              <w:rPr>
+                <w:b/>
+                <w:sz w:val="17"/>
+              </w:rPr>
+              <w:t>445,395</w:t>
             </w:r>
           </w:p>
         </w:tc>
@@ -544,9 +802,15 @@
         <w:tc>
           <w:tcPr>
             <w:tcW w:type="dxa" w:w="1419"/>
-            <w:shd w:val="clear" w:color="auto" w:fill="F2F2F2"/>
+            <w:tcBorders>
+              <w:top w:val="single" w:sz="4" w:space="0" w:color="CCCCCC"/>
+              <w:bottom w:val="single" w:sz="4" w:space="0" w:color="CCCCCC"/>
+            </w:tcBorders>
           </w:tcPr>
           <w:p>
+            <w:pPr>
+              <w:jc w:val="center"/>
+            </w:pPr>
             <w:r>
               <w:rPr>
                 <w:sz w:val="17"/>
@@ -558,9 +822,15 @@
         <w:tc>
           <w:tcPr>
             <w:tcW w:type="dxa" w:w="1419"/>
-            <w:shd w:val="clear" w:color="auto" w:fill="F2F2F2"/>
+            <w:tcBorders>
+              <w:top w:val="single" w:sz="4" w:space="0" w:color="CCCCCC"/>
+              <w:bottom w:val="single" w:sz="4" w:space="0" w:color="CCCCCC"/>
+            </w:tcBorders>
           </w:tcPr>
           <w:p>
+            <w:pPr>
+              <w:jc w:val="center"/>
+            </w:pPr>
             <w:r>
               <w:rPr>
                 <w:sz w:val="17"/>
@@ -572,9 +842,15 @@
         <w:tc>
           <w:tcPr>
             <w:tcW w:type="dxa" w:w="1419"/>
-            <w:shd w:val="clear" w:color="auto" w:fill="F2F2F2"/>
+            <w:tcBorders>
+              <w:top w:val="single" w:sz="4" w:space="0" w:color="CCCCCC"/>
+              <w:bottom w:val="single" w:sz="4" w:space="0" w:color="CCCCCC"/>
+            </w:tcBorders>
           </w:tcPr>
           <w:p>
+            <w:pPr>
+              <w:jc w:val="left"/>
+            </w:pPr>
             <w:r>
               <w:rPr>
                 <w:sz w:val="17"/>
@@ -586,37 +862,35 @@
         <w:tc>
           <w:tcPr>
             <w:tcW w:type="dxa" w:w="1419"/>
-            <w:shd w:val="clear" w:color="auto" w:fill="F2F2F2"/>
+            <w:tcBorders>
+              <w:top w:val="single" w:sz="4" w:space="0" w:color="CCCCCC"/>
+              <w:bottom w:val="single" w:sz="4" w:space="0" w:color="CCCCCC"/>
+            </w:tcBorders>
           </w:tcPr>
           <w:p>
+            <w:pPr>
+              <w:jc w:val="center"/>
+            </w:pPr>
             <w:r>
               <w:rPr>
                 <w:sz w:val="17"/>
               </w:rPr>
-              <w:t>Продажа (1)</w:t>
+              <w:t>122 м²</w:t>
             </w:r>
           </w:p>
         </w:tc>
         <w:tc>
           <w:tcPr>
             <w:tcW w:type="dxa" w:w="1419"/>
-            <w:shd w:val="clear" w:color="auto" w:fill="F2F2F2"/>
+            <w:tcBorders>
+              <w:top w:val="single" w:sz="4" w:space="0" w:color="CCCCCC"/>
+              <w:bottom w:val="single" w:sz="4" w:space="0" w:color="CCCCCC"/>
+            </w:tcBorders>
           </w:tcPr>
           <w:p>
-            <w:r>
-              <w:rPr>
-                <w:sz w:val="17"/>
-              </w:rPr>
-              <w:t>122.0</w:t>
-            </w:r>
-          </w:p>
-        </w:tc>
-        <w:tc>
-          <w:tcPr>
-            <w:tcW w:type="dxa" w:w="1419"/>
-            <w:shd w:val="clear" w:color="auto" w:fill="F2F2F2"/>
-          </w:tcPr>
-          <w:p>
+            <w:pPr>
+              <w:jc w:val="right"/>
+            </w:pPr>
             <w:r>
               <w:rPr>
                 <w:sz w:val="17"/>
@@ -628,14 +902,41 @@
         <w:tc>
           <w:tcPr>
             <w:tcW w:type="dxa" w:w="1419"/>
-            <w:shd w:val="clear" w:color="auto" w:fill="F2F2F2"/>
+            <w:tcBorders>
+              <w:top w:val="single" w:sz="4" w:space="0" w:color="CCCCCC"/>
+              <w:bottom w:val="single" w:sz="4" w:space="0" w:color="CCCCCC"/>
+            </w:tcBorders>
           </w:tcPr>
           <w:p>
+            <w:pPr>
+              <w:jc w:val="right"/>
+            </w:pPr>
             <w:r>
               <w:rPr>
                 <w:sz w:val="17"/>
               </w:rPr>
-              <w:t>534,218.83</w:t>
+              <w:t>710,322</w:t>
+            </w:r>
+          </w:p>
+        </w:tc>
+        <w:tc>
+          <w:tcPr>
+            <w:tcW w:type="dxa" w:w="1419"/>
+            <w:tcBorders>
+              <w:top w:val="single" w:sz="4" w:space="0" w:color="CCCCCC"/>
+              <w:bottom w:val="single" w:sz="4" w:space="0" w:color="CCCCCC"/>
+            </w:tcBorders>
+          </w:tcPr>
+          <w:p>
+            <w:pPr>
+              <w:jc w:val="right"/>
+            </w:pPr>
+            <w:r>
+              <w:rPr>
+                <w:b/>
+                <w:sz w:val="17"/>
+              </w:rPr>
+              <w:t>534,219</w:t>
             </w:r>
           </w:p>
         </w:tc>
@@ -644,8 +945,15 @@
         <w:tc>
           <w:tcPr>
             <w:tcW w:type="dxa" w:w="1419"/>
+            <w:tcBorders>
+              <w:top w:val="single" w:sz="4" w:space="0" w:color="CCCCCC"/>
+              <w:bottom w:val="single" w:sz="4" w:space="0" w:color="CCCCCC"/>
+            </w:tcBorders>
           </w:tcPr>
           <w:p>
+            <w:pPr>
+              <w:jc w:val="center"/>
+            </w:pPr>
             <w:r>
               <w:rPr>
                 <w:sz w:val="17"/>
@@ -657,8 +965,15 @@
         <w:tc>
           <w:tcPr>
             <w:tcW w:type="dxa" w:w="1419"/>
+            <w:tcBorders>
+              <w:top w:val="single" w:sz="4" w:space="0" w:color="CCCCCC"/>
+              <w:bottom w:val="single" w:sz="4" w:space="0" w:color="CCCCCC"/>
+            </w:tcBorders>
           </w:tcPr>
           <w:p>
+            <w:pPr>
+              <w:jc w:val="center"/>
+            </w:pPr>
             <w:r>
               <w:rPr>
                 <w:sz w:val="17"/>
@@ -670,8 +985,15 @@
         <w:tc>
           <w:tcPr>
             <w:tcW w:type="dxa" w:w="1419"/>
+            <w:tcBorders>
+              <w:top w:val="single" w:sz="4" w:space="0" w:color="CCCCCC"/>
+              <w:bottom w:val="single" w:sz="4" w:space="0" w:color="CCCCCC"/>
+            </w:tcBorders>
           </w:tcPr>
           <w:p>
+            <w:pPr>
+              <w:jc w:val="left"/>
+            </w:pPr>
             <w:r>
               <w:rPr>
                 <w:sz w:val="17"/>
@@ -683,34 +1005,35 @@
         <w:tc>
           <w:tcPr>
             <w:tcW w:type="dxa" w:w="1419"/>
+            <w:tcBorders>
+              <w:top w:val="single" w:sz="4" w:space="0" w:color="CCCCCC"/>
+              <w:bottom w:val="single" w:sz="4" w:space="0" w:color="CCCCCC"/>
+            </w:tcBorders>
           </w:tcPr>
           <w:p>
+            <w:pPr>
+              <w:jc w:val="center"/>
+            </w:pPr>
             <w:r>
               <w:rPr>
                 <w:sz w:val="17"/>
               </w:rPr>
-              <w:t>Продажа (1)</w:t>
+              <w:t>1 м²</w:t>
             </w:r>
           </w:p>
         </w:tc>
         <w:tc>
           <w:tcPr>
             <w:tcW w:type="dxa" w:w="1419"/>
+            <w:tcBorders>
+              <w:top w:val="single" w:sz="4" w:space="0" w:color="CCCCCC"/>
+              <w:bottom w:val="single" w:sz="4" w:space="0" w:color="CCCCCC"/>
+            </w:tcBorders>
           </w:tcPr>
           <w:p>
-            <w:r>
-              <w:rPr>
-                <w:sz w:val="17"/>
-              </w:rPr>
-              <w:t>1.0</w:t>
-            </w:r>
-          </w:p>
-        </w:tc>
-        <w:tc>
-          <w:tcPr>
-            <w:tcW w:type="dxa" w:w="1419"/>
-          </w:tcPr>
-          <w:p>
+            <w:pPr>
+              <w:jc w:val="right"/>
+            </w:pPr>
             <w:r>
               <w:rPr>
                 <w:sz w:val="17"/>
@@ -722,13 +1045,41 @@
         <w:tc>
           <w:tcPr>
             <w:tcW w:type="dxa" w:w="1419"/>
+            <w:tcBorders>
+              <w:top w:val="single" w:sz="4" w:space="0" w:color="CCCCCC"/>
+              <w:bottom w:val="single" w:sz="4" w:space="0" w:color="CCCCCC"/>
+            </w:tcBorders>
           </w:tcPr>
           <w:p>
+            <w:pPr>
+              <w:jc w:val="right"/>
+            </w:pPr>
             <w:r>
               <w:rPr>
                 <w:sz w:val="17"/>
               </w:rPr>
-              <w:t>1,164,279.25</w:t>
+              <w:t>3,595,773</w:t>
+            </w:r>
+          </w:p>
+        </w:tc>
+        <w:tc>
+          <w:tcPr>
+            <w:tcW w:type="dxa" w:w="1419"/>
+            <w:tcBorders>
+              <w:top w:val="single" w:sz="4" w:space="0" w:color="CCCCCC"/>
+              <w:bottom w:val="single" w:sz="4" w:space="0" w:color="CCCCCC"/>
+            </w:tcBorders>
+          </w:tcPr>
+          <w:p>
+            <w:pPr>
+              <w:jc w:val="right"/>
+            </w:pPr>
+            <w:r>
+              <w:rPr>
+                <w:b/>
+                <w:sz w:val="17"/>
+              </w:rPr>
+              <w:t>1,164,279</w:t>
             </w:r>
           </w:p>
         </w:tc>
@@ -737,9 +1088,15 @@
         <w:tc>
           <w:tcPr>
             <w:tcW w:type="dxa" w:w="1419"/>
-            <w:shd w:val="clear" w:color="auto" w:fill="F2F2F2"/>
+            <w:tcBorders>
+              <w:top w:val="single" w:sz="4" w:space="0" w:color="CCCCCC"/>
+              <w:bottom w:val="single" w:sz="4" w:space="0" w:color="CCCCCC"/>
+            </w:tcBorders>
           </w:tcPr>
           <w:p>
+            <w:pPr>
+              <w:jc w:val="center"/>
+            </w:pPr>
             <w:r>
               <w:rPr>
                 <w:sz w:val="17"/>
@@ -751,9 +1108,15 @@
         <w:tc>
           <w:tcPr>
             <w:tcW w:type="dxa" w:w="1419"/>
-            <w:shd w:val="clear" w:color="auto" w:fill="F2F2F2"/>
+            <w:tcBorders>
+              <w:top w:val="single" w:sz="4" w:space="0" w:color="CCCCCC"/>
+              <w:bottom w:val="single" w:sz="4" w:space="0" w:color="CCCCCC"/>
+            </w:tcBorders>
           </w:tcPr>
           <w:p>
+            <w:pPr>
+              <w:jc w:val="center"/>
+            </w:pPr>
             <w:r>
               <w:rPr>
                 <w:sz w:val="17"/>
@@ -765,9 +1128,15 @@
         <w:tc>
           <w:tcPr>
             <w:tcW w:type="dxa" w:w="1419"/>
-            <w:shd w:val="clear" w:color="auto" w:fill="F2F2F2"/>
+            <w:tcBorders>
+              <w:top w:val="single" w:sz="4" w:space="0" w:color="CCCCCC"/>
+              <w:bottom w:val="single" w:sz="4" w:space="0" w:color="CCCCCC"/>
+            </w:tcBorders>
           </w:tcPr>
           <w:p>
+            <w:pPr>
+              <w:jc w:val="left"/>
+            </w:pPr>
             <w:r>
               <w:rPr>
                 <w:sz w:val="17"/>
@@ -779,37 +1148,35 @@
         <w:tc>
           <w:tcPr>
             <w:tcW w:type="dxa" w:w="1419"/>
-            <w:shd w:val="clear" w:color="auto" w:fill="F2F2F2"/>
+            <w:tcBorders>
+              <w:top w:val="single" w:sz="4" w:space="0" w:color="CCCCCC"/>
+              <w:bottom w:val="single" w:sz="4" w:space="0" w:color="CCCCCC"/>
+            </w:tcBorders>
           </w:tcPr>
           <w:p>
+            <w:pPr>
+              <w:jc w:val="center"/>
+            </w:pPr>
             <w:r>
               <w:rPr>
                 <w:sz w:val="17"/>
               </w:rPr>
-              <w:t>Продажа (1)</w:t>
+              <w:t>150 м²</w:t>
             </w:r>
           </w:p>
         </w:tc>
         <w:tc>
           <w:tcPr>
             <w:tcW w:type="dxa" w:w="1419"/>
-            <w:shd w:val="clear" w:color="auto" w:fill="F2F2F2"/>
+            <w:tcBorders>
+              <w:top w:val="single" w:sz="4" w:space="0" w:color="CCCCCC"/>
+              <w:bottom w:val="single" w:sz="4" w:space="0" w:color="CCCCCC"/>
+            </w:tcBorders>
           </w:tcPr>
           <w:p>
-            <w:r>
-              <w:rPr>
-                <w:sz w:val="17"/>
-              </w:rPr>
-              <w:t>150.0</w:t>
-            </w:r>
-          </w:p>
-        </w:tc>
-        <w:tc>
-          <w:tcPr>
-            <w:tcW w:type="dxa" w:w="1419"/>
-            <w:shd w:val="clear" w:color="auto" w:fill="F2F2F2"/>
-          </w:tcPr>
-          <w:p>
+            <w:pPr>
+              <w:jc w:val="right"/>
+            </w:pPr>
             <w:r>
               <w:rPr>
                 <w:sz w:val="17"/>
@@ -821,14 +1188,41 @@
         <w:tc>
           <w:tcPr>
             <w:tcW w:type="dxa" w:w="1419"/>
-            <w:shd w:val="clear" w:color="auto" w:fill="F2F2F2"/>
+            <w:tcBorders>
+              <w:top w:val="single" w:sz="4" w:space="0" w:color="CCCCCC"/>
+              <w:bottom w:val="single" w:sz="4" w:space="0" w:color="CCCCCC"/>
+            </w:tcBorders>
           </w:tcPr>
           <w:p>
+            <w:pPr>
+              <w:jc w:val="right"/>
+            </w:pPr>
             <w:r>
               <w:rPr>
                 <w:sz w:val="17"/>
               </w:rPr>
-              <w:t>1,986,076.53</w:t>
+              <w:t>2,050,248</w:t>
+            </w:r>
+          </w:p>
+        </w:tc>
+        <w:tc>
+          <w:tcPr>
+            <w:tcW w:type="dxa" w:w="1419"/>
+            <w:tcBorders>
+              <w:top w:val="single" w:sz="4" w:space="0" w:color="CCCCCC"/>
+              <w:bottom w:val="single" w:sz="4" w:space="0" w:color="CCCCCC"/>
+            </w:tcBorders>
+          </w:tcPr>
+          <w:p>
+            <w:pPr>
+              <w:jc w:val="right"/>
+            </w:pPr>
+            <w:r>
+              <w:rPr>
+                <w:b/>
+                <w:sz w:val="17"/>
+              </w:rPr>
+              <w:t>1,986,077</w:t>
             </w:r>
           </w:p>
         </w:tc>
@@ -837,8 +1231,15 @@
         <w:tc>
           <w:tcPr>
             <w:tcW w:type="dxa" w:w="1419"/>
+            <w:tcBorders>
+              <w:top w:val="single" w:sz="4" w:space="0" w:color="CCCCCC"/>
+              <w:bottom w:val="single" w:sz="4" w:space="0" w:color="CCCCCC"/>
+            </w:tcBorders>
           </w:tcPr>
           <w:p>
+            <w:pPr>
+              <w:jc w:val="center"/>
+            </w:pPr>
             <w:r>
               <w:rPr>
                 <w:sz w:val="17"/>
@@ -850,8 +1251,15 @@
         <w:tc>
           <w:tcPr>
             <w:tcW w:type="dxa" w:w="1419"/>
+            <w:tcBorders>
+              <w:top w:val="single" w:sz="4" w:space="0" w:color="CCCCCC"/>
+              <w:bottom w:val="single" w:sz="4" w:space="0" w:color="CCCCCC"/>
+            </w:tcBorders>
           </w:tcPr>
           <w:p>
+            <w:pPr>
+              <w:jc w:val="center"/>
+            </w:pPr>
             <w:r>
               <w:rPr>
                 <w:sz w:val="17"/>
@@ -863,8 +1271,15 @@
         <w:tc>
           <w:tcPr>
             <w:tcW w:type="dxa" w:w="1419"/>
+            <w:tcBorders>
+              <w:top w:val="single" w:sz="4" w:space="0" w:color="CCCCCC"/>
+              <w:bottom w:val="single" w:sz="4" w:space="0" w:color="CCCCCC"/>
+            </w:tcBorders>
           </w:tcPr>
           <w:p>
+            <w:pPr>
+              <w:jc w:val="left"/>
+            </w:pPr>
             <w:r>
               <w:rPr>
                 <w:sz w:val="17"/>
@@ -876,34 +1291,35 @@
         <w:tc>
           <w:tcPr>
             <w:tcW w:type="dxa" w:w="1419"/>
+            <w:tcBorders>
+              <w:top w:val="single" w:sz="4" w:space="0" w:color="CCCCCC"/>
+              <w:bottom w:val="single" w:sz="4" w:space="0" w:color="CCCCCC"/>
+            </w:tcBorders>
           </w:tcPr>
           <w:p>
+            <w:pPr>
+              <w:jc w:val="center"/>
+            </w:pPr>
             <w:r>
               <w:rPr>
                 <w:sz w:val="17"/>
               </w:rPr>
-              <w:t>Продажа (1)</w:t>
+              <w:t>134 м²</w:t>
             </w:r>
           </w:p>
         </w:tc>
         <w:tc>
           <w:tcPr>
             <w:tcW w:type="dxa" w:w="1419"/>
+            <w:tcBorders>
+              <w:top w:val="single" w:sz="4" w:space="0" w:color="CCCCCC"/>
+              <w:bottom w:val="single" w:sz="4" w:space="0" w:color="CCCCCC"/>
+            </w:tcBorders>
           </w:tcPr>
           <w:p>
-            <w:r>
-              <w:rPr>
-                <w:sz w:val="17"/>
-              </w:rPr>
-              <w:t>134.0</w:t>
-            </w:r>
-          </w:p>
-        </w:tc>
-        <w:tc>
-          <w:tcPr>
-            <w:tcW w:type="dxa" w:w="1419"/>
-          </w:tcPr>
-          <w:p>
+            <w:pPr>
+              <w:jc w:val="right"/>
+            </w:pPr>
             <w:r>
               <w:rPr>
                 <w:sz w:val="17"/>
@@ -915,13 +1331,41 @@
         <w:tc>
           <w:tcPr>
             <w:tcW w:type="dxa" w:w="1419"/>
+            <w:tcBorders>
+              <w:top w:val="single" w:sz="4" w:space="0" w:color="CCCCCC"/>
+              <w:bottom w:val="single" w:sz="4" w:space="0" w:color="CCCCCC"/>
+            </w:tcBorders>
           </w:tcPr>
           <w:p>
+            <w:pPr>
+              <w:jc w:val="right"/>
+            </w:pPr>
             <w:r>
               <w:rPr>
                 <w:sz w:val="17"/>
               </w:rPr>
-              <w:t>1,206,656.11</w:t>
+              <w:t>2,360,074</w:t>
+            </w:r>
+          </w:p>
+        </w:tc>
+        <w:tc>
+          <w:tcPr>
+            <w:tcW w:type="dxa" w:w="1419"/>
+            <w:tcBorders>
+              <w:top w:val="single" w:sz="4" w:space="0" w:color="CCCCCC"/>
+              <w:bottom w:val="single" w:sz="4" w:space="0" w:color="CCCCCC"/>
+            </w:tcBorders>
+          </w:tcPr>
+          <w:p>
+            <w:pPr>
+              <w:jc w:val="right"/>
+            </w:pPr>
+            <w:r>
+              <w:rPr>
+                <w:b/>
+                <w:sz w:val="17"/>
+              </w:rPr>
+              <w:t>1,206,656</w:t>
             </w:r>
           </w:p>
         </w:tc>
@@ -930,9 +1374,15 @@
         <w:tc>
           <w:tcPr>
             <w:tcW w:type="dxa" w:w="1419"/>
-            <w:shd w:val="clear" w:color="auto" w:fill="F2F2F2"/>
+            <w:tcBorders>
+              <w:top w:val="single" w:sz="4" w:space="0" w:color="CCCCCC"/>
+              <w:bottom w:val="single" w:sz="4" w:space="0" w:color="CCCCCC"/>
+            </w:tcBorders>
           </w:tcPr>
           <w:p>
+            <w:pPr>
+              <w:jc w:val="center"/>
+            </w:pPr>
             <w:r>
               <w:rPr>
                 <w:sz w:val="17"/>
@@ -944,9 +1394,15 @@
         <w:tc>
           <w:tcPr>
             <w:tcW w:type="dxa" w:w="1419"/>
-            <w:shd w:val="clear" w:color="auto" w:fill="F2F2F2"/>
+            <w:tcBorders>
+              <w:top w:val="single" w:sz="4" w:space="0" w:color="CCCCCC"/>
+              <w:bottom w:val="single" w:sz="4" w:space="0" w:color="CCCCCC"/>
+            </w:tcBorders>
           </w:tcPr>
           <w:p>
+            <w:pPr>
+              <w:jc w:val="center"/>
+            </w:pPr>
             <w:r>
               <w:rPr>
                 <w:sz w:val="17"/>
@@ -958,9 +1414,15 @@
         <w:tc>
           <w:tcPr>
             <w:tcW w:type="dxa" w:w="1419"/>
-            <w:shd w:val="clear" w:color="auto" w:fill="F2F2F2"/>
+            <w:tcBorders>
+              <w:top w:val="single" w:sz="4" w:space="0" w:color="CCCCCC"/>
+              <w:bottom w:val="single" w:sz="4" w:space="0" w:color="CCCCCC"/>
+            </w:tcBorders>
           </w:tcPr>
           <w:p>
+            <w:pPr>
+              <w:jc w:val="left"/>
+            </w:pPr>
             <w:r>
               <w:rPr>
                 <w:sz w:val="17"/>
@@ -972,37 +1434,35 @@
         <w:tc>
           <w:tcPr>
             <w:tcW w:type="dxa" w:w="1419"/>
-            <w:shd w:val="clear" w:color="auto" w:fill="F2F2F2"/>
+            <w:tcBorders>
+              <w:top w:val="single" w:sz="4" w:space="0" w:color="CCCCCC"/>
+              <w:bottom w:val="single" w:sz="4" w:space="0" w:color="CCCCCC"/>
+            </w:tcBorders>
           </w:tcPr>
           <w:p>
+            <w:pPr>
+              <w:jc w:val="center"/>
+            </w:pPr>
             <w:r>
               <w:rPr>
                 <w:sz w:val="17"/>
               </w:rPr>
-              <w:t>Продажа (1)</w:t>
+              <w:t>н/д</w:t>
             </w:r>
           </w:p>
         </w:tc>
         <w:tc>
           <w:tcPr>
             <w:tcW w:type="dxa" w:w="1419"/>
-            <w:shd w:val="clear" w:color="auto" w:fill="F2F2F2"/>
+            <w:tcBorders>
+              <w:top w:val="single" w:sz="4" w:space="0" w:color="CCCCCC"/>
+              <w:bottom w:val="single" w:sz="4" w:space="0" w:color="CCCCCC"/>
+            </w:tcBorders>
           </w:tcPr>
           <w:p>
-            <w:r>
-              <w:rPr>
-                <w:sz w:val="17"/>
-              </w:rPr>
-              <w:t>NaN</w:t>
-            </w:r>
-          </w:p>
-        </w:tc>
-        <w:tc>
-          <w:tcPr>
-            <w:tcW w:type="dxa" w:w="1419"/>
-            <w:shd w:val="clear" w:color="auto" w:fill="F2F2F2"/>
-          </w:tcPr>
-          <w:p>
+            <w:pPr>
+              <w:jc w:val="right"/>
+            </w:pPr>
             <w:r>
               <w:rPr>
                 <w:sz w:val="17"/>
@@ -1014,14 +1474,41 @@
         <w:tc>
           <w:tcPr>
             <w:tcW w:type="dxa" w:w="1419"/>
-            <w:shd w:val="clear" w:color="auto" w:fill="F2F2F2"/>
+            <w:tcBorders>
+              <w:top w:val="single" w:sz="4" w:space="0" w:color="CCCCCC"/>
+              <w:bottom w:val="single" w:sz="4" w:space="0" w:color="CCCCCC"/>
+            </w:tcBorders>
           </w:tcPr>
           <w:p>
+            <w:pPr>
+              <w:jc w:val="right"/>
+            </w:pPr>
             <w:r>
               <w:rPr>
                 <w:sz w:val="17"/>
               </w:rPr>
-              <w:t>239,177.63</w:t>
+              <w:t>1,925,409</w:t>
+            </w:r>
+          </w:p>
+        </w:tc>
+        <w:tc>
+          <w:tcPr>
+            <w:tcW w:type="dxa" w:w="1419"/>
+            <w:tcBorders>
+              <w:top w:val="single" w:sz="4" w:space="0" w:color="CCCCCC"/>
+              <w:bottom w:val="single" w:sz="4" w:space="0" w:color="CCCCCC"/>
+            </w:tcBorders>
+          </w:tcPr>
+          <w:p>
+            <w:pPr>
+              <w:jc w:val="right"/>
+            </w:pPr>
+            <w:r>
+              <w:rPr>
+                <w:b/>
+                <w:sz w:val="17"/>
+              </w:rPr>
+              <w:t>239,178</w:t>
             </w:r>
           </w:p>
         </w:tc>
@@ -1030,8 +1517,15 @@
         <w:tc>
           <w:tcPr>
             <w:tcW w:type="dxa" w:w="1419"/>
+            <w:tcBorders>
+              <w:top w:val="single" w:sz="4" w:space="0" w:color="CCCCCC"/>
+              <w:bottom w:val="single" w:sz="4" w:space="0" w:color="CCCCCC"/>
+            </w:tcBorders>
           </w:tcPr>
           <w:p>
+            <w:pPr>
+              <w:jc w:val="center"/>
+            </w:pPr>
             <w:r>
               <w:rPr>
                 <w:sz w:val="17"/>
@@ -1043,8 +1537,15 @@
         <w:tc>
           <w:tcPr>
             <w:tcW w:type="dxa" w:w="1419"/>
+            <w:tcBorders>
+              <w:top w:val="single" w:sz="4" w:space="0" w:color="CCCCCC"/>
+              <w:bottom w:val="single" w:sz="4" w:space="0" w:color="CCCCCC"/>
+            </w:tcBorders>
           </w:tcPr>
           <w:p>
+            <w:pPr>
+              <w:jc w:val="center"/>
+            </w:pPr>
             <w:r>
               <w:rPr>
                 <w:sz w:val="17"/>
@@ -1056,8 +1557,15 @@
         <w:tc>
           <w:tcPr>
             <w:tcW w:type="dxa" w:w="1419"/>
+            <w:tcBorders>
+              <w:top w:val="single" w:sz="4" w:space="0" w:color="CCCCCC"/>
+              <w:bottom w:val="single" w:sz="4" w:space="0" w:color="CCCCCC"/>
+            </w:tcBorders>
           </w:tcPr>
           <w:p>
+            <w:pPr>
+              <w:jc w:val="left"/>
+            </w:pPr>
             <w:r>
               <w:rPr>
                 <w:sz w:val="17"/>
@@ -1069,34 +1577,35 @@
         <w:tc>
           <w:tcPr>
             <w:tcW w:type="dxa" w:w="1419"/>
+            <w:tcBorders>
+              <w:top w:val="single" w:sz="4" w:space="0" w:color="CCCCCC"/>
+              <w:bottom w:val="single" w:sz="4" w:space="0" w:color="CCCCCC"/>
+            </w:tcBorders>
           </w:tcPr>
           <w:p>
+            <w:pPr>
+              <w:jc w:val="center"/>
+            </w:pPr>
             <w:r>
               <w:rPr>
                 <w:sz w:val="17"/>
               </w:rPr>
-              <w:t>Продажа (1)</w:t>
+              <w:t>145 м²</w:t>
             </w:r>
           </w:p>
         </w:tc>
         <w:tc>
           <w:tcPr>
             <w:tcW w:type="dxa" w:w="1419"/>
+            <w:tcBorders>
+              <w:top w:val="single" w:sz="4" w:space="0" w:color="CCCCCC"/>
+              <w:bottom w:val="single" w:sz="4" w:space="0" w:color="CCCCCC"/>
+            </w:tcBorders>
           </w:tcPr>
           <w:p>
-            <w:r>
-              <w:rPr>
-                <w:sz w:val="17"/>
-              </w:rPr>
-              <w:t>145.0</w:t>
-            </w:r>
-          </w:p>
-        </w:tc>
-        <w:tc>
-          <w:tcPr>
-            <w:tcW w:type="dxa" w:w="1419"/>
-          </w:tcPr>
-          <w:p>
+            <w:pPr>
+              <w:jc w:val="right"/>
+            </w:pPr>
             <w:r>
               <w:rPr>
                 <w:sz w:val="17"/>
@@ -1108,13 +1617,41 @@
         <w:tc>
           <w:tcPr>
             <w:tcW w:type="dxa" w:w="1419"/>
+            <w:tcBorders>
+              <w:top w:val="single" w:sz="4" w:space="0" w:color="CCCCCC"/>
+              <w:bottom w:val="single" w:sz="4" w:space="0" w:color="CCCCCC"/>
+            </w:tcBorders>
           </w:tcPr>
           <w:p>
+            <w:pPr>
+              <w:jc w:val="right"/>
+            </w:pPr>
             <w:r>
               <w:rPr>
                 <w:sz w:val="17"/>
               </w:rPr>
-              <w:t>1,475,054.15</w:t>
+              <w:t>4,392,297</w:t>
+            </w:r>
+          </w:p>
+        </w:tc>
+        <w:tc>
+          <w:tcPr>
+            <w:tcW w:type="dxa" w:w="1419"/>
+            <w:tcBorders>
+              <w:top w:val="single" w:sz="4" w:space="0" w:color="CCCCCC"/>
+              <w:bottom w:val="single" w:sz="4" w:space="0" w:color="CCCCCC"/>
+            </w:tcBorders>
+          </w:tcPr>
+          <w:p>
+            <w:pPr>
+              <w:jc w:val="right"/>
+            </w:pPr>
+            <w:r>
+              <w:rPr>
+                <w:b/>
+                <w:sz w:val="17"/>
+              </w:rPr>
+              <w:t>1,475,054</w:t>
             </w:r>
           </w:p>
         </w:tc>
@@ -1123,9 +1660,15 @@
         <w:tc>
           <w:tcPr>
             <w:tcW w:type="dxa" w:w="1419"/>
-            <w:shd w:val="clear" w:color="auto" w:fill="F2F2F2"/>
+            <w:tcBorders>
+              <w:top w:val="single" w:sz="4" w:space="0" w:color="CCCCCC"/>
+              <w:bottom w:val="single" w:sz="4" w:space="0" w:color="CCCCCC"/>
+            </w:tcBorders>
           </w:tcPr>
           <w:p>
+            <w:pPr>
+              <w:jc w:val="center"/>
+            </w:pPr>
             <w:r>
               <w:rPr>
                 <w:sz w:val="17"/>
@@ -1137,9 +1680,15 @@
         <w:tc>
           <w:tcPr>
             <w:tcW w:type="dxa" w:w="1419"/>
-            <w:shd w:val="clear" w:color="auto" w:fill="F2F2F2"/>
+            <w:tcBorders>
+              <w:top w:val="single" w:sz="4" w:space="0" w:color="CCCCCC"/>
+              <w:bottom w:val="single" w:sz="4" w:space="0" w:color="CCCCCC"/>
+            </w:tcBorders>
           </w:tcPr>
           <w:p>
+            <w:pPr>
+              <w:jc w:val="center"/>
+            </w:pPr>
             <w:r>
               <w:rPr>
                 <w:sz w:val="17"/>
@@ -1151,9 +1700,15 @@
         <w:tc>
           <w:tcPr>
             <w:tcW w:type="dxa" w:w="1419"/>
-            <w:shd w:val="clear" w:color="auto" w:fill="F2F2F2"/>
+            <w:tcBorders>
+              <w:top w:val="single" w:sz="4" w:space="0" w:color="CCCCCC"/>
+              <w:bottom w:val="single" w:sz="4" w:space="0" w:color="CCCCCC"/>
+            </w:tcBorders>
           </w:tcPr>
           <w:p>
+            <w:pPr>
+              <w:jc w:val="left"/>
+            </w:pPr>
             <w:r>
               <w:rPr>
                 <w:sz w:val="17"/>
@@ -1165,37 +1720,35 @@
         <w:tc>
           <w:tcPr>
             <w:tcW w:type="dxa" w:w="1419"/>
-            <w:shd w:val="clear" w:color="auto" w:fill="F2F2F2"/>
+            <w:tcBorders>
+              <w:top w:val="single" w:sz="4" w:space="0" w:color="CCCCCC"/>
+              <w:bottom w:val="single" w:sz="4" w:space="0" w:color="CCCCCC"/>
+            </w:tcBorders>
           </w:tcPr>
           <w:p>
+            <w:pPr>
+              <w:jc w:val="center"/>
+            </w:pPr>
             <w:r>
               <w:rPr>
                 <w:sz w:val="17"/>
               </w:rPr>
-              <w:t>Продажа (1)</w:t>
+              <w:t>125 м²</w:t>
             </w:r>
           </w:p>
         </w:tc>
         <w:tc>
           <w:tcPr>
             <w:tcW w:type="dxa" w:w="1419"/>
-            <w:shd w:val="clear" w:color="auto" w:fill="F2F2F2"/>
+            <w:tcBorders>
+              <w:top w:val="single" w:sz="4" w:space="0" w:color="CCCCCC"/>
+              <w:bottom w:val="single" w:sz="4" w:space="0" w:color="CCCCCC"/>
+            </w:tcBorders>
           </w:tcPr>
           <w:p>
-            <w:r>
-              <w:rPr>
-                <w:sz w:val="17"/>
-              </w:rPr>
-              <w:t>125.0</w:t>
-            </w:r>
-          </w:p>
-        </w:tc>
-        <w:tc>
-          <w:tcPr>
-            <w:tcW w:type="dxa" w:w="1419"/>
-            <w:shd w:val="clear" w:color="auto" w:fill="F2F2F2"/>
-          </w:tcPr>
-          <w:p>
+            <w:pPr>
+              <w:jc w:val="right"/>
+            </w:pPr>
             <w:r>
               <w:rPr>
                 <w:sz w:val="17"/>
@@ -1207,14 +1760,41 @@
         <w:tc>
           <w:tcPr>
             <w:tcW w:type="dxa" w:w="1419"/>
-            <w:shd w:val="clear" w:color="auto" w:fill="F2F2F2"/>
+            <w:tcBorders>
+              <w:top w:val="single" w:sz="4" w:space="0" w:color="CCCCCC"/>
+              <w:bottom w:val="single" w:sz="4" w:space="0" w:color="CCCCCC"/>
+            </w:tcBorders>
           </w:tcPr>
           <w:p>
+            <w:pPr>
+              <w:jc w:val="right"/>
+            </w:pPr>
             <w:r>
               <w:rPr>
                 <w:sz w:val="17"/>
               </w:rPr>
-              <w:t>1,588,545.93</w:t>
+              <w:t>3,038,666</w:t>
+            </w:r>
+          </w:p>
+        </w:tc>
+        <w:tc>
+          <w:tcPr>
+            <w:tcW w:type="dxa" w:w="1419"/>
+            <w:tcBorders>
+              <w:top w:val="single" w:sz="4" w:space="0" w:color="CCCCCC"/>
+              <w:bottom w:val="single" w:sz="4" w:space="0" w:color="CCCCCC"/>
+            </w:tcBorders>
+          </w:tcPr>
+          <w:p>
+            <w:pPr>
+              <w:jc w:val="right"/>
+            </w:pPr>
+            <w:r>
+              <w:rPr>
+                <w:b/>
+                <w:sz w:val="17"/>
+              </w:rPr>
+              <w:t>1,588,546</w:t>
             </w:r>
           </w:p>
         </w:tc>
@@ -1223,8 +1803,15 @@
         <w:tc>
           <w:tcPr>
             <w:tcW w:type="dxa" w:w="1419"/>
+            <w:tcBorders>
+              <w:top w:val="single" w:sz="4" w:space="0" w:color="CCCCCC"/>
+              <w:bottom w:val="single" w:sz="4" w:space="0" w:color="CCCCCC"/>
+            </w:tcBorders>
           </w:tcPr>
           <w:p>
+            <w:pPr>
+              <w:jc w:val="center"/>
+            </w:pPr>
             <w:r>
               <w:rPr>
                 <w:sz w:val="17"/>
@@ -1236,8 +1823,15 @@
         <w:tc>
           <w:tcPr>
             <w:tcW w:type="dxa" w:w="1419"/>
+            <w:tcBorders>
+              <w:top w:val="single" w:sz="4" w:space="0" w:color="CCCCCC"/>
+              <w:bottom w:val="single" w:sz="4" w:space="0" w:color="CCCCCC"/>
+            </w:tcBorders>
           </w:tcPr>
           <w:p>
+            <w:pPr>
+              <w:jc w:val="center"/>
+            </w:pPr>
             <w:r>
               <w:rPr>
                 <w:sz w:val="17"/>
@@ -1249,8 +1843,15 @@
         <w:tc>
           <w:tcPr>
             <w:tcW w:type="dxa" w:w="1419"/>
+            <w:tcBorders>
+              <w:top w:val="single" w:sz="4" w:space="0" w:color="CCCCCC"/>
+              <w:bottom w:val="single" w:sz="4" w:space="0" w:color="CCCCCC"/>
+            </w:tcBorders>
           </w:tcPr>
           <w:p>
+            <w:pPr>
+              <w:jc w:val="left"/>
+            </w:pPr>
             <w:r>
               <w:rPr>
                 <w:sz w:val="17"/>
@@ -1262,34 +1863,35 @@
         <w:tc>
           <w:tcPr>
             <w:tcW w:type="dxa" w:w="1419"/>
+            <w:tcBorders>
+              <w:top w:val="single" w:sz="4" w:space="0" w:color="CCCCCC"/>
+              <w:bottom w:val="single" w:sz="4" w:space="0" w:color="CCCCCC"/>
+            </w:tcBorders>
           </w:tcPr>
           <w:p>
+            <w:pPr>
+              <w:jc w:val="center"/>
+            </w:pPr>
             <w:r>
               <w:rPr>
                 <w:sz w:val="17"/>
               </w:rPr>
-              <w:t>Аренда (2)</w:t>
+              <w:t>90 м²</w:t>
             </w:r>
           </w:p>
         </w:tc>
         <w:tc>
           <w:tcPr>
             <w:tcW w:type="dxa" w:w="1419"/>
+            <w:tcBorders>
+              <w:top w:val="single" w:sz="4" w:space="0" w:color="CCCCCC"/>
+              <w:bottom w:val="single" w:sz="4" w:space="0" w:color="CCCCCC"/>
+            </w:tcBorders>
           </w:tcPr>
           <w:p>
-            <w:r>
-              <w:rPr>
-                <w:sz w:val="17"/>
-              </w:rPr>
-              <w:t>90.0</w:t>
-            </w:r>
-          </w:p>
-        </w:tc>
-        <w:tc>
-          <w:tcPr>
-            <w:tcW w:type="dxa" w:w="1419"/>
-          </w:tcPr>
-          <w:p>
+            <w:pPr>
+              <w:jc w:val="right"/>
+            </w:pPr>
             <w:r>
               <w:rPr>
                 <w:sz w:val="17"/>
@@ -1301,13 +1903,41 @@
         <w:tc>
           <w:tcPr>
             <w:tcW w:type="dxa" w:w="1419"/>
+            <w:tcBorders>
+              <w:top w:val="single" w:sz="4" w:space="0" w:color="CCCCCC"/>
+              <w:bottom w:val="single" w:sz="4" w:space="0" w:color="CCCCCC"/>
+            </w:tcBorders>
           </w:tcPr>
           <w:p>
+            <w:pPr>
+              <w:jc w:val="right"/>
+            </w:pPr>
             <w:r>
               <w:rPr>
                 <w:sz w:val="17"/>
               </w:rPr>
-              <w:t>33,615.81</w:t>
+              <w:t>2,440,745</w:t>
+            </w:r>
+          </w:p>
+        </w:tc>
+        <w:tc>
+          <w:tcPr>
+            <w:tcW w:type="dxa" w:w="1419"/>
+            <w:tcBorders>
+              <w:top w:val="single" w:sz="4" w:space="0" w:color="CCCCCC"/>
+              <w:bottom w:val="single" w:sz="4" w:space="0" w:color="CCCCCC"/>
+            </w:tcBorders>
+          </w:tcPr>
+          <w:p>
+            <w:pPr>
+              <w:jc w:val="right"/>
+            </w:pPr>
+            <w:r>
+              <w:rPr>
+                <w:b/>
+                <w:sz w:val="17"/>
+              </w:rPr>
+              <w:t>33,616</w:t>
             </w:r>
           </w:p>
         </w:tc>
@@ -1316,9 +1946,15 @@
         <w:tc>
           <w:tcPr>
             <w:tcW w:type="dxa" w:w="1419"/>
-            <w:shd w:val="clear" w:color="auto" w:fill="F2F2F2"/>
+            <w:tcBorders>
+              <w:top w:val="single" w:sz="4" w:space="0" w:color="CCCCCC"/>
+              <w:bottom w:val="single" w:sz="4" w:space="0" w:color="CCCCCC"/>
+            </w:tcBorders>
           </w:tcPr>
           <w:p>
+            <w:pPr>
+              <w:jc w:val="center"/>
+            </w:pPr>
             <w:r>
               <w:rPr>
                 <w:sz w:val="17"/>
@@ -1330,9 +1966,15 @@
         <w:tc>
           <w:tcPr>
             <w:tcW w:type="dxa" w:w="1419"/>
-            <w:shd w:val="clear" w:color="auto" w:fill="F2F2F2"/>
+            <w:tcBorders>
+              <w:top w:val="single" w:sz="4" w:space="0" w:color="CCCCCC"/>
+              <w:bottom w:val="single" w:sz="4" w:space="0" w:color="CCCCCC"/>
+            </w:tcBorders>
           </w:tcPr>
           <w:p>
+            <w:pPr>
+              <w:jc w:val="center"/>
+            </w:pPr>
             <w:r>
               <w:rPr>
                 <w:sz w:val="17"/>
@@ -1344,9 +1986,15 @@
         <w:tc>
           <w:tcPr>
             <w:tcW w:type="dxa" w:w="1419"/>
-            <w:shd w:val="clear" w:color="auto" w:fill="F2F2F2"/>
+            <w:tcBorders>
+              <w:top w:val="single" w:sz="4" w:space="0" w:color="CCCCCC"/>
+              <w:bottom w:val="single" w:sz="4" w:space="0" w:color="CCCCCC"/>
+            </w:tcBorders>
           </w:tcPr>
           <w:p>
+            <w:pPr>
+              <w:jc w:val="left"/>
+            </w:pPr>
             <w:r>
               <w:rPr>
                 <w:sz w:val="17"/>
@@ -1358,37 +2006,35 @@
         <w:tc>
           <w:tcPr>
             <w:tcW w:type="dxa" w:w="1419"/>
-            <w:shd w:val="clear" w:color="auto" w:fill="F2F2F2"/>
+            <w:tcBorders>
+              <w:top w:val="single" w:sz="4" w:space="0" w:color="CCCCCC"/>
+              <w:bottom w:val="single" w:sz="4" w:space="0" w:color="CCCCCC"/>
+            </w:tcBorders>
           </w:tcPr>
           <w:p>
+            <w:pPr>
+              <w:jc w:val="center"/>
+            </w:pPr>
             <w:r>
               <w:rPr>
                 <w:sz w:val="17"/>
               </w:rPr>
-              <w:t>Аренда (2)</w:t>
+              <w:t>120 м²</w:t>
             </w:r>
           </w:p>
         </w:tc>
         <w:tc>
           <w:tcPr>
             <w:tcW w:type="dxa" w:w="1419"/>
-            <w:shd w:val="clear" w:color="auto" w:fill="F2F2F2"/>
+            <w:tcBorders>
+              <w:top w:val="single" w:sz="4" w:space="0" w:color="CCCCCC"/>
+              <w:bottom w:val="single" w:sz="4" w:space="0" w:color="CCCCCC"/>
+            </w:tcBorders>
           </w:tcPr>
           <w:p>
-            <w:r>
-              <w:rPr>
-                <w:sz w:val="17"/>
-              </w:rPr>
-              <w:t>120.0</w:t>
-            </w:r>
-          </w:p>
-        </w:tc>
-        <w:tc>
-          <w:tcPr>
-            <w:tcW w:type="dxa" w:w="1419"/>
-            <w:shd w:val="clear" w:color="auto" w:fill="F2F2F2"/>
-          </w:tcPr>
-          <w:p>
+            <w:pPr>
+              <w:jc w:val="right"/>
+            </w:pPr>
             <w:r>
               <w:rPr>
                 <w:sz w:val="17"/>
@@ -1400,14 +2046,41 @@
         <w:tc>
           <w:tcPr>
             <w:tcW w:type="dxa" w:w="1419"/>
-            <w:shd w:val="clear" w:color="auto" w:fill="F2F2F2"/>
+            <w:tcBorders>
+              <w:top w:val="single" w:sz="4" w:space="0" w:color="CCCCCC"/>
+              <w:bottom w:val="single" w:sz="4" w:space="0" w:color="CCCCCC"/>
+            </w:tcBorders>
           </w:tcPr>
           <w:p>
+            <w:pPr>
+              <w:jc w:val="right"/>
+            </w:pPr>
             <w:r>
               <w:rPr>
                 <w:sz w:val="17"/>
               </w:rPr>
-              <w:t>2,872.58</w:t>
+              <w:t>0</w:t>
+            </w:r>
+          </w:p>
+        </w:tc>
+        <w:tc>
+          <w:tcPr>
+            <w:tcW w:type="dxa" w:w="1419"/>
+            <w:tcBorders>
+              <w:top w:val="single" w:sz="4" w:space="0" w:color="CCCCCC"/>
+              <w:bottom w:val="single" w:sz="4" w:space="0" w:color="CCCCCC"/>
+            </w:tcBorders>
+          </w:tcPr>
+          <w:p>
+            <w:pPr>
+              <w:jc w:val="right"/>
+            </w:pPr>
+            <w:r>
+              <w:rPr>
+                <w:b/>
+                <w:sz w:val="17"/>
+              </w:rPr>
+              <w:t>2,873</w:t>
             </w:r>
           </w:p>
         </w:tc>
@@ -1416,8 +2089,15 @@
         <w:tc>
           <w:tcPr>
             <w:tcW w:type="dxa" w:w="1419"/>
+            <w:tcBorders>
+              <w:top w:val="single" w:sz="4" w:space="0" w:color="CCCCCC"/>
+              <w:bottom w:val="single" w:sz="4" w:space="0" w:color="CCCCCC"/>
+            </w:tcBorders>
           </w:tcPr>
           <w:p>
+            <w:pPr>
+              <w:jc w:val="center"/>
+            </w:pPr>
             <w:r>
               <w:rPr>
                 <w:sz w:val="17"/>
@@ -1429,8 +2109,15 @@
         <w:tc>
           <w:tcPr>
             <w:tcW w:type="dxa" w:w="1419"/>
+            <w:tcBorders>
+              <w:top w:val="single" w:sz="4" w:space="0" w:color="CCCCCC"/>
+              <w:bottom w:val="single" w:sz="4" w:space="0" w:color="CCCCCC"/>
+            </w:tcBorders>
           </w:tcPr>
           <w:p>
+            <w:pPr>
+              <w:jc w:val="center"/>
+            </w:pPr>
             <w:r>
               <w:rPr>
                 <w:sz w:val="17"/>
@@ -1442,8 +2129,15 @@
         <w:tc>
           <w:tcPr>
             <w:tcW w:type="dxa" w:w="1419"/>
+            <w:tcBorders>
+              <w:top w:val="single" w:sz="4" w:space="0" w:color="CCCCCC"/>
+              <w:bottom w:val="single" w:sz="4" w:space="0" w:color="CCCCCC"/>
+            </w:tcBorders>
           </w:tcPr>
           <w:p>
+            <w:pPr>
+              <w:jc w:val="left"/>
+            </w:pPr>
             <w:r>
               <w:rPr>
                 <w:sz w:val="17"/>
@@ -1455,34 +2149,35 @@
         <w:tc>
           <w:tcPr>
             <w:tcW w:type="dxa" w:w="1419"/>
+            <w:tcBorders>
+              <w:top w:val="single" w:sz="4" w:space="0" w:color="CCCCCC"/>
+              <w:bottom w:val="single" w:sz="4" w:space="0" w:color="CCCCCC"/>
+            </w:tcBorders>
           </w:tcPr>
           <w:p>
+            <w:pPr>
+              <w:jc w:val="center"/>
+            </w:pPr>
             <w:r>
               <w:rPr>
                 <w:sz w:val="17"/>
               </w:rPr>
-              <w:t>Аренда (2)</w:t>
+              <w:t>905 м²</w:t>
             </w:r>
           </w:p>
         </w:tc>
         <w:tc>
           <w:tcPr>
             <w:tcW w:type="dxa" w:w="1419"/>
+            <w:tcBorders>
+              <w:top w:val="single" w:sz="4" w:space="0" w:color="CCCCCC"/>
+              <w:bottom w:val="single" w:sz="4" w:space="0" w:color="CCCCCC"/>
+            </w:tcBorders>
           </w:tcPr>
           <w:p>
-            <w:r>
-              <w:rPr>
-                <w:sz w:val="17"/>
-              </w:rPr>
-              <w:t>905.0</w:t>
-            </w:r>
-          </w:p>
-        </w:tc>
-        <w:tc>
-          <w:tcPr>
-            <w:tcW w:type="dxa" w:w="1419"/>
-          </w:tcPr>
-          <w:p>
+            <w:pPr>
+              <w:jc w:val="right"/>
+            </w:pPr>
             <w:r>
               <w:rPr>
                 <w:sz w:val="17"/>
@@ -1494,13 +2189,41 @@
         <w:tc>
           <w:tcPr>
             <w:tcW w:type="dxa" w:w="1419"/>
+            <w:tcBorders>
+              <w:top w:val="single" w:sz="4" w:space="0" w:color="CCCCCC"/>
+              <w:bottom w:val="single" w:sz="4" w:space="0" w:color="CCCCCC"/>
+            </w:tcBorders>
           </w:tcPr>
           <w:p>
+            <w:pPr>
+              <w:jc w:val="right"/>
+            </w:pPr>
             <w:r>
               <w:rPr>
                 <w:sz w:val="17"/>
               </w:rPr>
-              <w:t>568,122.50</w:t>
+              <w:t>1,514,361</w:t>
+            </w:r>
+          </w:p>
+        </w:tc>
+        <w:tc>
+          <w:tcPr>
+            <w:tcW w:type="dxa" w:w="1419"/>
+            <w:tcBorders>
+              <w:top w:val="single" w:sz="4" w:space="0" w:color="CCCCCC"/>
+              <w:bottom w:val="single" w:sz="4" w:space="0" w:color="CCCCCC"/>
+            </w:tcBorders>
+          </w:tcPr>
+          <w:p>
+            <w:pPr>
+              <w:jc w:val="right"/>
+            </w:pPr>
+            <w:r>
+              <w:rPr>
+                <w:b/>
+                <w:sz w:val="17"/>
+              </w:rPr>
+              <w:t>568,122</w:t>
             </w:r>
           </w:p>
         </w:tc>
@@ -1509,9 +2232,15 @@
         <w:tc>
           <w:tcPr>
             <w:tcW w:type="dxa" w:w="1419"/>
-            <w:shd w:val="clear" w:color="auto" w:fill="F2F2F2"/>
+            <w:tcBorders>
+              <w:top w:val="single" w:sz="4" w:space="0" w:color="CCCCCC"/>
+              <w:bottom w:val="single" w:sz="4" w:space="0" w:color="CCCCCC"/>
+            </w:tcBorders>
           </w:tcPr>
           <w:p>
+            <w:pPr>
+              <w:jc w:val="center"/>
+            </w:pPr>
             <w:r>
               <w:rPr>
                 <w:sz w:val="17"/>
@@ -1523,9 +2252,15 @@
         <w:tc>
           <w:tcPr>
             <w:tcW w:type="dxa" w:w="1419"/>
-            <w:shd w:val="clear" w:color="auto" w:fill="F2F2F2"/>
+            <w:tcBorders>
+              <w:top w:val="single" w:sz="4" w:space="0" w:color="CCCCCC"/>
+              <w:bottom w:val="single" w:sz="4" w:space="0" w:color="CCCCCC"/>
+            </w:tcBorders>
           </w:tcPr>
           <w:p>
+            <w:pPr>
+              <w:jc w:val="center"/>
+            </w:pPr>
             <w:r>
               <w:rPr>
                 <w:sz w:val="17"/>
@@ -1537,9 +2272,15 @@
         <w:tc>
           <w:tcPr>
             <w:tcW w:type="dxa" w:w="1419"/>
-            <w:shd w:val="clear" w:color="auto" w:fill="F2F2F2"/>
+            <w:tcBorders>
+              <w:top w:val="single" w:sz="4" w:space="0" w:color="CCCCCC"/>
+              <w:bottom w:val="single" w:sz="4" w:space="0" w:color="CCCCCC"/>
+            </w:tcBorders>
           </w:tcPr>
           <w:p>
+            <w:pPr>
+              <w:jc w:val="left"/>
+            </w:pPr>
             <w:r>
               <w:rPr>
                 <w:sz w:val="17"/>
@@ -1551,37 +2292,35 @@
         <w:tc>
           <w:tcPr>
             <w:tcW w:type="dxa" w:w="1419"/>
-            <w:shd w:val="clear" w:color="auto" w:fill="F2F2F2"/>
+            <w:tcBorders>
+              <w:top w:val="single" w:sz="4" w:space="0" w:color="CCCCCC"/>
+              <w:bottom w:val="single" w:sz="4" w:space="0" w:color="CCCCCC"/>
+            </w:tcBorders>
           </w:tcPr>
           <w:p>
+            <w:pPr>
+              <w:jc w:val="center"/>
+            </w:pPr>
             <w:r>
               <w:rPr>
                 <w:sz w:val="17"/>
               </w:rPr>
-              <w:t>Аренда (2)</w:t>
+              <w:t>160 м²</w:t>
             </w:r>
           </w:p>
         </w:tc>
         <w:tc>
           <w:tcPr>
             <w:tcW w:type="dxa" w:w="1419"/>
-            <w:shd w:val="clear" w:color="auto" w:fill="F2F2F2"/>
+            <w:tcBorders>
+              <w:top w:val="single" w:sz="4" w:space="0" w:color="CCCCCC"/>
+              <w:bottom w:val="single" w:sz="4" w:space="0" w:color="CCCCCC"/>
+            </w:tcBorders>
           </w:tcPr>
           <w:p>
-            <w:r>
-              <w:rPr>
-                <w:sz w:val="17"/>
-              </w:rPr>
-              <w:t>160.0</w:t>
-            </w:r>
-          </w:p>
-        </w:tc>
-        <w:tc>
-          <w:tcPr>
-            <w:tcW w:type="dxa" w:w="1419"/>
-            <w:shd w:val="clear" w:color="auto" w:fill="F2F2F2"/>
-          </w:tcPr>
-          <w:p>
+            <w:pPr>
+              <w:jc w:val="right"/>
+            </w:pPr>
             <w:r>
               <w:rPr>
                 <w:sz w:val="17"/>
@@ -1593,14 +2332,41 @@
         <w:tc>
           <w:tcPr>
             <w:tcW w:type="dxa" w:w="1419"/>
-            <w:shd w:val="clear" w:color="auto" w:fill="F2F2F2"/>
+            <w:tcBorders>
+              <w:top w:val="single" w:sz="4" w:space="0" w:color="CCCCCC"/>
+              <w:bottom w:val="single" w:sz="4" w:space="0" w:color="CCCCCC"/>
+            </w:tcBorders>
           </w:tcPr>
           <w:p>
+            <w:pPr>
+              <w:jc w:val="right"/>
+            </w:pPr>
             <w:r>
               <w:rPr>
                 <w:sz w:val="17"/>
               </w:rPr>
-              <w:t>1,615.45</w:t>
+              <w:t>2,129,459</w:t>
+            </w:r>
+          </w:p>
+        </w:tc>
+        <w:tc>
+          <w:tcPr>
+            <w:tcW w:type="dxa" w:w="1419"/>
+            <w:tcBorders>
+              <w:top w:val="single" w:sz="4" w:space="0" w:color="CCCCCC"/>
+              <w:bottom w:val="single" w:sz="4" w:space="0" w:color="CCCCCC"/>
+            </w:tcBorders>
+          </w:tcPr>
+          <w:p>
+            <w:pPr>
+              <w:jc w:val="right"/>
+            </w:pPr>
+            <w:r>
+              <w:rPr>
+                <w:b/>
+                <w:sz w:val="17"/>
+              </w:rPr>
+              <w:t>1,615</w:t>
             </w:r>
           </w:p>
         </w:tc>
@@ -1609,8 +2375,15 @@
         <w:tc>
           <w:tcPr>
             <w:tcW w:type="dxa" w:w="1419"/>
+            <w:tcBorders>
+              <w:top w:val="single" w:sz="4" w:space="0" w:color="CCCCCC"/>
+              <w:bottom w:val="single" w:sz="4" w:space="0" w:color="CCCCCC"/>
+            </w:tcBorders>
           </w:tcPr>
           <w:p>
+            <w:pPr>
+              <w:jc w:val="center"/>
+            </w:pPr>
             <w:r>
               <w:rPr>
                 <w:sz w:val="17"/>
@@ -1622,8 +2395,15 @@
         <w:tc>
           <w:tcPr>
             <w:tcW w:type="dxa" w:w="1419"/>
+            <w:tcBorders>
+              <w:top w:val="single" w:sz="4" w:space="0" w:color="CCCCCC"/>
+              <w:bottom w:val="single" w:sz="4" w:space="0" w:color="CCCCCC"/>
+            </w:tcBorders>
           </w:tcPr>
           <w:p>
+            <w:pPr>
+              <w:jc w:val="center"/>
+            </w:pPr>
             <w:r>
               <w:rPr>
                 <w:sz w:val="17"/>
@@ -1635,8 +2415,15 @@
         <w:tc>
           <w:tcPr>
             <w:tcW w:type="dxa" w:w="1419"/>
+            <w:tcBorders>
+              <w:top w:val="single" w:sz="4" w:space="0" w:color="CCCCCC"/>
+              <w:bottom w:val="single" w:sz="4" w:space="0" w:color="CCCCCC"/>
+            </w:tcBorders>
           </w:tcPr>
           <w:p>
+            <w:pPr>
+              <w:jc w:val="left"/>
+            </w:pPr>
             <w:r>
               <w:rPr>
                 <w:sz w:val="17"/>
@@ -1648,34 +2435,35 @@
         <w:tc>
           <w:tcPr>
             <w:tcW w:type="dxa" w:w="1419"/>
+            <w:tcBorders>
+              <w:top w:val="single" w:sz="4" w:space="0" w:color="CCCCCC"/>
+              <w:bottom w:val="single" w:sz="4" w:space="0" w:color="CCCCCC"/>
+            </w:tcBorders>
           </w:tcPr>
           <w:p>
+            <w:pPr>
+              <w:jc w:val="center"/>
+            </w:pPr>
             <w:r>
               <w:rPr>
                 <w:sz w:val="17"/>
               </w:rPr>
-              <w:t>Аренда (2)</w:t>
+              <w:t>н/д</w:t>
             </w:r>
           </w:p>
         </w:tc>
         <w:tc>
           <w:tcPr>
             <w:tcW w:type="dxa" w:w="1419"/>
+            <w:tcBorders>
+              <w:top w:val="single" w:sz="4" w:space="0" w:color="CCCCCC"/>
+              <w:bottom w:val="single" w:sz="4" w:space="0" w:color="CCCCCC"/>
+            </w:tcBorders>
           </w:tcPr>
           <w:p>
-            <w:r>
-              <w:rPr>
-                <w:sz w:val="17"/>
-              </w:rPr>
-              <w:t>NaN</w:t>
-            </w:r>
-          </w:p>
-        </w:tc>
-        <w:tc>
-          <w:tcPr>
-            <w:tcW w:type="dxa" w:w="1419"/>
-          </w:tcPr>
-          <w:p>
+            <w:pPr>
+              <w:jc w:val="right"/>
+            </w:pPr>
             <w:r>
               <w:rPr>
                 <w:sz w:val="17"/>
@@ -1687,13 +2475,41 @@
         <w:tc>
           <w:tcPr>
             <w:tcW w:type="dxa" w:w="1419"/>
+            <w:tcBorders>
+              <w:top w:val="single" w:sz="4" w:space="0" w:color="CCCCCC"/>
+              <w:bottom w:val="single" w:sz="4" w:space="0" w:color="CCCCCC"/>
+            </w:tcBorders>
           </w:tcPr>
           <w:p>
+            <w:pPr>
+              <w:jc w:val="right"/>
+            </w:pPr>
             <w:r>
               <w:rPr>
                 <w:sz w:val="17"/>
               </w:rPr>
-              <w:t>144,622.59</w:t>
+              <w:t>3,759,151</w:t>
+            </w:r>
+          </w:p>
+        </w:tc>
+        <w:tc>
+          <w:tcPr>
+            <w:tcW w:type="dxa" w:w="1419"/>
+            <w:tcBorders>
+              <w:top w:val="single" w:sz="4" w:space="0" w:color="CCCCCC"/>
+              <w:bottom w:val="single" w:sz="4" w:space="0" w:color="CCCCCC"/>
+            </w:tcBorders>
+          </w:tcPr>
+          <w:p>
+            <w:pPr>
+              <w:jc w:val="right"/>
+            </w:pPr>
+            <w:r>
+              <w:rPr>
+                <w:b/>
+                <w:sz w:val="17"/>
+              </w:rPr>
+              <w:t>144,623</w:t>
             </w:r>
           </w:p>
         </w:tc>
@@ -1702,9 +2518,15 @@
         <w:tc>
           <w:tcPr>
             <w:tcW w:type="dxa" w:w="1419"/>
-            <w:shd w:val="clear" w:color="auto" w:fill="F2F2F2"/>
+            <w:tcBorders>
+              <w:top w:val="single" w:sz="4" w:space="0" w:color="CCCCCC"/>
+              <w:bottom w:val="single" w:sz="4" w:space="0" w:color="CCCCCC"/>
+            </w:tcBorders>
           </w:tcPr>
           <w:p>
+            <w:pPr>
+              <w:jc w:val="center"/>
+            </w:pPr>
             <w:r>
               <w:rPr>
                 <w:sz w:val="17"/>
@@ -1716,9 +2538,15 @@
         <w:tc>
           <w:tcPr>
             <w:tcW w:type="dxa" w:w="1419"/>
-            <w:shd w:val="clear" w:color="auto" w:fill="F2F2F2"/>
+            <w:tcBorders>
+              <w:top w:val="single" w:sz="4" w:space="0" w:color="CCCCCC"/>
+              <w:bottom w:val="single" w:sz="4" w:space="0" w:color="CCCCCC"/>
+            </w:tcBorders>
           </w:tcPr>
           <w:p>
+            <w:pPr>
+              <w:jc w:val="center"/>
+            </w:pPr>
             <w:r>
               <w:rPr>
                 <w:sz w:val="17"/>
@@ -1730,9 +2558,15 @@
         <w:tc>
           <w:tcPr>
             <w:tcW w:type="dxa" w:w="1419"/>
-            <w:shd w:val="clear" w:color="auto" w:fill="F2F2F2"/>
+            <w:tcBorders>
+              <w:top w:val="single" w:sz="4" w:space="0" w:color="CCCCCC"/>
+              <w:bottom w:val="single" w:sz="4" w:space="0" w:color="CCCCCC"/>
+            </w:tcBorders>
           </w:tcPr>
           <w:p>
+            <w:pPr>
+              <w:jc w:val="left"/>
+            </w:pPr>
             <w:r>
               <w:rPr>
                 <w:sz w:val="17"/>
@@ -1744,37 +2578,35 @@
         <w:tc>
           <w:tcPr>
             <w:tcW w:type="dxa" w:w="1419"/>
-            <w:shd w:val="clear" w:color="auto" w:fill="F2F2F2"/>
+            <w:tcBorders>
+              <w:top w:val="single" w:sz="4" w:space="0" w:color="CCCCCC"/>
+              <w:bottom w:val="single" w:sz="4" w:space="0" w:color="CCCCCC"/>
+            </w:tcBorders>
           </w:tcPr>
           <w:p>
+            <w:pPr>
+              <w:jc w:val="center"/>
+            </w:pPr>
             <w:r>
               <w:rPr>
                 <w:sz w:val="17"/>
               </w:rPr>
-              <w:t>Аренда (2)</w:t>
+              <w:t>200 м²</w:t>
             </w:r>
           </w:p>
         </w:tc>
         <w:tc>
           <w:tcPr>
             <w:tcW w:type="dxa" w:w="1419"/>
-            <w:shd w:val="clear" w:color="auto" w:fill="F2F2F2"/>
+            <w:tcBorders>
+              <w:top w:val="single" w:sz="4" w:space="0" w:color="CCCCCC"/>
+              <w:bottom w:val="single" w:sz="4" w:space="0" w:color="CCCCCC"/>
+            </w:tcBorders>
           </w:tcPr>
           <w:p>
-            <w:r>
-              <w:rPr>
-                <w:sz w:val="17"/>
-              </w:rPr>
-              <w:t>200.0</w:t>
-            </w:r>
-          </w:p>
-        </w:tc>
-        <w:tc>
-          <w:tcPr>
-            <w:tcW w:type="dxa" w:w="1419"/>
-            <w:shd w:val="clear" w:color="auto" w:fill="F2F2F2"/>
-          </w:tcPr>
-          <w:p>
+            <w:pPr>
+              <w:jc w:val="right"/>
+            </w:pPr>
             <w:r>
               <w:rPr>
                 <w:sz w:val="17"/>
@@ -1786,14 +2618,41 @@
         <w:tc>
           <w:tcPr>
             <w:tcW w:type="dxa" w:w="1419"/>
-            <w:shd w:val="clear" w:color="auto" w:fill="F2F2F2"/>
+            <w:tcBorders>
+              <w:top w:val="single" w:sz="4" w:space="0" w:color="CCCCCC"/>
+              <w:bottom w:val="single" w:sz="4" w:space="0" w:color="CCCCCC"/>
+            </w:tcBorders>
           </w:tcPr>
           <w:p>
+            <w:pPr>
+              <w:jc w:val="right"/>
+            </w:pPr>
             <w:r>
               <w:rPr>
                 <w:sz w:val="17"/>
               </w:rPr>
-              <w:t>191,652.99</w:t>
+              <w:t>1,983,900</w:t>
+            </w:r>
+          </w:p>
+        </w:tc>
+        <w:tc>
+          <w:tcPr>
+            <w:tcW w:type="dxa" w:w="1419"/>
+            <w:tcBorders>
+              <w:top w:val="single" w:sz="4" w:space="0" w:color="CCCCCC"/>
+              <w:bottom w:val="single" w:sz="4" w:space="0" w:color="CCCCCC"/>
+            </w:tcBorders>
+          </w:tcPr>
+          <w:p>
+            <w:pPr>
+              <w:jc w:val="right"/>
+            </w:pPr>
+            <w:r>
+              <w:rPr>
+                <w:b/>
+                <w:sz w:val="17"/>
+              </w:rPr>
+              <w:t>191,653</w:t>
             </w:r>
           </w:p>
         </w:tc>
@@ -1802,8 +2661,15 @@
         <w:tc>
           <w:tcPr>
             <w:tcW w:type="dxa" w:w="1419"/>
+            <w:tcBorders>
+              <w:top w:val="single" w:sz="4" w:space="0" w:color="CCCCCC"/>
+              <w:bottom w:val="single" w:sz="4" w:space="0" w:color="CCCCCC"/>
+            </w:tcBorders>
           </w:tcPr>
           <w:p>
+            <w:pPr>
+              <w:jc w:val="center"/>
+            </w:pPr>
             <w:r>
               <w:rPr>
                 <w:sz w:val="17"/>
@@ -1815,8 +2681,15 @@
         <w:tc>
           <w:tcPr>
             <w:tcW w:type="dxa" w:w="1419"/>
+            <w:tcBorders>
+              <w:top w:val="single" w:sz="4" w:space="0" w:color="CCCCCC"/>
+              <w:bottom w:val="single" w:sz="4" w:space="0" w:color="CCCCCC"/>
+            </w:tcBorders>
           </w:tcPr>
           <w:p>
+            <w:pPr>
+              <w:jc w:val="center"/>
+            </w:pPr>
             <w:r>
               <w:rPr>
                 <w:sz w:val="17"/>
@@ -1828,8 +2701,15 @@
         <w:tc>
           <w:tcPr>
             <w:tcW w:type="dxa" w:w="1419"/>
+            <w:tcBorders>
+              <w:top w:val="single" w:sz="4" w:space="0" w:color="CCCCCC"/>
+              <w:bottom w:val="single" w:sz="4" w:space="0" w:color="CCCCCC"/>
+            </w:tcBorders>
           </w:tcPr>
           <w:p>
+            <w:pPr>
+              <w:jc w:val="left"/>
+            </w:pPr>
             <w:r>
               <w:rPr>
                 <w:sz w:val="17"/>
@@ -1841,34 +2721,35 @@
         <w:tc>
           <w:tcPr>
             <w:tcW w:type="dxa" w:w="1419"/>
+            <w:tcBorders>
+              <w:top w:val="single" w:sz="4" w:space="0" w:color="CCCCCC"/>
+              <w:bottom w:val="single" w:sz="4" w:space="0" w:color="CCCCCC"/>
+            </w:tcBorders>
           </w:tcPr>
           <w:p>
+            <w:pPr>
+              <w:jc w:val="center"/>
+            </w:pPr>
             <w:r>
               <w:rPr>
                 <w:sz w:val="17"/>
               </w:rPr>
-              <w:t>Аренда (2)</w:t>
+              <w:t>н/д</w:t>
             </w:r>
           </w:p>
         </w:tc>
         <w:tc>
           <w:tcPr>
             <w:tcW w:type="dxa" w:w="1419"/>
+            <w:tcBorders>
+              <w:top w:val="single" w:sz="4" w:space="0" w:color="CCCCCC"/>
+              <w:bottom w:val="single" w:sz="4" w:space="0" w:color="CCCCCC"/>
+            </w:tcBorders>
           </w:tcPr>
           <w:p>
-            <w:r>
-              <w:rPr>
-                <w:sz w:val="17"/>
-              </w:rPr>
-              <w:t>NaN</w:t>
-            </w:r>
-          </w:p>
-        </w:tc>
-        <w:tc>
-          <w:tcPr>
-            <w:tcW w:type="dxa" w:w="1419"/>
-          </w:tcPr>
-          <w:p>
+            <w:pPr>
+              <w:jc w:val="right"/>
+            </w:pPr>
             <w:r>
               <w:rPr>
                 <w:sz w:val="17"/>
@@ -1880,13 +2761,41 @@
         <w:tc>
           <w:tcPr>
             <w:tcW w:type="dxa" w:w="1419"/>
+            <w:tcBorders>
+              <w:top w:val="single" w:sz="4" w:space="0" w:color="CCCCCC"/>
+              <w:bottom w:val="single" w:sz="4" w:space="0" w:color="CCCCCC"/>
+            </w:tcBorders>
           </w:tcPr>
           <w:p>
+            <w:pPr>
+              <w:jc w:val="right"/>
+            </w:pPr>
             <w:r>
               <w:rPr>
                 <w:sz w:val="17"/>
               </w:rPr>
-              <w:t>156,880.47</w:t>
+              <w:t>3,504,680</w:t>
+            </w:r>
+          </w:p>
+        </w:tc>
+        <w:tc>
+          <w:tcPr>
+            <w:tcW w:type="dxa" w:w="1419"/>
+            <w:tcBorders>
+              <w:top w:val="single" w:sz="4" w:space="0" w:color="CCCCCC"/>
+              <w:bottom w:val="single" w:sz="4" w:space="0" w:color="CCCCCC"/>
+            </w:tcBorders>
+          </w:tcPr>
+          <w:p>
+            <w:pPr>
+              <w:jc w:val="right"/>
+            </w:pPr>
+            <w:r>
+              <w:rPr>
+                <w:b/>
+                <w:sz w:val="17"/>
+              </w:rPr>
+              <w:t>156,880</w:t>
             </w:r>
           </w:p>
         </w:tc>
@@ -1895,9 +2804,15 @@
         <w:tc>
           <w:tcPr>
             <w:tcW w:type="dxa" w:w="1419"/>
-            <w:shd w:val="clear" w:color="auto" w:fill="F2F2F2"/>
+            <w:tcBorders>
+              <w:top w:val="single" w:sz="4" w:space="0" w:color="CCCCCC"/>
+              <w:bottom w:val="single" w:sz="4" w:space="0" w:color="CCCCCC"/>
+            </w:tcBorders>
           </w:tcPr>
           <w:p>
+            <w:pPr>
+              <w:jc w:val="center"/>
+            </w:pPr>
             <w:r>
               <w:rPr>
                 <w:sz w:val="17"/>
@@ -1909,9 +2824,15 @@
         <w:tc>
           <w:tcPr>
             <w:tcW w:type="dxa" w:w="1419"/>
-            <w:shd w:val="clear" w:color="auto" w:fill="F2F2F2"/>
+            <w:tcBorders>
+              <w:top w:val="single" w:sz="4" w:space="0" w:color="CCCCCC"/>
+              <w:bottom w:val="single" w:sz="4" w:space="0" w:color="CCCCCC"/>
+            </w:tcBorders>
           </w:tcPr>
           <w:p>
+            <w:pPr>
+              <w:jc w:val="center"/>
+            </w:pPr>
             <w:r>
               <w:rPr>
                 <w:sz w:val="17"/>
@@ -1923,9 +2844,15 @@
         <w:tc>
           <w:tcPr>
             <w:tcW w:type="dxa" w:w="1419"/>
-            <w:shd w:val="clear" w:color="auto" w:fill="F2F2F2"/>
+            <w:tcBorders>
+              <w:top w:val="single" w:sz="4" w:space="0" w:color="CCCCCC"/>
+              <w:bottom w:val="single" w:sz="4" w:space="0" w:color="CCCCCC"/>
+            </w:tcBorders>
           </w:tcPr>
           <w:p>
+            <w:pPr>
+              <w:jc w:val="left"/>
+            </w:pPr>
             <w:r>
               <w:rPr>
                 <w:sz w:val="17"/>
@@ -1937,37 +2864,35 @@
         <w:tc>
           <w:tcPr>
             <w:tcW w:type="dxa" w:w="1419"/>
-            <w:shd w:val="clear" w:color="auto" w:fill="F2F2F2"/>
+            <w:tcBorders>
+              <w:top w:val="single" w:sz="4" w:space="0" w:color="CCCCCC"/>
+              <w:bottom w:val="single" w:sz="4" w:space="0" w:color="CCCCCC"/>
+            </w:tcBorders>
           </w:tcPr>
           <w:p>
+            <w:pPr>
+              <w:jc w:val="center"/>
+            </w:pPr>
             <w:r>
               <w:rPr>
                 <w:sz w:val="17"/>
               </w:rPr>
-              <w:t>Аренда (2)</w:t>
+              <w:t>85 м²</w:t>
             </w:r>
           </w:p>
         </w:tc>
         <w:tc>
           <w:tcPr>
             <w:tcW w:type="dxa" w:w="1419"/>
-            <w:shd w:val="clear" w:color="auto" w:fill="F2F2F2"/>
+            <w:tcBorders>
+              <w:top w:val="single" w:sz="4" w:space="0" w:color="CCCCCC"/>
+              <w:bottom w:val="single" w:sz="4" w:space="0" w:color="CCCCCC"/>
+            </w:tcBorders>
           </w:tcPr>
           <w:p>
-            <w:r>
-              <w:rPr>
-                <w:sz w:val="17"/>
-              </w:rPr>
-              <w:t>85.0</w:t>
-            </w:r>
-          </w:p>
-        </w:tc>
-        <w:tc>
-          <w:tcPr>
-            <w:tcW w:type="dxa" w:w="1419"/>
-            <w:shd w:val="clear" w:color="auto" w:fill="F2F2F2"/>
-          </w:tcPr>
-          <w:p>
+            <w:pPr>
+              <w:jc w:val="right"/>
+            </w:pPr>
             <w:r>
               <w:rPr>
                 <w:sz w:val="17"/>
@@ -1979,14 +2904,41 @@
         <w:tc>
           <w:tcPr>
             <w:tcW w:type="dxa" w:w="1419"/>
-            <w:shd w:val="clear" w:color="auto" w:fill="F2F2F2"/>
+            <w:tcBorders>
+              <w:top w:val="single" w:sz="4" w:space="0" w:color="CCCCCC"/>
+              <w:bottom w:val="single" w:sz="4" w:space="0" w:color="CCCCCC"/>
+            </w:tcBorders>
           </w:tcPr>
           <w:p>
+            <w:pPr>
+              <w:jc w:val="right"/>
+            </w:pPr>
             <w:r>
               <w:rPr>
                 <w:sz w:val="17"/>
               </w:rPr>
-              <w:t>5,163.66</w:t>
+              <w:t>0</w:t>
+            </w:r>
+          </w:p>
+        </w:tc>
+        <w:tc>
+          <w:tcPr>
+            <w:tcW w:type="dxa" w:w="1419"/>
+            <w:tcBorders>
+              <w:top w:val="single" w:sz="4" w:space="0" w:color="CCCCCC"/>
+              <w:bottom w:val="single" w:sz="4" w:space="0" w:color="CCCCCC"/>
+            </w:tcBorders>
+          </w:tcPr>
+          <w:p>
+            <w:pPr>
+              <w:jc w:val="right"/>
+            </w:pPr>
+            <w:r>
+              <w:rPr>
+                <w:b/>
+                <w:sz w:val="17"/>
+              </w:rPr>
+              <w:t>5,164</w:t>
             </w:r>
           </w:p>
         </w:tc>
@@ -1995,8 +2947,15 @@
         <w:tc>
           <w:tcPr>
             <w:tcW w:type="dxa" w:w="1419"/>
+            <w:tcBorders>
+              <w:top w:val="single" w:sz="4" w:space="0" w:color="CCCCCC"/>
+              <w:bottom w:val="single" w:sz="4" w:space="0" w:color="CCCCCC"/>
+            </w:tcBorders>
           </w:tcPr>
           <w:p>
+            <w:pPr>
+              <w:jc w:val="center"/>
+            </w:pPr>
             <w:r>
               <w:rPr>
                 <w:sz w:val="17"/>
@@ -2008,8 +2967,15 @@
         <w:tc>
           <w:tcPr>
             <w:tcW w:type="dxa" w:w="1419"/>
+            <w:tcBorders>
+              <w:top w:val="single" w:sz="4" w:space="0" w:color="CCCCCC"/>
+              <w:bottom w:val="single" w:sz="4" w:space="0" w:color="CCCCCC"/>
+            </w:tcBorders>
           </w:tcPr>
           <w:p>
+            <w:pPr>
+              <w:jc w:val="center"/>
+            </w:pPr>
             <w:r>
               <w:rPr>
                 <w:sz w:val="17"/>
@@ -2021,8 +2987,15 @@
         <w:tc>
           <w:tcPr>
             <w:tcW w:type="dxa" w:w="1419"/>
+            <w:tcBorders>
+              <w:top w:val="single" w:sz="4" w:space="0" w:color="CCCCCC"/>
+              <w:bottom w:val="single" w:sz="4" w:space="0" w:color="CCCCCC"/>
+            </w:tcBorders>
           </w:tcPr>
           <w:p>
+            <w:pPr>
+              <w:jc w:val="left"/>
+            </w:pPr>
             <w:r>
               <w:rPr>
                 <w:sz w:val="17"/>
@@ -2034,34 +3007,35 @@
         <w:tc>
           <w:tcPr>
             <w:tcW w:type="dxa" w:w="1419"/>
+            <w:tcBorders>
+              <w:top w:val="single" w:sz="4" w:space="0" w:color="CCCCCC"/>
+              <w:bottom w:val="single" w:sz="4" w:space="0" w:color="CCCCCC"/>
+            </w:tcBorders>
           </w:tcPr>
           <w:p>
+            <w:pPr>
+              <w:jc w:val="center"/>
+            </w:pPr>
             <w:r>
               <w:rPr>
                 <w:sz w:val="17"/>
               </w:rPr>
-              <w:t>Аренда (2)</w:t>
+              <w:t>200 м²</w:t>
             </w:r>
           </w:p>
         </w:tc>
         <w:tc>
           <w:tcPr>
             <w:tcW w:type="dxa" w:w="1419"/>
+            <w:tcBorders>
+              <w:top w:val="single" w:sz="4" w:space="0" w:color="CCCCCC"/>
+              <w:bottom w:val="single" w:sz="4" w:space="0" w:color="CCCCCC"/>
+            </w:tcBorders>
           </w:tcPr>
           <w:p>
-            <w:r>
-              <w:rPr>
-                <w:sz w:val="17"/>
-              </w:rPr>
-              <w:t>200.0</w:t>
-            </w:r>
-          </w:p>
-        </w:tc>
-        <w:tc>
-          <w:tcPr>
-            <w:tcW w:type="dxa" w:w="1419"/>
-          </w:tcPr>
-          <w:p>
+            <w:pPr>
+              <w:jc w:val="right"/>
+            </w:pPr>
             <w:r>
               <w:rPr>
                 <w:sz w:val="17"/>
@@ -2073,13 +3047,41 @@
         <w:tc>
           <w:tcPr>
             <w:tcW w:type="dxa" w:w="1419"/>
+            <w:tcBorders>
+              <w:top w:val="single" w:sz="4" w:space="0" w:color="CCCCCC"/>
+              <w:bottom w:val="single" w:sz="4" w:space="0" w:color="CCCCCC"/>
+            </w:tcBorders>
           </w:tcPr>
           <w:p>
+            <w:pPr>
+              <w:jc w:val="right"/>
+            </w:pPr>
             <w:r>
               <w:rPr>
                 <w:sz w:val="17"/>
               </w:rPr>
-              <w:t>192,090.20</w:t>
+              <w:t>1,940,252</w:t>
+            </w:r>
+          </w:p>
+        </w:tc>
+        <w:tc>
+          <w:tcPr>
+            <w:tcW w:type="dxa" w:w="1419"/>
+            <w:tcBorders>
+              <w:top w:val="single" w:sz="4" w:space="0" w:color="CCCCCC"/>
+              <w:bottom w:val="single" w:sz="4" w:space="0" w:color="CCCCCC"/>
+            </w:tcBorders>
+          </w:tcPr>
+          <w:p>
+            <w:pPr>
+              <w:jc w:val="right"/>
+            </w:pPr>
+            <w:r>
+              <w:rPr>
+                <w:b/>
+                <w:sz w:val="17"/>
+              </w:rPr>
+              <w:t>192,090</w:t>
             </w:r>
           </w:p>
         </w:tc>
@@ -2088,9 +3090,15 @@
         <w:tc>
           <w:tcPr>
             <w:tcW w:type="dxa" w:w="1419"/>
-            <w:shd w:val="clear" w:color="auto" w:fill="F2F2F2"/>
+            <w:tcBorders>
+              <w:top w:val="single" w:sz="4" w:space="0" w:color="CCCCCC"/>
+              <w:bottom w:val="single" w:sz="4" w:space="0" w:color="CCCCCC"/>
+            </w:tcBorders>
           </w:tcPr>
           <w:p>
+            <w:pPr>
+              <w:jc w:val="center"/>
+            </w:pPr>
             <w:r>
               <w:rPr>
                 <w:sz w:val="17"/>
@@ -2102,9 +3110,15 @@
         <w:tc>
           <w:tcPr>
             <w:tcW w:type="dxa" w:w="1419"/>
-            <w:shd w:val="clear" w:color="auto" w:fill="F2F2F2"/>
+            <w:tcBorders>
+              <w:top w:val="single" w:sz="4" w:space="0" w:color="CCCCCC"/>
+              <w:bottom w:val="single" w:sz="4" w:space="0" w:color="CCCCCC"/>
+            </w:tcBorders>
           </w:tcPr>
           <w:p>
+            <w:pPr>
+              <w:jc w:val="center"/>
+            </w:pPr>
             <w:r>
               <w:rPr>
                 <w:sz w:val="17"/>
@@ -2116,9 +3130,15 @@
         <w:tc>
           <w:tcPr>
             <w:tcW w:type="dxa" w:w="1419"/>
-            <w:shd w:val="clear" w:color="auto" w:fill="F2F2F2"/>
+            <w:tcBorders>
+              <w:top w:val="single" w:sz="4" w:space="0" w:color="CCCCCC"/>
+              <w:bottom w:val="single" w:sz="4" w:space="0" w:color="CCCCCC"/>
+            </w:tcBorders>
           </w:tcPr>
           <w:p>
+            <w:pPr>
+              <w:jc w:val="left"/>
+            </w:pPr>
             <w:r>
               <w:rPr>
                 <w:sz w:val="17"/>
@@ -2130,37 +3150,35 @@
         <w:tc>
           <w:tcPr>
             <w:tcW w:type="dxa" w:w="1419"/>
-            <w:shd w:val="clear" w:color="auto" w:fill="F2F2F2"/>
+            <w:tcBorders>
+              <w:top w:val="single" w:sz="4" w:space="0" w:color="CCCCCC"/>
+              <w:bottom w:val="single" w:sz="4" w:space="0" w:color="CCCCCC"/>
+            </w:tcBorders>
           </w:tcPr>
           <w:p>
+            <w:pPr>
+              <w:jc w:val="center"/>
+            </w:pPr>
             <w:r>
               <w:rPr>
                 <w:sz w:val="17"/>
               </w:rPr>
-              <w:t>Аренда (2)</w:t>
+              <w:t>84 м²</w:t>
             </w:r>
           </w:p>
         </w:tc>
         <w:tc>
           <w:tcPr>
             <w:tcW w:type="dxa" w:w="1419"/>
-            <w:shd w:val="clear" w:color="auto" w:fill="F2F2F2"/>
+            <w:tcBorders>
+              <w:top w:val="single" w:sz="4" w:space="0" w:color="CCCCCC"/>
+              <w:bottom w:val="single" w:sz="4" w:space="0" w:color="CCCCCC"/>
+            </w:tcBorders>
           </w:tcPr>
           <w:p>
-            <w:r>
-              <w:rPr>
-                <w:sz w:val="17"/>
-              </w:rPr>
-              <w:t>84.0</w:t>
-            </w:r>
-          </w:p>
-        </w:tc>
-        <w:tc>
-          <w:tcPr>
-            <w:tcW w:type="dxa" w:w="1419"/>
-            <w:shd w:val="clear" w:color="auto" w:fill="F2F2F2"/>
-          </w:tcPr>
-          <w:p>
+            <w:pPr>
+              <w:jc w:val="right"/>
+            </w:pPr>
             <w:r>
               <w:rPr>
                 <w:sz w:val="17"/>
@@ -2172,14 +3190,41 @@
         <w:tc>
           <w:tcPr>
             <w:tcW w:type="dxa" w:w="1419"/>
-            <w:shd w:val="clear" w:color="auto" w:fill="F2F2F2"/>
+            <w:tcBorders>
+              <w:top w:val="single" w:sz="4" w:space="0" w:color="CCCCCC"/>
+              <w:bottom w:val="single" w:sz="4" w:space="0" w:color="CCCCCC"/>
+            </w:tcBorders>
           </w:tcPr>
           <w:p>
+            <w:pPr>
+              <w:jc w:val="right"/>
+            </w:pPr>
             <w:r>
               <w:rPr>
                 <w:sz w:val="17"/>
               </w:rPr>
-              <w:t>1,546.93</w:t>
+              <w:t>1,751,102</w:t>
+            </w:r>
+          </w:p>
+        </w:tc>
+        <w:tc>
+          <w:tcPr>
+            <w:tcW w:type="dxa" w:w="1419"/>
+            <w:tcBorders>
+              <w:top w:val="single" w:sz="4" w:space="0" w:color="CCCCCC"/>
+              <w:bottom w:val="single" w:sz="4" w:space="0" w:color="CCCCCC"/>
+            </w:tcBorders>
+          </w:tcPr>
+          <w:p>
+            <w:pPr>
+              <w:jc w:val="right"/>
+            </w:pPr>
+            <w:r>
+              <w:rPr>
+                <w:b/>
+                <w:sz w:val="17"/>
+              </w:rPr>
+              <w:t>1,547</w:t>
             </w:r>
           </w:p>
         </w:tc>
@@ -2190,53 +3235,49 @@
         <w:pStyle w:val="Heading1"/>
       </w:pPr>
       <w:r>
-        <w:t>3. Ручной и программный расчет метрик MAE, RMSE, R²</w:t>
+        <w:t>3. Пошаговый ручной расчет метрик качества по формулам</w:t>
       </w:r>
     </w:p>
     <w:p>
       <w:r>
-        <w:t>Для верификации точности работы модели был произведен расчет метрик двумя способами: вручную по базовым математическим формулам (с вычислением всех промежуточных сумм) и программно с помощью библиотеки Scikit-Learn.</w:t>
+        <w:t>Для оценки точности моделей на контрольной выборке были использованы следующие строгие математические определения:</w:t>
+        <w:br/>
+        <w:br/>
       </w:r>
-    </w:p>
-    <w:p>
+      <w:r>
+        <w:t>1. Средняя абсолютная ошибка (Mean Absolute Error):</w:t>
+        <w:br/>
+      </w:r>
       <w:r>
         <w:rPr>
           <w:b/>
         </w:rPr>
-        <w:t>Математические формулы метрик:</w:t>
+        <w:t xml:space="preserve">   MAE = (1 / N) * Σ |y_i - ŷ_i|</w:t>
+        <w:br/>
         <w:br/>
       </w:r>
       <w:r>
-        <w:t>1. MAE (Mean Absolute Error) — средняя абсолютная ошибка:</w:t>
+        <w:t>2. Среднеквадратическая ошибка (Root Mean Squared Error):</w:t>
         <w:br/>
       </w:r>
       <w:r>
         <w:rPr>
-          <w:i/>
+          <w:b/>
         </w:rPr>
-        <w:t xml:space="preserve">   MAE = (1 / n) * Σ |y_i - ŷ_i|</w:t>
+        <w:t xml:space="preserve">   RMSE = sqrt( (1 / N) * Σ (y_i - ŷ_i)² )</w:t>
+        <w:br/>
         <w:br/>
       </w:r>
       <w:r>
-        <w:t>2. RMSE (Root Mean Squared Error) — корень из среднеквадратической ошибки:</w:t>
+        <w:t>3. Коэффициент детерминации (R-squared):</w:t>
         <w:br/>
       </w:r>
       <w:r>
         <w:rPr>
-          <w:i/>
+          <w:b/>
         </w:rPr>
-        <w:t xml:space="preserve">   RMSE = sqrt((1 / n) * Σ (y_i - ŷ_i)²)</w:t>
+        <w:t xml:space="preserve">   R² = 1 - (SS_res / SS_tot) = 1 - [ Σ (y_i - ŷ_i)² / Σ (y_i - ȳ)² ]</w:t>
         <w:br/>
-      </w:r>
-      <w:r>
-        <w:t>3. R² (Коэффициент детерминации):</w:t>
-        <w:br/>
-      </w:r>
-      <w:r>
-        <w:rPr>
-          <w:i/>
-        </w:rPr>
-        <w:t xml:space="preserve">   R² = 1 - (SS_res / SS_tot) = 1 - [Σ (y_i - ŷ_i)² / Σ (y_i - y_mean)²]</w:t>
         <w:br/>
       </w:r>
     </w:p>
@@ -2245,121 +3286,210 @@
         <w:rPr>
           <w:b/>
         </w:rPr>
-        <w:t>Вычисленные промежуточные суммы по 20 тестовым объектам:</w:t>
+        <w:t>Численные результаты по выборке из 20 объектов для модели Random Forest:</w:t>
         <w:br/>
       </w:r>
       <w:r>
-        <w:t>• Объем выборки (n): 20</w:t>
+        <w:t>• Объем контрольной выборки: N = 20 объектов</w:t>
         <w:br/>
       </w:r>
       <w:r>
-        <w:t>• Средняя фактическая цена (y_mean): 380,835.00 TRY</w:t>
+        <w:t>• Среднее фактическое значение цен: ȳ = 380 835.00 TRY</w:t>
         <w:br/>
       </w:r>
       <w:r>
-        <w:t>• Сумма абсолютных ошибок Σ |y_i - ŷ_i|: 7,874,940.98</w:t>
+        <w:t>• Полная сумма квадратов отклонений (SS_tot): 7 789 997 140 500.00 TRY²</w:t>
         <w:br/>
       </w:r>
       <w:r>
-        <w:t>• Сумма квадратов остатков SS_res = Σ (y_i - ŷ_i)²: 6,665,380,396,750.04</w:t>
+        <w:t>• Сумма модулей ошибок: Σ |y_i - ŷ_i| = 7 874 940.98 TRY</w:t>
         <w:br/>
       </w:r>
       <w:r>
-        <w:t>• Общая сумма квадратов SS_tot = Σ (y_i - y_mean)²: 7,789,997,140,500.00</w:t>
+        <w:rPr>
+          <w:b/>
+        </w:rPr>
+        <w:t>• Ручной расчет MAE = 7 874 940.98 / 20 = 393 747.05 TRY</w:t>
+        <w:br/>
+      </w:r>
+      <w:r>
+        <w:t>• Сумма квадратов остатков (SS_res): 6 665 380 396 750.04 TRY²</w:t>
+        <w:br/>
+      </w:r>
+      <w:r>
+        <w:t>• Средний квадрат ошибки (MSE) = 6 665 380 396 750.04 / 20 = 333 269 019 837.50</w:t>
+        <w:br/>
+      </w:r>
+      <w:r>
+        <w:rPr>
+          <w:b/>
+        </w:rPr>
+        <w:t>• Ручной расчет RMSE = sqrt(333 269 019 837.50) = 577 294.57 TRY</w:t>
+        <w:br/>
+      </w:r>
+      <w:r>
+        <w:rPr>
+          <w:b/>
+        </w:rPr>
+        <w:t>• Ручной расчет R² = 1 - (6 665 380 396 750.04 / 7 789 997 140 500.00) = 1 - 0.855633 = 0.1444</w:t>
         <w:br/>
       </w:r>
     </w:p>
     <w:p>
+      <w:pPr>
+        <w:pStyle w:val="Heading2"/>
+      </w:pPr>
       <w:r>
-        <w:rPr>
-          <w:b/>
-        </w:rPr>
-        <w:t>Пошаговый ручной расчет:</w:t>
-        <w:br/>
-      </w:r>
-      <w:r>
-        <w:t>1. MAE = 7 874 940.98 / 20 = 393 747.05 TRY</w:t>
-        <w:br/>
-      </w:r>
-      <w:r>
-        <w:t>2. MSE = 6 665 380 396 750.04 / 20 = 333 269 019 837.50</w:t>
-        <w:br/>
-      </w:r>
-      <w:r>
-        <w:t xml:space="preserve">   RMSE = sqrt(333 269 019 837.50) = 577 294.57 TRY</w:t>
-        <w:br/>
-      </w:r>
-      <w:r>
-        <w:t>3. R² = 1 - (6 665 380 396 750.04 / 7 789 997 140 500.00) = 1 - 0.855633 = 0.1444</w:t>
-        <w:br/>
+        <w:t>Сравнение ручного расчета с scikit-learn (Верификация)</w:t>
       </w:r>
     </w:p>
     <w:tbl>
       <w:tblPr>
         <w:tblW w:type="auto" w:w="0"/>
         <w:jc w:val="center"/>
+        <w:tblLayout w:type="fixed"/>
         <w:tblLook w:firstColumn="1" w:firstRow="1" w:lastColumn="0" w:lastRow="0" w:noHBand="0" w:noVBand="1" w:val="04A0"/>
       </w:tblPr>
       <w:tblGrid>
-        <w:gridCol w:w="2484"/>
-        <w:gridCol w:w="2484"/>
-        <w:gridCol w:w="2484"/>
-        <w:gridCol w:w="2484"/>
+        <w:gridCol w:w="1419"/>
+        <w:gridCol w:w="1419"/>
+        <w:gridCol w:w="1419"/>
+        <w:gridCol w:w="1419"/>
+        <w:gridCol w:w="1419"/>
+        <w:gridCol w:w="1419"/>
+        <w:gridCol w:w="1419"/>
       </w:tblGrid>
       <w:tr>
         <w:tc>
           <w:tcPr>
-            <w:tcW w:type="dxa" w:w="2484"/>
-            <w:shd w:val="clear" w:color="auto" w:fill="D9E1F2"/>
+            <w:tcW w:type="dxa" w:w="1419"/>
+            <w:shd w:fill="2E7D32"/>
           </w:tcPr>
           <w:p>
+            <w:pPr>
+              <w:jc w:val="center"/>
+            </w:pPr>
             <w:r>
               <w:rPr>
                 <w:b/>
+                <w:color w:val="FFFFFF"/>
+                <w:sz w:val="17"/>
               </w:rPr>
-              <w:t>Метрика</w:t>
+              <w:t>Модель</w:t>
             </w:r>
           </w:p>
         </w:tc>
         <w:tc>
           <w:tcPr>
-            <w:tcW w:type="dxa" w:w="2484"/>
-            <w:shd w:val="clear" w:color="auto" w:fill="D9E1F2"/>
+            <w:tcW w:type="dxa" w:w="1419"/>
+            <w:shd w:fill="2E7D32"/>
           </w:tcPr>
           <w:p>
+            <w:pPr>
+              <w:jc w:val="center"/>
+            </w:pPr>
             <w:r>
               <w:rPr>
                 <w:b/>
+                <w:color w:val="FFFFFF"/>
+                <w:sz w:val="17"/>
               </w:rPr>
-              <w:t>Ручной расчет</w:t>
+              <w:t>Ручной MAE</w:t>
             </w:r>
           </w:p>
         </w:tc>
         <w:tc>
           <w:tcPr>
-            <w:tcW w:type="dxa" w:w="2484"/>
-            <w:shd w:val="clear" w:color="auto" w:fill="D9E1F2"/>
+            <w:tcW w:type="dxa" w:w="1419"/>
+            <w:shd w:fill="2E7D32"/>
           </w:tcPr>
           <w:p>
+            <w:pPr>
+              <w:jc w:val="center"/>
+            </w:pPr>
             <w:r>
               <w:rPr>
                 <w:b/>
+                <w:color w:val="FFFFFF"/>
+                <w:sz w:val="17"/>
               </w:rPr>
-              <w:t>Методы Scikit-Learn</w:t>
+              <w:t>Sklearn MAE</w:t>
             </w:r>
           </w:p>
         </w:tc>
         <w:tc>
           <w:tcPr>
-            <w:tcW w:type="dxa" w:w="2484"/>
-            <w:shd w:val="clear" w:color="auto" w:fill="D9E1F2"/>
+            <w:tcW w:type="dxa" w:w="1419"/>
+            <w:shd w:fill="2E7D32"/>
           </w:tcPr>
           <w:p>
+            <w:pPr>
+              <w:jc w:val="center"/>
+            </w:pPr>
             <w:r>
               <w:rPr>
                 <w:b/>
+                <w:color w:val="FFFFFF"/>
+                <w:sz w:val="17"/>
               </w:rPr>
-              <w:t>Расхождение</w:t>
+              <w:t>Ручной RMSE</w:t>
+            </w:r>
+          </w:p>
+        </w:tc>
+        <w:tc>
+          <w:tcPr>
+            <w:tcW w:type="dxa" w:w="1419"/>
+            <w:shd w:fill="2E7D32"/>
+          </w:tcPr>
+          <w:p>
+            <w:pPr>
+              <w:jc w:val="center"/>
+            </w:pPr>
+            <w:r>
+              <w:rPr>
+                <w:b/>
+                <w:color w:val="FFFFFF"/>
+                <w:sz w:val="17"/>
+              </w:rPr>
+              <w:t>Sklearn RMSE</w:t>
+            </w:r>
+          </w:p>
+        </w:tc>
+        <w:tc>
+          <w:tcPr>
+            <w:tcW w:type="dxa" w:w="1419"/>
+            <w:shd w:fill="2E7D32"/>
+          </w:tcPr>
+          <w:p>
+            <w:pPr>
+              <w:jc w:val="center"/>
+            </w:pPr>
+            <w:r>
+              <w:rPr>
+                <w:b/>
+                <w:color w:val="FFFFFF"/>
+                <w:sz w:val="17"/>
+              </w:rPr>
+              <w:t>Ручной R²</w:t>
+            </w:r>
+          </w:p>
+        </w:tc>
+        <w:tc>
+          <w:tcPr>
+            <w:tcW w:type="dxa" w:w="1419"/>
+            <w:shd w:fill="2E7D32"/>
+          </w:tcPr>
+          <w:p>
+            <w:pPr>
+              <w:jc w:val="center"/>
+            </w:pPr>
+            <w:r>
+              <w:rPr>
+                <w:b/>
+                <w:color w:val="FFFFFF"/>
+                <w:sz w:val="17"/>
+              </w:rPr>
+              <w:t>Sklearn R²</w:t>
             </w:r>
           </w:p>
         </w:tc>
@@ -2367,53 +3497,113 @@
       <w:tr>
         <w:tc>
           <w:tcPr>
-            <w:tcW w:type="dxa" w:w="2484"/>
+            <w:tcW w:type="dxa" w:w="1419"/>
           </w:tcPr>
           <w:p>
+            <w:pPr>
+              <w:jc w:val="left"/>
+            </w:pPr>
             <w:r>
               <w:rPr>
-                <w:sz w:val="19"/>
+                <w:sz w:val="17"/>
               </w:rPr>
-              <w:t>MAE (Средняя абсолютная ошибка)</w:t>
+              <w:t>Ridge (Linear)</w:t>
             </w:r>
           </w:p>
         </w:tc>
         <w:tc>
           <w:tcPr>
-            <w:tcW w:type="dxa" w:w="2484"/>
+            <w:tcW w:type="dxa" w:w="1419"/>
           </w:tcPr>
           <w:p>
+            <w:pPr>
+              <w:jc w:val="right"/>
+            </w:pPr>
             <w:r>
               <w:rPr>
-                <w:sz w:val="19"/>
+                <w:sz w:val="17"/>
               </w:rPr>
-              <w:t>393 747.05 TRY</w:t>
+              <w:t>1 810 279.67</w:t>
             </w:r>
           </w:p>
         </w:tc>
         <w:tc>
           <w:tcPr>
-            <w:tcW w:type="dxa" w:w="2484"/>
+            <w:tcW w:type="dxa" w:w="1419"/>
           </w:tcPr>
           <w:p>
+            <w:pPr>
+              <w:jc w:val="right"/>
+            </w:pPr>
             <w:r>
               <w:rPr>
-                <w:sz w:val="19"/>
+                <w:sz w:val="17"/>
               </w:rPr>
-              <w:t>393 747.05 TRY</w:t>
+              <w:t>1 810 279.67</w:t>
             </w:r>
           </w:p>
         </w:tc>
         <w:tc>
           <w:tcPr>
-            <w:tcW w:type="dxa" w:w="2484"/>
+            <w:tcW w:type="dxa" w:w="1419"/>
           </w:tcPr>
           <w:p>
+            <w:pPr>
+              <w:jc w:val="right"/>
+            </w:pPr>
             <w:r>
               <w:rPr>
-                <w:sz w:val="19"/>
+                <w:sz w:val="17"/>
               </w:rPr>
-              <w:t>0.00 (Абсолютное совпадение)</w:t>
+              <w:t>2 172 374.05</w:t>
+            </w:r>
+          </w:p>
+        </w:tc>
+        <w:tc>
+          <w:tcPr>
+            <w:tcW w:type="dxa" w:w="1419"/>
+          </w:tcPr>
+          <w:p>
+            <w:pPr>
+              <w:jc w:val="right"/>
+            </w:pPr>
+            <w:r>
+              <w:rPr>
+                <w:sz w:val="17"/>
+              </w:rPr>
+              <w:t>2 172 374.05</w:t>
+            </w:r>
+          </w:p>
+        </w:tc>
+        <w:tc>
+          <w:tcPr>
+            <w:tcW w:type="dxa" w:w="1419"/>
+          </w:tcPr>
+          <w:p>
+            <w:pPr>
+              <w:jc w:val="right"/>
+            </w:pPr>
+            <w:r>
+              <w:rPr>
+                <w:sz w:val="17"/>
+              </w:rPr>
+              <w:t>-11.1161</w:t>
+            </w:r>
+          </w:p>
+        </w:tc>
+        <w:tc>
+          <w:tcPr>
+            <w:tcW w:type="dxa" w:w="1419"/>
+          </w:tcPr>
+          <w:p>
+            <w:pPr>
+              <w:jc w:val="right"/>
+            </w:pPr>
+            <w:r>
+              <w:rPr>
+                <w:sz w:val="17"/>
+              </w:rPr>
+              <w:t>-11.1161</w:t>
             </w:r>
           </w:p>
         </w:tc>
@@ -2421,53 +3611,113 @@
       <w:tr>
         <w:tc>
           <w:tcPr>
-            <w:tcW w:type="dxa" w:w="2484"/>
+            <w:tcW w:type="dxa" w:w="1419"/>
           </w:tcPr>
           <w:p>
+            <w:pPr>
+              <w:jc w:val="left"/>
+            </w:pPr>
             <w:r>
               <w:rPr>
-                <w:sz w:val="19"/>
+                <w:sz w:val="17"/>
               </w:rPr>
-              <w:t>RMSE (Среднеквадратическая ошибка)</w:t>
+              <w:t>Decision Tree</w:t>
             </w:r>
           </w:p>
         </w:tc>
         <w:tc>
           <w:tcPr>
-            <w:tcW w:type="dxa" w:w="2484"/>
+            <w:tcW w:type="dxa" w:w="1419"/>
           </w:tcPr>
           <w:p>
+            <w:pPr>
+              <w:jc w:val="right"/>
+            </w:pPr>
             <w:r>
               <w:rPr>
-                <w:sz w:val="19"/>
+                <w:sz w:val="17"/>
               </w:rPr>
-              <w:t>577 294.57 TRY</w:t>
+              <w:t>476 631.32</w:t>
             </w:r>
           </w:p>
         </w:tc>
         <w:tc>
           <w:tcPr>
-            <w:tcW w:type="dxa" w:w="2484"/>
+            <w:tcW w:type="dxa" w:w="1419"/>
           </w:tcPr>
           <w:p>
+            <w:pPr>
+              <w:jc w:val="right"/>
+            </w:pPr>
             <w:r>
               <w:rPr>
-                <w:sz w:val="19"/>
+                <w:sz w:val="17"/>
               </w:rPr>
-              <w:t>577 294.57 TRY</w:t>
+              <w:t>476 631.32</w:t>
             </w:r>
           </w:p>
         </w:tc>
         <w:tc>
           <w:tcPr>
-            <w:tcW w:type="dxa" w:w="2484"/>
+            <w:tcW w:type="dxa" w:w="1419"/>
           </w:tcPr>
           <w:p>
+            <w:pPr>
+              <w:jc w:val="right"/>
+            </w:pPr>
             <w:r>
               <w:rPr>
-                <w:sz w:val="19"/>
+                <w:sz w:val="17"/>
               </w:rPr>
-              <w:t>0.00 (Абсолютное совпадение)</w:t>
+              <w:t>807 194.57</w:t>
+            </w:r>
+          </w:p>
+        </w:tc>
+        <w:tc>
+          <w:tcPr>
+            <w:tcW w:type="dxa" w:w="1419"/>
+          </w:tcPr>
+          <w:p>
+            <w:pPr>
+              <w:jc w:val="right"/>
+            </w:pPr>
+            <w:r>
+              <w:rPr>
+                <w:sz w:val="17"/>
+              </w:rPr>
+              <w:t>807 194.57</w:t>
+            </w:r>
+          </w:p>
+        </w:tc>
+        <w:tc>
+          <w:tcPr>
+            <w:tcW w:type="dxa" w:w="1419"/>
+          </w:tcPr>
+          <w:p>
+            <w:pPr>
+              <w:jc w:val="right"/>
+            </w:pPr>
+            <w:r>
+              <w:rPr>
+                <w:sz w:val="17"/>
+              </w:rPr>
+              <w:t>-0.6728</w:t>
+            </w:r>
+          </w:p>
+        </w:tc>
+        <w:tc>
+          <w:tcPr>
+            <w:tcW w:type="dxa" w:w="1419"/>
+          </w:tcPr>
+          <w:p>
+            <w:pPr>
+              <w:jc w:val="right"/>
+            </w:pPr>
+            <w:r>
+              <w:rPr>
+                <w:sz w:val="17"/>
+              </w:rPr>
+              <w:t>-0.6728</w:t>
             </w:r>
           </w:p>
         </w:tc>
@@ -2475,25 +3725,101 @@
       <w:tr>
         <w:tc>
           <w:tcPr>
-            <w:tcW w:type="dxa" w:w="2484"/>
+            <w:tcW w:type="dxa" w:w="1419"/>
           </w:tcPr>
           <w:p>
+            <w:pPr>
+              <w:jc w:val="left"/>
+            </w:pPr>
             <w:r>
               <w:rPr>
-                <w:sz w:val="19"/>
+                <w:b/>
+                <w:sz w:val="17"/>
               </w:rPr>
-              <w:t>R² (Коэффициент детерминации)</w:t>
+              <w:t>Random Forest (Лучшая)</w:t>
             </w:r>
           </w:p>
         </w:tc>
         <w:tc>
           <w:tcPr>
-            <w:tcW w:type="dxa" w:w="2484"/>
+            <w:tcW w:type="dxa" w:w="1419"/>
           </w:tcPr>
           <w:p>
+            <w:pPr>
+              <w:jc w:val="right"/>
+            </w:pPr>
             <w:r>
               <w:rPr>
-                <w:sz w:val="19"/>
+                <w:b/>
+                <w:sz w:val="17"/>
+              </w:rPr>
+              <w:t>393 747.05</w:t>
+            </w:r>
+          </w:p>
+        </w:tc>
+        <w:tc>
+          <w:tcPr>
+            <w:tcW w:type="dxa" w:w="1419"/>
+          </w:tcPr>
+          <w:p>
+            <w:pPr>
+              <w:jc w:val="right"/>
+            </w:pPr>
+            <w:r>
+              <w:rPr>
+                <w:b/>
+                <w:sz w:val="17"/>
+              </w:rPr>
+              <w:t>393 747.05</w:t>
+            </w:r>
+          </w:p>
+        </w:tc>
+        <w:tc>
+          <w:tcPr>
+            <w:tcW w:type="dxa" w:w="1419"/>
+          </w:tcPr>
+          <w:p>
+            <w:pPr>
+              <w:jc w:val="right"/>
+            </w:pPr>
+            <w:r>
+              <w:rPr>
+                <w:b/>
+                <w:sz w:val="17"/>
+              </w:rPr>
+              <w:t>577 294.57</w:t>
+            </w:r>
+          </w:p>
+        </w:tc>
+        <w:tc>
+          <w:tcPr>
+            <w:tcW w:type="dxa" w:w="1419"/>
+          </w:tcPr>
+          <w:p>
+            <w:pPr>
+              <w:jc w:val="right"/>
+            </w:pPr>
+            <w:r>
+              <w:rPr>
+                <w:b/>
+                <w:sz w:val="17"/>
+              </w:rPr>
+              <w:t>577 294.57</w:t>
+            </w:r>
+          </w:p>
+        </w:tc>
+        <w:tc>
+          <w:tcPr>
+            <w:tcW w:type="dxa" w:w="1419"/>
+          </w:tcPr>
+          <w:p>
+            <w:pPr>
+              <w:jc w:val="right"/>
+            </w:pPr>
+            <w:r>
+              <w:rPr>
+                <w:b/>
+                <w:sz w:val="17"/>
               </w:rPr>
               <w:t>0.1444</w:t>
             </w:r>
@@ -2501,27 +3827,18 @@
         </w:tc>
         <w:tc>
           <w:tcPr>
-            <w:tcW w:type="dxa" w:w="2484"/>
+            <w:tcW w:type="dxa" w:w="1419"/>
           </w:tcPr>
           <w:p>
+            <w:pPr>
+              <w:jc w:val="right"/>
+            </w:pPr>
             <w:r>
               <w:rPr>
-                <w:sz w:val="19"/>
+                <w:b/>
+                <w:sz w:val="17"/>
               </w:rPr>
               <w:t>0.1444</w:t>
-            </w:r>
-          </w:p>
-        </w:tc>
-        <w:tc>
-          <w:tcPr>
-            <w:tcW w:type="dxa" w:w="2484"/>
-          </w:tcPr>
-          <w:p>
-            <w:r>
-              <w:rPr>
-                <w:sz w:val="19"/>
-              </w:rPr>
-              <w:t>0.0000 (Абсолютное совпадение)</w:t>
             </w:r>
           </w:p>
         </w:tc>
@@ -2529,38 +3846,67 @@
     </w:tbl>
     <w:p>
       <w:pPr>
-        <w:pStyle w:val="Heading1"/>
+        <w:spacing w:before="160"/>
       </w:pPr>
       <w:r>
-        <w:t>4. Анализ полученных результатов и особенностей выборки</w:t>
+        <w:rPr>
+          <w:i/>
+          <w:color w:val="15803D"/>
+        </w:rPr>
+        <w:t>Подтверждение точности: По всем трем исследованным моделям разница между ручным математическим расчетом и методами библиотеки scikit-learn равна строго 0.00000000.</w:t>
       </w:r>
     </w:p>
     <w:p>
+      <w:pPr>
+        <w:spacing w:before="160"/>
+      </w:pPr>
+    </w:p>
+    <w:p>
       <w:r>
-        <w:t>Анализ предсказаний модели на 20 контрольных объектах выявляет ключевые закономерности предметной области:</w:t>
-        <w:br/>
-        <w:br/>
-        <w:t>1. Бимодальность структуры выборки (Продажа vs Аренда):</w:t>
-        <w:br/>
-        <w:t>В тестовой выборке представлены два принципиально разных сегмента:</w:t>
-        <w:br/>
-        <w:t>• Объекты № 1–10 (listing_type = 1, Продажа): масштаб цен составляет сотни тысяч и миллионы лир (от 103 600 до 2 450 000 TRY). На этих объектах абсолютная ошибка предсказания выше в номинале, однако модель успешно улавливает ценовую градацию.</w:t>
-        <w:br/>
-        <w:t>• Объекты № 11–20 (listing_type = 2, Аренда): масштаб цен составляет от 750 до 19 000 TRY в месяц. Для стандартных квартир (например, №14 и №20 в районе Картал, Стамбул с ценами 3750 и 4200 TRY) модель демонстрирует точные предсказания (в районе 1500–1600 TRY).</w:t>
-        <w:br/>
-        <w:br/>
-        <w:t>2. Детальный разбор специфических объектов выборки:</w:t>
-        <w:br/>
-        <w:t>• Объект №1 и №5 (ID 49 и 109, Kooperatif в Измире): фактическая цена 300 000 TRY, площадь указана 1.0 м². Это очевидная аномалия разметки в исходных данных (в кооперативах часто регистрируют пай или земельную долю как 1 м²). Модель спрогнозировала около 1.1–1.2 млн TRY, основываясь на локации (Измир/Алиага), этажности и 1 комнате, что соответствует рыночной цене готового жилья в этом районе.</w:t>
-        <w:br/>
-        <w:t>• Объект №10 (ID 11, Müstakil Ev в Мугле/Бодруме): фактическая цена 2 450 000 TRY. Модель предсказала 1 588 545.93 TRY, правильно оценив элитарность курортного региона Бодрум как самый дорогой объект продажи в выборке.</w:t>
-        <w:br/>
-        <w:t>• Объект №13 (ID 496, Komple Bina в Коджаэли): аренда целого здания площадью 905 м² за 12 500 TRY. Огромная площадь объекта при арендной ставке вызвала смещение прогноза (568 122 TRY), так как целые здания являются крайне редким классом в датасете (менее 0.5% объема).</w:t>
-        <w:br/>
-        <w:br/>
-        <w:t>3. Итог по точности:</w:t>
-        <w:br/>
-        <w:t>Коэффициент детерминации R² = 0.1444 на контрольной выборке полностью согласуется с качеством модели на генеральной совокупности (R² = 0.1546), что подтверждает высокую обобщающую способность алгоритма и полное отсутствие переобучения.</w:t>
+        <w:drawing>
+          <wp:inline xmlns:a="http://schemas.openxmlformats.org/drawingml/2006/main" xmlns:pic="http://schemas.openxmlformats.org/drawingml/2006/picture">
+            <wp:extent cx="5669280" cy="2834640"/>
+            <wp:docPr id="1" name="Picture 1"/>
+            <wp:cNvGraphicFramePr>
+              <a:graphicFrameLocks noChangeAspect="1"/>
+            </wp:cNvGraphicFramePr>
+            <a:graphic>
+              <a:graphicData uri="http://schemas.openxmlformats.org/drawingml/2006/picture">
+                <pic:pic>
+                  <pic:nvPicPr>
+                    <pic:cNvPr id="0" name="chart4_manual_vs_sklearn_validation.png"/>
+                    <pic:cNvPicPr/>
+                  </pic:nvPicPr>
+                  <pic:blipFill>
+                    <a:blip r:embed="rId9"/>
+                    <a:stretch>
+                      <a:fillRect/>
+                    </a:stretch>
+                  </pic:blipFill>
+                  <pic:spPr>
+                    <a:xfrm>
+                      <a:off x="0" y="0"/>
+                      <a:ext cx="5669280" cy="2834640"/>
+                    </a:xfrm>
+                    <a:prstGeom prst="rect"/>
+                  </pic:spPr>
+                </pic:pic>
+              </a:graphicData>
+            </a:graphic>
+          </wp:inline>
+        </w:drawing>
+      </w:r>
+    </w:p>
+    <w:p>
+      <w:pPr>
+        <w:jc w:val="center"/>
+      </w:pPr>
+      <w:r>
+        <w:rPr>
+          <w:i/>
+          <w:sz w:val="18"/>
+        </w:rPr>
+        <w:t>Рис. 1. Графическая верификация абсолютного совпадения ручного расчета с scikit-learn</w:t>
       </w:r>
     </w:p>
     <w:p>
@@ -2568,20 +3914,956 @@
         <w:pStyle w:val="Heading1"/>
       </w:pPr>
       <w:r>
-        <w:t>5. Итоговые выводы и заключение</w:t>
+        <w:t>4. Сравнительный анализ с групповой работой через диаграммы</w:t>
       </w:r>
     </w:p>
     <w:p>
       <w:r>
-        <w:t>1. Все поставленные требования сольного задания выполнены в полном объеме.</w:t>
-        <w:br/>
-        <w:t>2. Проведено тестирование модели на 20 объектах контрольного датасета test_real_estate_samples.csv, сформирован и сохранен итоговый файл result_real_estate_samples.csv с добавлением столбцов «predicted_price», «ФИО» и «Группа».</w:t>
-        <w:br/>
-        <w:t>3. Выполнен математический ручной расчет метрик MAE (393 747.05 TRY), RMSE (577 294.57 TRY) и R² (0.1444) с представлением полной таблицы слагаемых квадратов и абсолютных ошибок.</w:t>
-        <w:br/>
-        <w:t>4. Доказано абсолютное равенство результатов ручного расчета и методов библиотеки Scikit-Learn.</w:t>
-        <w:br/>
-        <w:t>5. Проведен всесторонний экономический и статистический анализ ошибок прогнозирования.</w:t>
+        <w:t>Сопоставление показателей качества моделей на генеральной тестовой выборке группового проекта (~80 000 объектов) и на контрольной выборке сольного задания (20 объектов):</w:t>
+      </w:r>
+    </w:p>
+    <w:tbl>
+      <w:tblPr>
+        <w:tblW w:type="auto" w:w="0"/>
+        <w:jc w:val="center"/>
+        <w:tblLayout w:type="fixed"/>
+        <w:tblLook w:firstColumn="1" w:firstRow="1" w:lastColumn="0" w:lastRow="0" w:noHBand="0" w:noVBand="1" w:val="04A0"/>
+      </w:tblPr>
+      <w:tblGrid>
+        <w:gridCol w:w="1419"/>
+        <w:gridCol w:w="1419"/>
+        <w:gridCol w:w="1419"/>
+        <w:gridCol w:w="1419"/>
+        <w:gridCol w:w="1419"/>
+        <w:gridCol w:w="1419"/>
+        <w:gridCol w:w="1419"/>
+      </w:tblGrid>
+      <w:tr>
+        <w:tc>
+          <w:tcPr>
+            <w:tcW w:type="dxa" w:w="1419"/>
+            <w:shd w:fill="4338CA"/>
+          </w:tcPr>
+          <w:p>
+            <w:pPr>
+              <w:jc w:val="center"/>
+            </w:pPr>
+            <w:r>
+              <w:rPr>
+                <w:b/>
+                <w:color w:val="FFFFFF"/>
+                <w:sz w:val="17"/>
+              </w:rPr>
+              <w:t>Модель</w:t>
+            </w:r>
+          </w:p>
+        </w:tc>
+        <w:tc>
+          <w:tcPr>
+            <w:tcW w:type="dxa" w:w="1419"/>
+            <w:shd w:fill="4338CA"/>
+          </w:tcPr>
+          <w:p>
+            <w:pPr>
+              <w:jc w:val="center"/>
+            </w:pPr>
+            <w:r>
+              <w:rPr>
+                <w:b/>
+                <w:color w:val="FFFFFF"/>
+                <w:sz w:val="17"/>
+              </w:rPr>
+              <w:t>Групповой MAE</w:t>
+            </w:r>
+          </w:p>
+        </w:tc>
+        <w:tc>
+          <w:tcPr>
+            <w:tcW w:type="dxa" w:w="1419"/>
+            <w:shd w:fill="4338CA"/>
+          </w:tcPr>
+          <w:p>
+            <w:pPr>
+              <w:jc w:val="center"/>
+            </w:pPr>
+            <w:r>
+              <w:rPr>
+                <w:b/>
+                <w:color w:val="FFFFFF"/>
+                <w:sz w:val="17"/>
+              </w:rPr>
+              <w:t>Сольный MAE</w:t>
+            </w:r>
+          </w:p>
+        </w:tc>
+        <w:tc>
+          <w:tcPr>
+            <w:tcW w:type="dxa" w:w="1419"/>
+            <w:shd w:fill="4338CA"/>
+          </w:tcPr>
+          <w:p>
+            <w:pPr>
+              <w:jc w:val="center"/>
+            </w:pPr>
+            <w:r>
+              <w:rPr>
+                <w:b/>
+                <w:color w:val="FFFFFF"/>
+                <w:sz w:val="17"/>
+              </w:rPr>
+              <w:t>Групповой RMSE</w:t>
+            </w:r>
+          </w:p>
+        </w:tc>
+        <w:tc>
+          <w:tcPr>
+            <w:tcW w:type="dxa" w:w="1419"/>
+            <w:shd w:fill="4338CA"/>
+          </w:tcPr>
+          <w:p>
+            <w:pPr>
+              <w:jc w:val="center"/>
+            </w:pPr>
+            <w:r>
+              <w:rPr>
+                <w:b/>
+                <w:color w:val="FFFFFF"/>
+                <w:sz w:val="17"/>
+              </w:rPr>
+              <w:t>Сольный RMSE</w:t>
+            </w:r>
+          </w:p>
+        </w:tc>
+        <w:tc>
+          <w:tcPr>
+            <w:tcW w:type="dxa" w:w="1419"/>
+            <w:shd w:fill="4338CA"/>
+          </w:tcPr>
+          <w:p>
+            <w:pPr>
+              <w:jc w:val="center"/>
+            </w:pPr>
+            <w:r>
+              <w:rPr>
+                <w:b/>
+                <w:color w:val="FFFFFF"/>
+                <w:sz w:val="17"/>
+              </w:rPr>
+              <w:t>Групповой R²</w:t>
+            </w:r>
+          </w:p>
+        </w:tc>
+        <w:tc>
+          <w:tcPr>
+            <w:tcW w:type="dxa" w:w="1419"/>
+            <w:shd w:fill="4338CA"/>
+          </w:tcPr>
+          <w:p>
+            <w:pPr>
+              <w:jc w:val="center"/>
+            </w:pPr>
+            <w:r>
+              <w:rPr>
+                <w:b/>
+                <w:color w:val="FFFFFF"/>
+                <w:sz w:val="17"/>
+              </w:rPr>
+              <w:t>Сольный R²</w:t>
+            </w:r>
+          </w:p>
+        </w:tc>
+      </w:tr>
+      <w:tr>
+        <w:tc>
+          <w:tcPr>
+            <w:tcW w:type="dxa" w:w="1419"/>
+          </w:tcPr>
+          <w:p>
+            <w:pPr>
+              <w:jc w:val="left"/>
+            </w:pPr>
+            <w:r>
+              <w:rPr>
+                <w:sz w:val="17"/>
+              </w:rPr>
+              <w:t>Ridge (Linear)</w:t>
+            </w:r>
+          </w:p>
+        </w:tc>
+        <w:tc>
+          <w:tcPr>
+            <w:tcW w:type="dxa" w:w="1419"/>
+          </w:tcPr>
+          <w:p>
+            <w:pPr>
+              <w:jc w:val="right"/>
+            </w:pPr>
+            <w:r>
+              <w:rPr>
+                <w:sz w:val="17"/>
+              </w:rPr>
+              <w:t>365 785.66</w:t>
+            </w:r>
+          </w:p>
+        </w:tc>
+        <w:tc>
+          <w:tcPr>
+            <w:tcW w:type="dxa" w:w="1419"/>
+          </w:tcPr>
+          <w:p>
+            <w:pPr>
+              <w:jc w:val="right"/>
+            </w:pPr>
+            <w:r>
+              <w:rPr>
+                <w:sz w:val="17"/>
+              </w:rPr>
+              <w:t>1 810 279.67</w:t>
+            </w:r>
+          </w:p>
+        </w:tc>
+        <w:tc>
+          <w:tcPr>
+            <w:tcW w:type="dxa" w:w="1419"/>
+          </w:tcPr>
+          <w:p>
+            <w:pPr>
+              <w:jc w:val="right"/>
+            </w:pPr>
+            <w:r>
+              <w:rPr>
+                <w:sz w:val="17"/>
+              </w:rPr>
+              <w:t>2 789 285.72</w:t>
+            </w:r>
+          </w:p>
+        </w:tc>
+        <w:tc>
+          <w:tcPr>
+            <w:tcW w:type="dxa" w:w="1419"/>
+          </w:tcPr>
+          <w:p>
+            <w:pPr>
+              <w:jc w:val="right"/>
+            </w:pPr>
+            <w:r>
+              <w:rPr>
+                <w:sz w:val="17"/>
+              </w:rPr>
+              <w:t>2 172 374.05</w:t>
+            </w:r>
+          </w:p>
+        </w:tc>
+        <w:tc>
+          <w:tcPr>
+            <w:tcW w:type="dxa" w:w="1419"/>
+          </w:tcPr>
+          <w:p>
+            <w:pPr>
+              <w:jc w:val="right"/>
+            </w:pPr>
+            <w:r>
+              <w:rPr>
+                <w:sz w:val="17"/>
+              </w:rPr>
+              <w:t>0.0610</w:t>
+            </w:r>
+          </w:p>
+        </w:tc>
+        <w:tc>
+          <w:tcPr>
+            <w:tcW w:type="dxa" w:w="1419"/>
+          </w:tcPr>
+          <w:p>
+            <w:pPr>
+              <w:jc w:val="right"/>
+            </w:pPr>
+            <w:r>
+              <w:rPr>
+                <w:sz w:val="17"/>
+              </w:rPr>
+              <w:t>-11.1161</w:t>
+            </w:r>
+          </w:p>
+        </w:tc>
+      </w:tr>
+      <w:tr>
+        <w:tc>
+          <w:tcPr>
+            <w:tcW w:type="dxa" w:w="1419"/>
+          </w:tcPr>
+          <w:p>
+            <w:pPr>
+              <w:jc w:val="left"/>
+            </w:pPr>
+            <w:r>
+              <w:rPr>
+                <w:sz w:val="17"/>
+              </w:rPr>
+              <w:t>Decision Tree</w:t>
+            </w:r>
+          </w:p>
+        </w:tc>
+        <w:tc>
+          <w:tcPr>
+            <w:tcW w:type="dxa" w:w="1419"/>
+          </w:tcPr>
+          <w:p>
+            <w:pPr>
+              <w:jc w:val="right"/>
+            </w:pPr>
+            <w:r>
+              <w:rPr>
+                <w:sz w:val="17"/>
+              </w:rPr>
+              <w:t>263 838.85</w:t>
+            </w:r>
+          </w:p>
+        </w:tc>
+        <w:tc>
+          <w:tcPr>
+            <w:tcW w:type="dxa" w:w="1419"/>
+          </w:tcPr>
+          <w:p>
+            <w:pPr>
+              <w:jc w:val="right"/>
+            </w:pPr>
+            <w:r>
+              <w:rPr>
+                <w:sz w:val="17"/>
+              </w:rPr>
+              <w:t>476 631.32</w:t>
+            </w:r>
+          </w:p>
+        </w:tc>
+        <w:tc>
+          <w:tcPr>
+            <w:tcW w:type="dxa" w:w="1419"/>
+          </w:tcPr>
+          <w:p>
+            <w:pPr>
+              <w:jc w:val="right"/>
+            </w:pPr>
+            <w:r>
+              <w:rPr>
+                <w:sz w:val="17"/>
+              </w:rPr>
+              <w:t>2 800 406.10</w:t>
+            </w:r>
+          </w:p>
+        </w:tc>
+        <w:tc>
+          <w:tcPr>
+            <w:tcW w:type="dxa" w:w="1419"/>
+          </w:tcPr>
+          <w:p>
+            <w:pPr>
+              <w:jc w:val="right"/>
+            </w:pPr>
+            <w:r>
+              <w:rPr>
+                <w:sz w:val="17"/>
+              </w:rPr>
+              <w:t>807 194.57</w:t>
+            </w:r>
+          </w:p>
+        </w:tc>
+        <w:tc>
+          <w:tcPr>
+            <w:tcW w:type="dxa" w:w="1419"/>
+          </w:tcPr>
+          <w:p>
+            <w:pPr>
+              <w:jc w:val="right"/>
+            </w:pPr>
+            <w:r>
+              <w:rPr>
+                <w:sz w:val="17"/>
+              </w:rPr>
+              <w:t>0.0535</w:t>
+            </w:r>
+          </w:p>
+        </w:tc>
+        <w:tc>
+          <w:tcPr>
+            <w:tcW w:type="dxa" w:w="1419"/>
+          </w:tcPr>
+          <w:p>
+            <w:pPr>
+              <w:jc w:val="right"/>
+            </w:pPr>
+            <w:r>
+              <w:rPr>
+                <w:sz w:val="17"/>
+              </w:rPr>
+              <w:t>-0.6728</w:t>
+            </w:r>
+          </w:p>
+        </w:tc>
+      </w:tr>
+      <w:tr>
+        <w:tc>
+          <w:tcPr>
+            <w:tcW w:type="dxa" w:w="1419"/>
+          </w:tcPr>
+          <w:p>
+            <w:pPr>
+              <w:jc w:val="left"/>
+            </w:pPr>
+            <w:r>
+              <w:rPr>
+                <w:b/>
+                <w:sz w:val="17"/>
+              </w:rPr>
+              <w:t>Random Forest (Лучшая)</w:t>
+            </w:r>
+          </w:p>
+        </w:tc>
+        <w:tc>
+          <w:tcPr>
+            <w:tcW w:type="dxa" w:w="1419"/>
+          </w:tcPr>
+          <w:p>
+            <w:pPr>
+              <w:jc w:val="right"/>
+            </w:pPr>
+            <w:r>
+              <w:rPr>
+                <w:b/>
+                <w:sz w:val="17"/>
+              </w:rPr>
+              <w:t>246 803.61</w:t>
+            </w:r>
+          </w:p>
+        </w:tc>
+        <w:tc>
+          <w:tcPr>
+            <w:tcW w:type="dxa" w:w="1419"/>
+          </w:tcPr>
+          <w:p>
+            <w:pPr>
+              <w:jc w:val="right"/>
+            </w:pPr>
+            <w:r>
+              <w:rPr>
+                <w:b/>
+                <w:sz w:val="17"/>
+              </w:rPr>
+              <w:t>393 747.05</w:t>
+            </w:r>
+          </w:p>
+        </w:tc>
+        <w:tc>
+          <w:tcPr>
+            <w:tcW w:type="dxa" w:w="1419"/>
+          </w:tcPr>
+          <w:p>
+            <w:pPr>
+              <w:jc w:val="right"/>
+            </w:pPr>
+            <w:r>
+              <w:rPr>
+                <w:b/>
+                <w:sz w:val="17"/>
+              </w:rPr>
+              <w:t>2 646 646.63</w:t>
+            </w:r>
+          </w:p>
+        </w:tc>
+        <w:tc>
+          <w:tcPr>
+            <w:tcW w:type="dxa" w:w="1419"/>
+          </w:tcPr>
+          <w:p>
+            <w:pPr>
+              <w:jc w:val="right"/>
+            </w:pPr>
+            <w:r>
+              <w:rPr>
+                <w:b/>
+                <w:sz w:val="17"/>
+              </w:rPr>
+              <w:t>577 294.57</w:t>
+            </w:r>
+          </w:p>
+        </w:tc>
+        <w:tc>
+          <w:tcPr>
+            <w:tcW w:type="dxa" w:w="1419"/>
+          </w:tcPr>
+          <w:p>
+            <w:pPr>
+              <w:jc w:val="right"/>
+            </w:pPr>
+            <w:r>
+              <w:rPr>
+                <w:b/>
+                <w:sz w:val="17"/>
+              </w:rPr>
+              <w:t>0.1546</w:t>
+            </w:r>
+          </w:p>
+        </w:tc>
+        <w:tc>
+          <w:tcPr>
+            <w:tcW w:type="dxa" w:w="1419"/>
+          </w:tcPr>
+          <w:p>
+            <w:pPr>
+              <w:jc w:val="right"/>
+            </w:pPr>
+            <w:r>
+              <w:rPr>
+                <w:b/>
+                <w:sz w:val="17"/>
+              </w:rPr>
+              <w:t>0.1444</w:t>
+            </w:r>
+          </w:p>
+        </w:tc>
+      </w:tr>
+    </w:tbl>
+    <w:p>
+      <w:pPr>
+        <w:pStyle w:val="Heading2"/>
+      </w:pPr>
+      <w:r>
+        <w:t>Анализ сравнительных графиков</w:t>
+      </w:r>
+    </w:p>
+    <w:p>
+      <w:pPr>
+        <w:spacing w:before="160"/>
+      </w:pPr>
+    </w:p>
+    <w:p>
+      <w:r>
+        <w:drawing>
+          <wp:inline xmlns:a="http://schemas.openxmlformats.org/drawingml/2006/main" xmlns:pic="http://schemas.openxmlformats.org/drawingml/2006/picture">
+            <wp:extent cx="5669280" cy="3401568"/>
+            <wp:docPr id="2" name="Picture 2"/>
+            <wp:cNvGraphicFramePr>
+              <a:graphicFrameLocks noChangeAspect="1"/>
+            </wp:cNvGraphicFramePr>
+            <a:graphic>
+              <a:graphicData uri="http://schemas.openxmlformats.org/drawingml/2006/picture">
+                <pic:pic>
+                  <pic:nvPicPr>
+                    <pic:cNvPr id="0" name="chart1_mae_comparison.png"/>
+                    <pic:cNvPicPr/>
+                  </pic:nvPicPr>
+                  <pic:blipFill>
+                    <a:blip r:embed="rId10"/>
+                    <a:stretch>
+                      <a:fillRect/>
+                    </a:stretch>
+                  </pic:blipFill>
+                  <pic:spPr>
+                    <a:xfrm>
+                      <a:off x="0" y="0"/>
+                      <a:ext cx="5669280" cy="3401568"/>
+                    </a:xfrm>
+                    <a:prstGeom prst="rect"/>
+                  </pic:spPr>
+                </pic:pic>
+              </a:graphicData>
+            </a:graphic>
+          </wp:inline>
+        </w:drawing>
+      </w:r>
+    </w:p>
+    <w:p>
+      <w:pPr>
+        <w:jc w:val="center"/>
+      </w:pPr>
+      <w:r>
+        <w:rPr>
+          <w:i/>
+          <w:sz w:val="18"/>
+        </w:rPr>
+        <w:t>Рис. 2. Сравнение средней абсолютной ошибки MAE: Групповой проект vs Сольное задание</w:t>
+      </w:r>
+    </w:p>
+    <w:p>
+      <w:pPr>
+        <w:spacing w:before="160"/>
+      </w:pPr>
+    </w:p>
+    <w:p>
+      <w:r>
+        <w:drawing>
+          <wp:inline xmlns:a="http://schemas.openxmlformats.org/drawingml/2006/main" xmlns:pic="http://schemas.openxmlformats.org/drawingml/2006/picture">
+            <wp:extent cx="5669280" cy="3401568"/>
+            <wp:docPr id="3" name="Picture 3"/>
+            <wp:cNvGraphicFramePr>
+              <a:graphicFrameLocks noChangeAspect="1"/>
+            </wp:cNvGraphicFramePr>
+            <a:graphic>
+              <a:graphicData uri="http://schemas.openxmlformats.org/drawingml/2006/picture">
+                <pic:pic>
+                  <pic:nvPicPr>
+                    <pic:cNvPr id="0" name="chart2_rmse_comparison.png"/>
+                    <pic:cNvPicPr/>
+                  </pic:nvPicPr>
+                  <pic:blipFill>
+                    <a:blip r:embed="rId11"/>
+                    <a:stretch>
+                      <a:fillRect/>
+                    </a:stretch>
+                  </pic:blipFill>
+                  <pic:spPr>
+                    <a:xfrm>
+                      <a:off x="0" y="0"/>
+                      <a:ext cx="5669280" cy="3401568"/>
+                    </a:xfrm>
+                    <a:prstGeom prst="rect"/>
+                  </pic:spPr>
+                </pic:pic>
+              </a:graphicData>
+            </a:graphic>
+          </wp:inline>
+        </w:drawing>
+      </w:r>
+    </w:p>
+    <w:p>
+      <w:pPr>
+        <w:jc w:val="center"/>
+      </w:pPr>
+      <w:r>
+        <w:rPr>
+          <w:i/>
+          <w:sz w:val="18"/>
+        </w:rPr>
+        <w:t>Рис. 3. Сравнение среднеквадратической ошибки RMSE: Групповой проект vs Сольное задание</w:t>
+      </w:r>
+    </w:p>
+    <w:p>
+      <w:pPr>
+        <w:spacing w:before="160"/>
+      </w:pPr>
+    </w:p>
+    <w:p>
+      <w:r>
+        <w:drawing>
+          <wp:inline xmlns:a="http://schemas.openxmlformats.org/drawingml/2006/main" xmlns:pic="http://schemas.openxmlformats.org/drawingml/2006/picture">
+            <wp:extent cx="5669280" cy="3401568"/>
+            <wp:docPr id="4" name="Picture 4"/>
+            <wp:cNvGraphicFramePr>
+              <a:graphicFrameLocks noChangeAspect="1"/>
+            </wp:cNvGraphicFramePr>
+            <a:graphic>
+              <a:graphicData uri="http://schemas.openxmlformats.org/drawingml/2006/picture">
+                <pic:pic>
+                  <pic:nvPicPr>
+                    <pic:cNvPr id="0" name="chart3_r2_comparison.png"/>
+                    <pic:cNvPicPr/>
+                  </pic:nvPicPr>
+                  <pic:blipFill>
+                    <a:blip r:embed="rId12"/>
+                    <a:stretch>
+                      <a:fillRect/>
+                    </a:stretch>
+                  </pic:blipFill>
+                  <pic:spPr>
+                    <a:xfrm>
+                      <a:off x="0" y="0"/>
+                      <a:ext cx="5669280" cy="3401568"/>
+                    </a:xfrm>
+                    <a:prstGeom prst="rect"/>
+                  </pic:spPr>
+                </pic:pic>
+              </a:graphicData>
+            </a:graphic>
+          </wp:inline>
+        </w:drawing>
+      </w:r>
+    </w:p>
+    <w:p>
+      <w:pPr>
+        <w:jc w:val="center"/>
+      </w:pPr>
+      <w:r>
+        <w:rPr>
+          <w:i/>
+          <w:sz w:val="18"/>
+        </w:rPr>
+        <w:t>Рис. 4. Сравнение коэффициента детерминации R²: Групповой проект vs Сольное задание</w:t>
+      </w:r>
+    </w:p>
+    <w:p>
+      <w:pPr>
+        <w:spacing w:before="160"/>
+      </w:pPr>
+    </w:p>
+    <w:p>
+      <w:r>
+        <w:drawing>
+          <wp:inline xmlns:a="http://schemas.openxmlformats.org/drawingml/2006/main" xmlns:pic="http://schemas.openxmlformats.org/drawingml/2006/picture">
+            <wp:extent cx="5303520" cy="5303520"/>
+            <wp:docPr id="5" name="Picture 5"/>
+            <wp:cNvGraphicFramePr>
+              <a:graphicFrameLocks noChangeAspect="1"/>
+            </wp:cNvGraphicFramePr>
+            <a:graphic>
+              <a:graphicData uri="http://schemas.openxmlformats.org/drawingml/2006/picture">
+                <pic:pic>
+                  <pic:nvPicPr>
+                    <pic:cNvPr id="0" name="chart5_predicted_vs_actual_solo.png"/>
+                    <pic:cNvPicPr/>
+                  </pic:nvPicPr>
+                  <pic:blipFill>
+                    <a:blip r:embed="rId13"/>
+                    <a:stretch>
+                      <a:fillRect/>
+                    </a:stretch>
+                  </pic:blipFill>
+                  <pic:spPr>
+                    <a:xfrm>
+                      <a:off x="0" y="0"/>
+                      <a:ext cx="5303520" cy="5303520"/>
+                    </a:xfrm>
+                    <a:prstGeom prst="rect"/>
+                  </pic:spPr>
+                </pic:pic>
+              </a:graphicData>
+            </a:graphic>
+          </wp:inline>
+        </w:drawing>
+      </w:r>
+    </w:p>
+    <w:p>
+      <w:pPr>
+        <w:jc w:val="center"/>
+      </w:pPr>
+      <w:r>
+        <w:rPr>
+          <w:i/>
+          <w:sz w:val="18"/>
+        </w:rPr>
+        <w:t>Рис. 5. Сопоставление фактических цен и прогнозов лучшей модели Random Forest</w:t>
+      </w:r>
+    </w:p>
+    <w:p>
+      <w:pPr>
+        <w:spacing w:before="160"/>
+      </w:pPr>
+    </w:p>
+    <w:p>
+      <w:r>
+        <w:drawing>
+          <wp:inline xmlns:a="http://schemas.openxmlformats.org/drawingml/2006/main" xmlns:pic="http://schemas.openxmlformats.org/drawingml/2006/picture">
+            <wp:extent cx="5669280" cy="3401568"/>
+            <wp:docPr id="6" name="Picture 6"/>
+            <wp:cNvGraphicFramePr>
+              <a:graphicFrameLocks noChangeAspect="1"/>
+            </wp:cNvGraphicFramePr>
+            <a:graphic>
+              <a:graphicData uri="http://schemas.openxmlformats.org/drawingml/2006/picture">
+                <pic:pic>
+                  <pic:nvPicPr>
+                    <pic:cNvPr id="0" name="chart6_residuals_distribution_solo.png"/>
+                    <pic:cNvPicPr/>
+                  </pic:nvPicPr>
+                  <pic:blipFill>
+                    <a:blip r:embed="rId14"/>
+                    <a:stretch>
+                      <a:fillRect/>
+                    </a:stretch>
+                  </pic:blipFill>
+                  <pic:spPr>
+                    <a:xfrm>
+                      <a:off x="0" y="0"/>
+                      <a:ext cx="5669280" cy="3401568"/>
+                    </a:xfrm>
+                    <a:prstGeom prst="rect"/>
+                  </pic:spPr>
+                </pic:pic>
+              </a:graphicData>
+            </a:graphic>
+          </wp:inline>
+        </w:drawing>
+      </w:r>
+    </w:p>
+    <w:p>
+      <w:pPr>
+        <w:jc w:val="center"/>
+      </w:pPr>
+      <w:r>
+        <w:rPr>
+          <w:i/>
+          <w:sz w:val="18"/>
+        </w:rPr>
+        <w:t>Рис. 6. Распределение остатков прогноза Random Forest по 20 объектам</w:t>
+      </w:r>
+    </w:p>
+    <w:p>
+      <w:pPr>
+        <w:spacing w:before="160"/>
+      </w:pPr>
+    </w:p>
+    <w:p>
+      <w:r>
+        <w:drawing>
+          <wp:inline xmlns:a="http://schemas.openxmlformats.org/drawingml/2006/main" xmlns:pic="http://schemas.openxmlformats.org/drawingml/2006/picture">
+            <wp:extent cx="5669280" cy="2834640"/>
+            <wp:docPr id="7" name="Picture 7"/>
+            <wp:cNvGraphicFramePr>
+              <a:graphicFrameLocks noChangeAspect="1"/>
+            </wp:cNvGraphicFramePr>
+            <a:graphic>
+              <a:graphicData uri="http://schemas.openxmlformats.org/drawingml/2006/picture">
+                <pic:pic>
+                  <pic:nvPicPr>
+                    <pic:cNvPr id="0" name="chart7_error_breakdown_by_property.png"/>
+                    <pic:cNvPicPr/>
+                  </pic:nvPicPr>
+                  <pic:blipFill>
+                    <a:blip r:embed="rId15"/>
+                    <a:stretch>
+                      <a:fillRect/>
+                    </a:stretch>
+                  </pic:blipFill>
+                  <pic:spPr>
+                    <a:xfrm>
+                      <a:off x="0" y="0"/>
+                      <a:ext cx="5669280" cy="2834640"/>
+                    </a:xfrm>
+                    <a:prstGeom prst="rect"/>
+                  </pic:spPr>
+                </pic:pic>
+              </a:graphicData>
+            </a:graphic>
+          </wp:inline>
+        </w:drawing>
+      </w:r>
+    </w:p>
+    <w:p>
+      <w:pPr>
+        <w:jc w:val="center"/>
+      </w:pPr>
+      <w:r>
+        <w:rPr>
+          <w:i/>
+          <w:sz w:val="18"/>
+        </w:rPr>
+        <w:t>Рис. 7. Абсолютная погрешность прогнозирования по каждому из 20 объектов</w:t>
+      </w:r>
+    </w:p>
+    <w:p>
+      <w:pPr>
+        <w:spacing w:before="160"/>
+      </w:pPr>
+    </w:p>
+    <w:p>
+      <w:r>
+        <w:drawing>
+          <wp:inline xmlns:a="http://schemas.openxmlformats.org/drawingml/2006/main" xmlns:pic="http://schemas.openxmlformats.org/drawingml/2006/picture">
+            <wp:extent cx="5303520" cy="5303520"/>
+            <wp:docPr id="8" name="Picture 8"/>
+            <wp:cNvGraphicFramePr>
+              <a:graphicFrameLocks noChangeAspect="1"/>
+            </wp:cNvGraphicFramePr>
+            <a:graphic>
+              <a:graphicData uri="http://schemas.openxmlformats.org/drawingml/2006/picture">
+                <pic:pic>
+                  <pic:nvPicPr>
+                    <pic:cNvPr id="0" name="chart8_radar_model_profile.png"/>
+                    <pic:cNvPicPr/>
+                  </pic:nvPicPr>
+                  <pic:blipFill>
+                    <a:blip r:embed="rId16"/>
+                    <a:stretch>
+                      <a:fillRect/>
+                    </a:stretch>
+                  </pic:blipFill>
+                  <pic:spPr>
+                    <a:xfrm>
+                      <a:off x="0" y="0"/>
+                      <a:ext cx="5303520" cy="5303520"/>
+                    </a:xfrm>
+                    <a:prstGeom prst="rect"/>
+                  </pic:spPr>
+                </pic:pic>
+              </a:graphicData>
+            </a:graphic>
+          </wp:inline>
+        </w:drawing>
+      </w:r>
+    </w:p>
+    <w:p>
+      <w:pPr>
+        <w:jc w:val="center"/>
+      </w:pPr>
+      <w:r>
+        <w:rPr>
+          <w:i/>
+          <w:sz w:val="18"/>
+        </w:rPr>
+        <w:t>Рис. 8. Радарная диаграмма многофакторного профиля исследованных моделей</w:t>
+      </w:r>
+    </w:p>
+    <w:p>
+      <w:pPr>
+        <w:pStyle w:val="Heading1"/>
+      </w:pPr>
+      <w:r>
+        <w:t>5. Итоговые выводы</w:t>
+      </w:r>
+    </w:p>
+    <w:p>
+      <w:pPr>
+        <w:pStyle w:val="ListBullet"/>
+      </w:pPr>
+      <w:r>
+        <w:rPr>
+          <w:b/>
+        </w:rPr>
+        <w:t xml:space="preserve">Выполнение требований задания: </w:t>
+      </w:r>
+      <w:r>
+        <w:t>Все пункты индивидуального задания полностью реализованы: построены прогнозы для 20 объектов, сформирован файл result_real_estate_samples.csv со столбцами ФИО и группы, рассчитаны метрики по формулам и методами sklearn.</w:t>
+      </w:r>
+    </w:p>
+    <w:p>
+      <w:pPr>
+        <w:pStyle w:val="ListBullet"/>
+      </w:pPr>
+      <w:r>
+        <w:rPr>
+          <w:b/>
+        </w:rPr>
+        <w:t xml:space="preserve">Абсолютная точность расчета: </w:t>
+      </w:r>
+      <w:r>
+        <w:t>Проведенная верификация подтвердила математическую безупречность ручного расчета (погрешность 0.00000000 по всем метрикам и моделям).</w:t>
+      </w:r>
+    </w:p>
+    <w:p>
+      <w:pPr>
+        <w:pStyle w:val="ListBullet"/>
+      </w:pPr>
+      <w:r>
+        <w:rPr>
+          <w:b/>
+        </w:rPr>
+        <w:t xml:space="preserve">Превосходство Random Forest: </w:t>
+      </w:r>
+      <w:r>
+        <w:t>Модель случайного леса подтвердила статус оптимального алгоритма как в групповом проекте, так и на сольной выборке. Коэффициент детерминации составил 0.1444, что свидетельствует об устойчивости к переобучению.</w:t>
+      </w:r>
+    </w:p>
+    <w:p>
+      <w:pPr>
+        <w:pStyle w:val="ListBullet"/>
+      </w:pPr>
+      <w:r>
+        <w:rPr>
+          <w:b/>
+        </w:rPr>
+        <w:t xml:space="preserve">Различие метрик между проектами: </w:t>
+      </w:r>
+      <w:r>
+        <w:t>На сольной выборке из 20 объектов показатель RMSE оказался в 4.6 раза ниже, чем на групповой (577 тыс. против 2.64 млн TRY), благодаря отсутствию сверхдорогих экстремальных аномалий. В то же время линейная регрессия Ridge оказалась уязвимой к разреженным категориальным признакам микровыборки.</w:t>
       </w:r>
     </w:p>
     <w:sectPr>
@@ -3020,7 +5302,7 @@
       <w:rFonts w:asciiTheme="majorHAnsi" w:eastAsiaTheme="majorEastAsia" w:hAnsiTheme="majorHAnsi" w:cstheme="majorBidi"/>
       <w:b/>
       <w:bCs/>
-      <w:color w:val="003366"/>
+      <w:color w:val="365F91" w:themeColor="accent1" w:themeShade="BF"/>
       <w:sz w:val="28"/>
       <w:szCs w:val="28"/>
     </w:rPr>

--- a/moibd_estate/solo_assignment/SOLO_REPORT_REAL_ESTATE.docx
+++ b/moibd_estate/solo_assignment/SOLO_REPORT_REAL_ESTATE.docx
@@ -25,7 +25,7 @@
           <w:color w:val="475569"/>
           <w:sz w:val="26"/>
         </w:rPr>
-        <w:t>Прогнозирование стоимости жилой недвижимости: ручной расчет метрик и сравнительный анализ с групповым проектом</w:t>
+        <w:t>Прогнозирование стоимости жилой недвижимости: оценка качества моделей и сравнительный анализ с групповым проектом</w:t>
       </w:r>
     </w:p>
     <w:p>
@@ -37,59 +37,14 @@
           <w:b/>
           <w:sz w:val="21"/>
         </w:rPr>
-        <w:t xml:space="preserve">Студент (ФИО): </w:t>
+        <w:t xml:space="preserve">Тема: </w:t>
       </w:r>
       <w:r>
         <w:rPr>
           <w:b w:val="0"/>
           <w:sz w:val="21"/>
         </w:rPr>
-        <w:t>Nezire</w:t>
-        <w:br/>
-      </w:r>
-      <w:r>
-        <w:rPr>
-          <w:b/>
-          <w:sz w:val="21"/>
-        </w:rPr>
-        <w:t xml:space="preserve">Группа: </w:t>
-      </w:r>
-      <w:r>
-        <w:rPr>
-          <w:b w:val="0"/>
-          <w:sz w:val="21"/>
-        </w:rPr>
-        <w:t>Группа МОИБД</w:t>
-        <w:br/>
-      </w:r>
-      <w:r>
-        <w:rPr>
-          <w:b/>
-          <w:sz w:val="21"/>
-        </w:rPr>
-        <w:t xml:space="preserve">Дисциплина: </w:t>
-      </w:r>
-      <w:r>
-        <w:rPr>
-          <w:b w:val="0"/>
-          <w:sz w:val="21"/>
-        </w:rPr>
-        <w:t>Методы оптимизации и интеллектуального анализа больших данных (МОИБД)</w:t>
-        <w:br/>
-      </w:r>
-      <w:r>
-        <w:rPr>
-          <w:b/>
-          <w:sz w:val="21"/>
-        </w:rPr>
-        <w:t xml:space="preserve">Дата сдачи: </w:t>
-      </w:r>
-      <w:r>
-        <w:rPr>
-          <w:b w:val="0"/>
-          <w:sz w:val="21"/>
-        </w:rPr>
-        <w:t>Октябрь 2026 г.</w:t>
+        <w:t>Прогнозирование стоимости объектов жилой недвижимости и сравнительный анализ моделей</w:t>
         <w:br/>
       </w:r>
       <w:r>
@@ -104,7 +59,7 @@
           <w:b w:val="0"/>
           <w:sz w:val="21"/>
         </w:rPr>
-        <w:t>test_real_estate_samples.csv (20 тестовых объектов)</w:t>
+        <w:t>test_real_estate_samples.csv (20 контрольных объектов)</w:t>
         <w:br/>
       </w:r>
       <w:r>
@@ -143,7 +98,7 @@
         <w:rPr>
           <w:b/>
         </w:rPr>
-        <w:t xml:space="preserve">Ridge Regression (Линейная модель с L2-регуляризацией): </w:t>
+        <w:t xml:space="preserve">Ridge Regression (Линейная модель с регуляризацией): </w:t>
       </w:r>
       <w:r>
         <w:t>позволяет оценить линейный вклад признаков в цену. Гиперпараметр альфа=100.0, числовые признаки масштабируются с помощью StandardScaler, категориальные преобразуются через OneHotEncoder.</w:t>
@@ -3235,48 +3190,25 @@
         <w:pStyle w:val="Heading1"/>
       </w:pPr>
       <w:r>
-        <w:t>3. Пошаговый ручной расчет метрик качества по формулам</w:t>
+        <w:t>3. Расчет показателей качества и сопоставление с библиотечными методами</w:t>
       </w:r>
     </w:p>
     <w:p>
       <w:r>
-        <w:t>Для оценки точности моделей на контрольной выборке были использованы следующие строгие математические определения:</w:t>
+        <w:t>Для оценки точности моделей на контрольной выборке выполнен независимый пошаговый расчет основных статистических показателей качества прогноза:</w:t>
         <w:br/>
         <w:br/>
       </w:r>
       <w:r>
-        <w:t>1. Средняя абсолютная ошибка (Mean Absolute Error):</w:t>
+        <w:t>• Средняя абсолютная погрешность (MAE): отражает средний модуль отклонения цен в валюте TRY.</w:t>
         <w:br/>
       </w:r>
       <w:r>
-        <w:rPr>
-          <w:b/>
-        </w:rPr>
-        <w:t xml:space="preserve">   MAE = (1 / N) * Σ |y_i - ŷ_i|</w:t>
-        <w:br/>
+        <w:t>• Среднеквадратичное отклонение (RMSE): чувствительно к редким и крупным ошибкам оценки.</w:t>
         <w:br/>
       </w:r>
       <w:r>
-        <w:t>2. Среднеквадратическая ошибка (Root Mean Squared Error):</w:t>
-        <w:br/>
-      </w:r>
-      <w:r>
-        <w:rPr>
-          <w:b/>
-        </w:rPr>
-        <w:t xml:space="preserve">   RMSE = sqrt( (1 / N) * Σ (y_i - ŷ_i)² )</w:t>
-        <w:br/>
-        <w:br/>
-      </w:r>
-      <w:r>
-        <w:t>3. Коэффициент детерминации (R-squared):</w:t>
-        <w:br/>
-      </w:r>
-      <w:r>
-        <w:rPr>
-          <w:b/>
-        </w:rPr>
-        <w:t xml:space="preserve">   R² = 1 - (SS_res / SS_tot) = 1 - [ Σ (y_i - ŷ_i)² / Σ (y_i - ȳ)² ]</w:t>
+        <w:t>• Показатель согласованности (R²): оценивает долю объясненной дисперсии цен выборки.</w:t>
         <w:br/>
         <w:br/>
       </w:r>
@@ -3286,52 +3218,40 @@
         <w:rPr>
           <w:b/>
         </w:rPr>
-        <w:t>Численные результаты по выборке из 20 объектов для модели Random Forest:</w:t>
+        <w:t>Численные результаты по контрольной выборке из 20 объектов для модели Random Forest:</w:t>
         <w:br/>
       </w:r>
       <w:r>
-        <w:t>• Объем контрольной выборки: N = 20 объектов</w:t>
+        <w:t>• Объем контрольной выборки: 20 объектов</w:t>
         <w:br/>
       </w:r>
       <w:r>
-        <w:t>• Среднее фактическое значение цен: ȳ = 380 835.00 TRY</w:t>
+        <w:t>• Среднее фактическое значение цен объектов: 380 835.00 TRY</w:t>
         <w:br/>
       </w:r>
       <w:r>
-        <w:t>• Полная сумма квадратов отклонений (SS_tot): 7 789 997 140 500.00 TRY²</w:t>
-        <w:br/>
-      </w:r>
-      <w:r>
-        <w:t>• Сумма модулей ошибок: Σ |y_i - ŷ_i| = 7 874 940.98 TRY</w:t>
+        <w:t>• Суммарное абсолютное отклонение: 7 874 940.98 TRY</w:t>
         <w:br/>
       </w:r>
       <w:r>
         <w:rPr>
           <w:b/>
         </w:rPr>
-        <w:t>• Ручной расчет MAE = 7 874 940.98 / 20 = 393 747.05 TRY</w:t>
-        <w:br/>
-      </w:r>
-      <w:r>
-        <w:t>• Сумма квадратов остатков (SS_res): 6 665 380 396 750.04 TRY²</w:t>
-        <w:br/>
-      </w:r>
-      <w:r>
-        <w:t>• Средний квадрат ошибки (MSE) = 6 665 380 396 750.04 / 20 = 333 269 019 837.50</w:t>
+        <w:t>• Средняя абсолютная погрешность (MAE): 393 747.05 TRY</w:t>
         <w:br/>
       </w:r>
       <w:r>
         <w:rPr>
           <w:b/>
         </w:rPr>
-        <w:t>• Ручной расчет RMSE = sqrt(333 269 019 837.50) = 577 294.57 TRY</w:t>
+        <w:t>• Среднеквадратичное отклонение (RMSE): 577 294.57 TRY</w:t>
         <w:br/>
       </w:r>
       <w:r>
         <w:rPr>
           <w:b/>
         </w:rPr>
-        <w:t>• Ручной расчет R² = 1 - (6 665 380 396 750.04 / 7 789 997 140 500.00) = 1 - 0.855633 = 0.1444</w:t>
+        <w:t>• Коэффициент согласованности (R²): 0.1444</w:t>
         <w:br/>
       </w:r>
     </w:p>
@@ -3340,7 +3260,7 @@
         <w:pStyle w:val="Heading2"/>
       </w:pPr>
       <w:r>
-        <w:t>Сравнение ручного расчета с scikit-learn (Верификация)</w:t>
+        <w:t>Верификация: Пошаговый расчет vs scikit-learn</w:t>
       </w:r>
     </w:p>
     <w:tbl>
@@ -3394,7 +3314,7 @@
                 <w:color w:val="FFFFFF"/>
                 <w:sz w:val="17"/>
               </w:rPr>
-              <w:t>Ручной MAE</w:t>
+              <w:t>Пошаговый MAE</w:t>
             </w:r>
           </w:p>
         </w:tc>
@@ -3432,7 +3352,7 @@
                 <w:color w:val="FFFFFF"/>
                 <w:sz w:val="17"/>
               </w:rPr>
-              <w:t>Ручной RMSE</w:t>
+              <w:t>Пошаговый RMSE</w:t>
             </w:r>
           </w:p>
         </w:tc>
@@ -3470,7 +3390,7 @@
                 <w:color w:val="FFFFFF"/>
                 <w:sz w:val="17"/>
               </w:rPr>
-              <w:t>Ручной R²</w:t>
+              <w:t>Пошаговый R²</w:t>
             </w:r>
           </w:p>
         </w:tc>
@@ -3853,7 +3773,7 @@
           <w:i/>
           <w:color w:val="15803D"/>
         </w:rPr>
-        <w:t>Подтверждение точности: По всем трем исследованным моделям разница между ручным математическим расчетом и методами библиотеки scikit-learn равна строго 0.00000000.</w:t>
+        <w:t>Подтверждение точности: По всем трем исследованным моделям разница между независимым пошаговым расчетом и библиотекой scikit-learn равна строго 0.00.</w:t>
       </w:r>
     </w:p>
     <w:p>
@@ -3906,7 +3826,7 @@
           <w:i/>
           <w:sz w:val="18"/>
         </w:rPr>
-        <w:t>Рис. 1. Графическая верификация абсолютного совпадения ручного расчета с scikit-learn</w:t>
+        <w:t>Рис. 1. Графическая верификация абсолютного совпадения пошагового расчета с scikit-learn</w:t>
       </w:r>
     </w:p>
     <w:p>
@@ -4821,7 +4741,7 @@
         <w:t xml:space="preserve">Выполнение требований задания: </w:t>
       </w:r>
       <w:r>
-        <w:t>Все пункты индивидуального задания полностью реализованы: построены прогнозы для 20 объектов, сформирован файл result_real_estate_samples.csv со столбцами ФИО и группы, рассчитаны метрики по формулам и методами sklearn.</w:t>
+        <w:t>Все пункты индивидуального задания полностью реализованы: построены прогнозы для 20 объектов, сформирован результирующий датасет со столбцами для персональных данных, рассчитаны показатели качества и проведен сравнительный анализ.</w:t>
       </w:r>
     </w:p>
     <w:p>
@@ -4835,7 +4755,7 @@
         <w:t xml:space="preserve">Абсолютная точность расчета: </w:t>
       </w:r>
       <w:r>
-        <w:t>Проведенная верификация подтвердила математическую безупречность ручного расчета (погрешность 0.00000000 по всем метрикам и моделям).</w:t>
+        <w:t>Проведенная верификация подтвердила идеальное совпадение пошагового расчета с библиотекой scikit-learn (разница строго 0.00).</w:t>
       </w:r>
     </w:p>
     <w:p>
@@ -4849,7 +4769,7 @@
         <w:t xml:space="preserve">Превосходство Random Forest: </w:t>
       </w:r>
       <w:r>
-        <w:t>Модель случайного леса подтвердила статус оптимального алгоритма как в групповом проекте, так и на сольной выборке. Коэффициент детерминации составил 0.1444, что свидетельствует об устойчивости к переобучению.</w:t>
+        <w:t>Модель случайного леса подтвердила статус оптимального алгоритма как в групповом проекте, так и на сольной выборке. Показатель согласованности составил 0.1444, что свидетельствует об устойчивости к переобучению.</w:t>
       </w:r>
     </w:p>
     <w:p>

--- a/moibd_estate/solo_assignment/SOLO_REPORT_REAL_ESTATE.docx
+++ b/moibd_estate/solo_assignment/SOLO_REPORT_REAL_ESTATE.docx
@@ -87,7 +87,7 @@
     </w:p>
     <w:p>
       <w:r>
-        <w:t>В рамках исследования решены задачи сольного тестирования и валидации моделей регрессии, разработанных для группового проекта Zingat. Были исследованы 3 модели принципиально различной математической природы:</w:t>
+        <w:t>Для прогнозирования цен на недвижимость были протестированы три разные модели:</w:t>
       </w:r>
     </w:p>
     <w:p>
@@ -98,10 +98,10 @@
         <w:rPr>
           <w:b/>
         </w:rPr>
-        <w:t xml:space="preserve">Ridge Regression (Линейная модель с регуляризацией): </w:t>
+        <w:t xml:space="preserve">Линейная модель (Ridge): </w:t>
       </w:r>
       <w:r>
-        <w:t>позволяет оценить линейный вклад признаков в цену. Гиперпараметр альфа=100.0, числовые признаки масштабируются с помощью StandardScaler, категориальные преобразуются через OneHotEncoder.</w:t>
+        <w:t>пытается найти прямую зависимость между признаками квартиры и ценой. Служит базовым ориентиром для сравнения.</w:t>
       </w:r>
     </w:p>
     <w:p>
@@ -112,10 +112,10 @@
         <w:rPr>
           <w:b/>
         </w:rPr>
-        <w:t xml:space="preserve">Decision Tree Regressor (Одиночное дерево решений): </w:t>
+        <w:t xml:space="preserve">Дерево решений (Decision Tree): </w:t>
       </w:r>
       <w:r>
-        <w:t>нелинейная модель на основе рекурсивного разбиения пространства признаков (max_depth=12, min_samples_leaf=20). Способна выявлять локальные взаимодействия и нелинейные ценовые ступени.</w:t>
+        <w:t>делит данные на простые правила по площади, этажу и району. Быстро обучается, но в одиночку грубовато оценивает нестандартные объекты.</w:t>
       </w:r>
     </w:p>
     <w:p>
@@ -126,10 +126,10 @@
         <w:rPr>
           <w:b/>
         </w:rPr>
-        <w:t xml:space="preserve">Random Forest Regressor (Ансамбль бэггинга — ЛУЧШАЯ МОДЕЛЬ): </w:t>
+        <w:t xml:space="preserve">Случайный лес (Random Forest — ЛУЧШАЯ МОДЕЛЬ): </w:t>
       </w:r>
       <w:r>
-        <w:t>ансамбль из 100 деревьев решений со случайным выбором подпространств признаков (max_depth=16, min_samples_leaf=10). Обладает максимальной точностью и устойчивостью к выбросам.</w:t>
+        <w:t>объединяет 100 независимых деревьев решений и усредняет их прогнозы. За счет этого сглаживает ошибки и дает самые стабильные и точные оценки.</w:t>
       </w:r>
     </w:p>
     <w:p>
@@ -142,7 +142,7 @@
     </w:p>
     <w:p>
       <w:r>
-        <w:t>Сводные данные по 20 тестовым объектам из файла test_real_estate_samples.csv с фактическими ценами и прогнозами трех моделей:</w:t>
+        <w:t>Сводные данные по 20 тестовым объектам с фактическими ценами и прогнозами моделей:</w:t>
       </w:r>
     </w:p>
     <w:tbl>
@@ -3195,20 +3195,20 @@
     </w:p>
     <w:p>
       <w:r>
-        <w:t>Для оценки точности моделей на контрольной выборке выполнен независимый пошаговый расчет основных статистических показателей качества прогноза:</w:t>
+        <w:t>Для оценки точности моделей выполнен пошаговый расчет основных показателей ошибок по контрольной выборке:</w:t>
         <w:br/>
         <w:br/>
       </w:r>
       <w:r>
-        <w:t>• Средняя абсолютная погрешность (MAE): отражает средний модуль отклонения цен в валюте TRY.</w:t>
+        <w:t>• Средняя абсолютная ошибка (MAE): показывает среднюю ошибку в турецких лирах.</w:t>
         <w:br/>
       </w:r>
       <w:r>
-        <w:t>• Среднеквадратичное отклонение (RMSE): чувствительно к редким и крупным ошибкам оценки.</w:t>
+        <w:t>• Среднеквадратичное отклонение (RMSE): отражает величину крупных ошибок.</w:t>
         <w:br/>
       </w:r>
       <w:r>
-        <w:t>• Показатель согласованности (R²): оценивает долю объясненной дисперсии цен выборки.</w:t>
+        <w:t>• Показатель точности (R²): оценивает согласованность прогноза с реальными ценами.</w:t>
         <w:br/>
         <w:br/>
       </w:r>
@@ -3218,40 +3218,36 @@
         <w:rPr>
           <w:b/>
         </w:rPr>
-        <w:t>Численные результаты по контрольной выборке из 20 объектов для модели Random Forest:</w:t>
+        <w:t>Численные результаты по выборке из 20 объектов для лучшей модели (Random Forest):</w:t>
         <w:br/>
       </w:r>
       <w:r>
-        <w:t>• Объем контрольной выборки: 20 объектов</w:t>
+        <w:t>• Объектов в контрольной выборке: 20</w:t>
         <w:br/>
       </w:r>
       <w:r>
-        <w:t>• Среднее фактическое значение цен объектов: 380 835.00 TRY</w:t>
-        <w:br/>
-      </w:r>
-      <w:r>
-        <w:t>• Суммарное абсолютное отклонение: 7 874 940.98 TRY</w:t>
+        <w:t>• Средняя цена квартиры: 380 835 TRY</w:t>
         <w:br/>
       </w:r>
       <w:r>
         <w:rPr>
           <w:b/>
         </w:rPr>
-        <w:t>• Средняя абсолютная погрешность (MAE): 393 747.05 TRY</w:t>
+        <w:t>• Средняя ошибка прогноза (MAE): 393 747 TRY</w:t>
         <w:br/>
       </w:r>
       <w:r>
         <w:rPr>
           <w:b/>
         </w:rPr>
-        <w:t>• Среднеквадратичное отклонение (RMSE): 577 294.57 TRY</w:t>
+        <w:t>• Среднеквадратичное отклонение (RMSE): 577 295 TRY</w:t>
         <w:br/>
       </w:r>
       <w:r>
         <w:rPr>
           <w:b/>
         </w:rPr>
-        <w:t>• Коэффициент согласованности (R²): 0.1444</w:t>
+        <w:t>• Показатель точности (R²): 0.1444</w:t>
         <w:br/>
       </w:r>
     </w:p>
@@ -3773,7 +3769,7 @@
           <w:i/>
           <w:color w:val="15803D"/>
         </w:rPr>
-        <w:t>Подтверждение точности: По всем трем исследованным моделям разница между независимым пошаговым расчетом и библиотекой scikit-learn равна строго 0.00.</w:t>
+        <w:t>Подтверждение точности: По всем моделям расчет по шагам сошелся с библиотекой scikit-learn абсолютно точно (разница строго 0.00).</w:t>
       </w:r>
     </w:p>
     <w:p>
@@ -3826,7 +3822,7 @@
           <w:i/>
           <w:sz w:val="18"/>
         </w:rPr>
-        <w:t>Рис. 1. Графическая верификация абсолютного совпадения пошагового расчета с scikit-learn</w:t>
+        <w:t>Рис. 1. Графическая верификация совпадения расчетов с библиотекой scikit-learn</w:t>
       </w:r>
     </w:p>
     <w:p>
@@ -3839,7 +3835,7 @@
     </w:p>
     <w:p>
       <w:r>
-        <w:t>Сопоставление показателей качества моделей на генеральной тестовой выборке группового проекта (~80 000 объектов) и на контрольной выборке сольного задания (20 объектов):</w:t>
+        <w:t>Сравнение показателей моделей на большой выборке группового проекта и на 20 контрольных квартирах:</w:t>
       </w:r>
     </w:p>
     <w:tbl>
@@ -4401,7 +4397,7 @@
           <w:i/>
           <w:sz w:val="18"/>
         </w:rPr>
-        <w:t>Рис. 2. Сравнение средней абсолютной ошибки MAE: Групповой проект vs Сольное задание</w:t>
+        <w:t>Рис. 2. Сравнение средней ошибки MAE: Групповой проект vs Сольное задание</w:t>
       </w:r>
     </w:p>
     <w:p>
@@ -4454,7 +4450,7 @@
           <w:i/>
           <w:sz w:val="18"/>
         </w:rPr>
-        <w:t>Рис. 3. Сравнение среднеквадратической ошибки RMSE: Групповой проект vs Сольное задание</w:t>
+        <w:t>Рис. 3. Сравнение ошибки RMSE: Групповой проект vs Сольное задание</w:t>
       </w:r>
     </w:p>
     <w:p>
@@ -4507,7 +4503,7 @@
           <w:i/>
           <w:sz w:val="18"/>
         </w:rPr>
-        <w:t>Рис. 4. Сравнение коэффициента детерминации R²: Групповой проект vs Сольное задание</w:t>
+        <w:t>Рис. 4. Сравнение показателя точности R²: Групповой проект vs Сольное задание</w:t>
       </w:r>
     </w:p>
     <w:p>
@@ -4560,7 +4556,7 @@
           <w:i/>
           <w:sz w:val="18"/>
         </w:rPr>
-        <w:t>Рис. 5. Сопоставление фактических цен и прогнозов лучшей модели Random Forest</w:t>
+        <w:t>Рис. 5. Фактические цены против прогнозов модели Random Forest</w:t>
       </w:r>
     </w:p>
     <w:p>
@@ -4666,7 +4662,7 @@
           <w:i/>
           <w:sz w:val="18"/>
         </w:rPr>
-        <w:t>Рис. 7. Абсолютная погрешность прогнозирования по каждому из 20 объектов</w:t>
+        <w:t>Рис. 7. Ошибки прогнозирования по каждому из 20 объектов</w:t>
       </w:r>
     </w:p>
     <w:p>
@@ -4719,7 +4715,7 @@
           <w:i/>
           <w:sz w:val="18"/>
         </w:rPr>
-        <w:t>Рис. 8. Радарная диаграмма многофакторного профиля исследованных моделей</w:t>
+        <w:t>Рис. 8. Радарная диаграмма сравнения моделей</w:t>
       </w:r>
     </w:p>
     <w:p>
@@ -4738,10 +4734,10 @@
         <w:rPr>
           <w:b/>
         </w:rPr>
-        <w:t xml:space="preserve">Выполнение требований задания: </w:t>
+        <w:t xml:space="preserve">Ручной расчет сошелся со sklearn один в один: </w:t>
       </w:r>
       <w:r>
-        <w:t>Все пункты индивидуального задания полностью реализованы: построены прогнозы для 20 объектов, сформирован результирующий датасет со столбцами для персональных данных, рассчитаны показатели качества и проведен сравнительный анализ.</w:t>
+        <w:t>Посчитали все показатели качества по шагам и сравнили с методами библиотеки — все значения совпали с точностью до копейки (разница строго 0.00). Значит, расчеты выполнены без ошибок.</w:t>
       </w:r>
     </w:p>
     <w:p>
@@ -4752,10 +4748,10 @@
         <w:rPr>
           <w:b/>
         </w:rPr>
-        <w:t xml:space="preserve">Абсолютная точность расчета: </w:t>
+        <w:t xml:space="preserve">Случайный лес (Random Forest) показал себя лучше всех: </w:t>
       </w:r>
       <w:r>
-        <w:t>Проведенная верификация подтвердила идеальное совпадение пошагового расчета с библиотекой scikit-learn (разница строго 0.00).</w:t>
+        <w:t>Он стал победителем и в большом групповом проекте, и на наших 20 тестовых объектах. Модель меньше всего ошибается в цене, не боится пропусков в данных и дает самые адекватные оценки.</w:t>
       </w:r>
     </w:p>
     <w:p>
@@ -4766,10 +4762,10 @@
         <w:rPr>
           <w:b/>
         </w:rPr>
-        <w:t xml:space="preserve">Превосходство Random Forest: </w:t>
+        <w:t xml:space="preserve">Одиночное дерево решений (Decision Tree): </w:t>
       </w:r>
       <w:r>
-        <w:t>Модель случайного леса подтвердила статус оптимального алгоритма как в групповом проекте, так и на сольной выборке. Показатель согласованности составил 0.1444, что свидетельствует об устойчивости к переобучению.</w:t>
+        <w:t>Учится мгновенно и логика его работы простая, но в одиночку оно слишком резкое — на нестандартных квартирах начинает сильно промахиваться.</w:t>
       </w:r>
     </w:p>
     <w:p>
@@ -4780,10 +4776,24 @@
         <w:rPr>
           <w:b/>
         </w:rPr>
-        <w:t xml:space="preserve">Различие метрик между проектами: </w:t>
+        <w:t xml:space="preserve">Линейная модель (Ridge): </w:t>
       </w:r>
       <w:r>
-        <w:t>На сольной выборке из 20 объектов показатель RMSE оказался в 4.6 раза ниже, чем на групповой (577 тыс. против 2.64 млн TRY), благодаря отсутствию сверхдорогих экстремальных аномалий. В то же время линейная регрессия Ridge оказалась уязвимой к разреженным категориальным признакам микровыборки.</w:t>
+        <w:t>Для реальных цен на жилье подходит хуже всего. В жизни стоимость зависит от района, этажа и комнат не по прямой линии, поэтому на 20 объектах линейная модель дала самые большие погрешности.</w:t>
+      </w:r>
+    </w:p>
+    <w:p>
+      <w:pPr>
+        <w:pStyle w:val="ListBullet"/>
+      </w:pPr>
+      <w:r>
+        <w:rPr>
+          <w:b/>
+        </w:rPr>
+        <w:t xml:space="preserve">Почему на 20 объектах ошибка в деньгах меньше, чем в группе: </w:t>
+      </w:r>
+      <w:r>
+        <w:t>В общем групповом датасете было много безумно дорогих элитных вилл за десятки миллионов, которые раздували общую ошибку. А в нашей выборке из 20 объектов цены жизненные и обычные, поэтому и ошибка в миллионах лир получилась заметно ниже.</w:t>
       </w:r>
     </w:p>
     <w:sectPr>

--- a/moibd_estate/solo_assignment/SOLO_REPORT_REAL_ESTATE.docx
+++ b/moibd_estate/solo_assignment/SOLO_REPORT_REAL_ESTATE.docx
@@ -12,7 +12,7 @@
           <w:color w:val="1E3A8A"/>
           <w:sz w:val="36"/>
         </w:rPr>
-        <w:t>ОТЧЕТ ПО ИНДИВИДУАЛЬНОМУ ПРАКТИЧЕСКОМУ ЗАДАНИЮ</w:t>
+        <w:t>ОТЧЕТ ПО СОЛЬНОМУ ПРОЕКТУ</w:t>
       </w:r>
     </w:p>
     <w:p>
@@ -23,41 +23,41 @@
         <w:rPr>
           <w:i/>
           <w:color w:val="475569"/>
-          <w:sz w:val="26"/>
+          <w:sz w:val="25"/>
         </w:rPr>
-        <w:t>Прогнозирование стоимости жилой недвижимости: оценка качества моделей и сравнительный анализ с групповым проектом</w:t>
+        <w:t>Прогнозирование стоимости объектов недвижимости: проверка модели, ручной расчет метрик и анализ результатов</w:t>
       </w:r>
     </w:p>
     <w:p>
       <w:pPr>
-        <w:spacing w:before="200" w:after="280"/>
+        <w:spacing w:before="160" w:after="240"/>
       </w:pPr>
       <w:r>
         <w:rPr>
           <w:b/>
-          <w:sz w:val="21"/>
+          <w:sz w:val="20"/>
         </w:rPr>
         <w:t xml:space="preserve">Тема: </w:t>
       </w:r>
       <w:r>
         <w:rPr>
           <w:b w:val="0"/>
-          <w:sz w:val="21"/>
+          <w:sz w:val="20"/>
         </w:rPr>
-        <w:t>Прогнозирование стоимости объектов жилой недвижимости и сравнительный анализ моделей</w:t>
+        <w:t>Прогнозирование стоимости жилой недвижимости на основе машинного обучения</w:t>
         <w:br/>
       </w:r>
       <w:r>
         <w:rPr>
           <w:b/>
-          <w:sz w:val="21"/>
+          <w:sz w:val="20"/>
         </w:rPr>
-        <w:t xml:space="preserve">Входной файл: </w:t>
+        <w:t xml:space="preserve">Входной тестовый датасет: </w:t>
       </w:r>
       <w:r>
         <w:rPr>
           <w:b w:val="0"/>
-          <w:sz w:val="21"/>
+          <w:sz w:val="20"/>
         </w:rPr>
         <w:t>test_real_estate_samples.csv (20 контрольных объектов)</w:t>
         <w:br/>
@@ -65,16 +65,16 @@
       <w:r>
         <w:rPr>
           <w:b/>
-          <w:sz w:val="21"/>
+          <w:sz w:val="20"/>
         </w:rPr>
-        <w:t xml:space="preserve">Результирующий файл: </w:t>
+        <w:t xml:space="preserve">Результирующий датасет: </w:t>
       </w:r>
       <w:r>
         <w:rPr>
           <w:b w:val="0"/>
-          <w:sz w:val="21"/>
+          <w:sz w:val="20"/>
         </w:rPr>
-        <w:t>result_real_estate_samples.csv</w:t>
+        <w:t>result_real_estate_samples.csv (со столбцами ФИО, Группа и спрогнозированной ценой)</w:t>
       </w:r>
     </w:p>
     <w:p>
@@ -82,54 +82,62 @@
         <w:pStyle w:val="Heading1"/>
       </w:pPr>
       <w:r>
-        <w:t>1. Описание исследуемых моделей машинного обучения</w:t>
+        <w:t>1. Описание модели (алгоритм, показания метрик качества и т.д.)</w:t>
       </w:r>
     </w:p>
     <w:p>
       <w:r>
-        <w:t>Для прогнозирования цен на недвижимость были протестированы три разные модели:</w:t>
+        <w:t xml:space="preserve">Для решения задачи прогнозирования цен на объекты недвижимости была выбрана и настроена ансамблевая модель машинного обучения — </w:t>
       </w:r>
-    </w:p>
-    <w:p>
-      <w:pPr>
-        <w:pStyle w:val="ListBullet"/>
-      </w:pPr>
       <w:r>
         <w:rPr>
           <w:b/>
         </w:rPr>
-        <w:t xml:space="preserve">Линейная модель (Ridge): </w:t>
+        <w:t>Random Forest Regressor (Случайный лес)</w:t>
       </w:r>
       <w:r>
-        <w:t>пытается найти прямую зависимость между признаками квартиры и ценой. Служит базовым ориентиром для сравнения.</w:t>
+        <w:t>, показавшая наивысшее качество в ходе сравнительных экспериментов.</w:t>
+        <w:br/>
+        <w:br/>
       </w:r>
-    </w:p>
-    <w:p>
-      <w:pPr>
-        <w:pStyle w:val="ListBullet"/>
-      </w:pPr>
       <w:r>
         <w:rPr>
           <w:b/>
         </w:rPr>
-        <w:t xml:space="preserve">Дерево решений (Decision Tree): </w:t>
+        <w:t xml:space="preserve">• Алгоритм: </w:t>
       </w:r>
       <w:r>
-        <w:t>делит данные на простые правила по площади, этажу и району. Быстро обучается, но в одиночку грубовато оценивает нестандартные объекты.</w:t>
+        <w:t>ансамбль бэггинга над деревьями решений. Модель объединяет 100 независимых деревьев, обучающихся на случайных подвыборках данных и признаков. Итоговая цена рассчитывается как среднее ответов всех деревьев, что сглаживает единичные выбросы.</w:t>
+        <w:br/>
       </w:r>
-    </w:p>
-    <w:p>
-      <w:pPr>
-        <w:pStyle w:val="ListBullet"/>
-      </w:pPr>
       <w:r>
         <w:rPr>
           <w:b/>
         </w:rPr>
-        <w:t xml:space="preserve">Случайный лес (Random Forest — ЛУЧШАЯ МОДЕЛЬ): </w:t>
+        <w:t xml:space="preserve">• Гиперпараметры: </w:t>
       </w:r>
       <w:r>
-        <w:t>объединяет 100 независимых деревьев решений и усредняет их прогнозы. За счет этого сглаживает ошибки и дает самые стабильные и точные оценки.</w:t>
+        <w:t>n_estimators=100, max_depth=16, min_samples_leaf=10, random_state=42.</w:t>
+        <w:br/>
+      </w:r>
+      <w:r>
+        <w:rPr>
+          <w:b/>
+        </w:rPr>
+        <w:t xml:space="preserve">• Подготовка признаков: </w:t>
+      </w:r>
+      <w:r>
+        <w:t>числовой возраст здания (диапазоны 6-10 лет переведены в среднее 8 лет), декомпозиция комнат (3+1 -&gt; 4 комнаты), этажность и относительный этаж (floor_ratio), удельная площадь на комнату, медианная импутация пропусков и One-Hot кодирование категорий.</w:t>
+        <w:br/>
+      </w:r>
+      <w:r>
+        <w:rPr>
+          <w:b/>
+        </w:rPr>
+        <w:t xml:space="preserve">• Показания метрик качества на выборке: </w:t>
+      </w:r>
+      <w:r>
+        <w:t>на большой тестовой выборке модель показала MAE = 246 804 TRY, RMSE = 2 646 647 TRY, R² = 0.1546, превзойдя линейную модель Ridge (R² = 0.0610) и одиночное дерево решений (R² = 0.0535).</w:t>
       </w:r>
     </w:p>
     <w:p>
@@ -137,12 +145,12 @@
         <w:pStyle w:val="Heading1"/>
       </w:pPr>
       <w:r>
-        <w:t>2. Результаты прогнозирования на 20 тестовых объектах</w:t>
+        <w:t>2. Проверка модели на тестовых данных (20 объектов test_real_estate_samples.csv)</w:t>
       </w:r>
     </w:p>
     <w:p>
       <w:r>
-        <w:t>Сводные данные по 20 тестовым объектам с фактическими ценами и прогнозами моделей:</w:t>
+        <w:t>Результат проверки модели на 20 контрольных объектах представлен в таблице ниже, где последний столбец — данные, спрогнозированные нашей моделью:</w:t>
       </w:r>
     </w:p>
     <w:tbl>
@@ -179,7 +187,7 @@
               <w:rPr>
                 <w:b/>
                 <w:color w:val="FFFFFF"/>
-                <w:sz w:val="18"/>
+                <w:sz w:val="17"/>
               </w:rPr>
               <w:t>№</w:t>
             </w:r>
@@ -202,7 +210,7 @@
               <w:rPr>
                 <w:b/>
                 <w:color w:val="FFFFFF"/>
-                <w:sz w:val="18"/>
+                <w:sz w:val="17"/>
               </w:rPr>
               <w:t>ID</w:t>
             </w:r>
@@ -225,7 +233,7 @@
               <w:rPr>
                 <w:b/>
                 <w:color w:val="FFFFFF"/>
-                <w:sz w:val="18"/>
+                <w:sz w:val="17"/>
               </w:rPr>
               <w:t>Тип жилья</w:t>
             </w:r>
@@ -248,7 +256,30 @@
               <w:rPr>
                 <w:b/>
                 <w:color w:val="FFFFFF"/>
-                <w:sz w:val="18"/>
+                <w:sz w:val="17"/>
+              </w:rPr>
+              <w:t>Назначение</w:t>
+            </w:r>
+          </w:p>
+        </w:tc>
+        <w:tc>
+          <w:tcPr>
+            <w:tcW w:type="dxa" w:w="1419"/>
+            <w:shd w:fill="1E3A8A"/>
+            <w:tcBorders>
+              <w:top w:val="single" w:sz="4" w:space="0" w:color="CCCCCC"/>
+              <w:bottom w:val="single" w:sz="4" w:space="0" w:color="CCCCCC"/>
+            </w:tcBorders>
+          </w:tcPr>
+          <w:p>
+            <w:pPr>
+              <w:jc w:val="center"/>
+            </w:pPr>
+            <w:r>
+              <w:rPr>
+                <w:b/>
+                <w:color w:val="FFFFFF"/>
+                <w:sz w:val="17"/>
               </w:rPr>
               <w:t>Площадь</w:t>
             </w:r>
@@ -271,7 +302,7 @@
               <w:rPr>
                 <w:b/>
                 <w:color w:val="FFFFFF"/>
-                <w:sz w:val="18"/>
+                <w:sz w:val="17"/>
               </w:rPr>
               <w:t>Факт (TRY)</w:t>
             </w:r>
@@ -294,32 +325,9 @@
               <w:rPr>
                 <w:b/>
                 <w:color w:val="FFFFFF"/>
-                <w:sz w:val="18"/>
+                <w:sz w:val="17"/>
               </w:rPr>
-              <w:t>Ridge (TRY)</w:t>
-            </w:r>
-          </w:p>
-        </w:tc>
-        <w:tc>
-          <w:tcPr>
-            <w:tcW w:type="dxa" w:w="1419"/>
-            <w:shd w:fill="1E3A8A"/>
-            <w:tcBorders>
-              <w:top w:val="single" w:sz="4" w:space="0" w:color="CCCCCC"/>
-              <w:bottom w:val="single" w:sz="4" w:space="0" w:color="CCCCCC"/>
-            </w:tcBorders>
-          </w:tcPr>
-          <w:p>
-            <w:pPr>
-              <w:jc w:val="center"/>
-            </w:pPr>
-            <w:r>
-              <w:rPr>
-                <w:b/>
-                <w:color w:val="FFFFFF"/>
-                <w:sz w:val="18"/>
-              </w:rPr>
-              <w:t>Random Forest (TRY)</w:t>
+              <w:t>Прогноз модели (TRY)</w:t>
             </w:r>
           </w:p>
         </w:tc>
@@ -401,6 +409,26 @@
               <w:rPr>
                 <w:sz w:val="17"/>
               </w:rPr>
+              <w:t>Продажа</w:t>
+            </w:r>
+          </w:p>
+        </w:tc>
+        <w:tc>
+          <w:tcPr>
+            <w:tcW w:type="dxa" w:w="1419"/>
+            <w:tcBorders>
+              <w:top w:val="single" w:sz="4" w:space="0" w:color="CCCCCC"/>
+              <w:bottom w:val="single" w:sz="4" w:space="0" w:color="CCCCCC"/>
+            </w:tcBorders>
+          </w:tcPr>
+          <w:p>
+            <w:pPr>
+              <w:jc w:val="center"/>
+            </w:pPr>
+            <w:r>
+              <w:rPr>
+                <w:sz w:val="17"/>
+              </w:rPr>
               <w:t>1 м²</w:t>
             </w:r>
           </w:p>
@@ -422,26 +450,6 @@
                 <w:sz w:val="17"/>
               </w:rPr>
               <w:t>300,000</w:t>
-            </w:r>
-          </w:p>
-        </w:tc>
-        <w:tc>
-          <w:tcPr>
-            <w:tcW w:type="dxa" w:w="1419"/>
-            <w:tcBorders>
-              <w:top w:val="single" w:sz="4" w:space="0" w:color="CCCCCC"/>
-              <w:bottom w:val="single" w:sz="4" w:space="0" w:color="CCCCCC"/>
-            </w:tcBorders>
-          </w:tcPr>
-          <w:p>
-            <w:pPr>
-              <w:jc w:val="right"/>
-            </w:pPr>
-            <w:r>
-              <w:rPr>
-                <w:sz w:val="17"/>
-              </w:rPr>
-              <w:t>3,616,232</w:t>
             </w:r>
           </w:p>
         </w:tc>
@@ -544,6 +552,26 @@
               <w:rPr>
                 <w:sz w:val="17"/>
               </w:rPr>
+              <w:t>Продажа</w:t>
+            </w:r>
+          </w:p>
+        </w:tc>
+        <w:tc>
+          <w:tcPr>
+            <w:tcW w:type="dxa" w:w="1419"/>
+            <w:tcBorders>
+              <w:top w:val="single" w:sz="4" w:space="0" w:color="CCCCCC"/>
+              <w:bottom w:val="single" w:sz="4" w:space="0" w:color="CCCCCC"/>
+            </w:tcBorders>
+          </w:tcPr>
+          <w:p>
+            <w:pPr>
+              <w:jc w:val="center"/>
+            </w:pPr>
+            <w:r>
+              <w:rPr>
+                <w:sz w:val="17"/>
+              </w:rPr>
               <w:t>250 м²</w:t>
             </w:r>
           </w:p>
@@ -565,26 +593,6 @@
                 <w:sz w:val="17"/>
               </w:rPr>
               <w:t>1,600,000</w:t>
-            </w:r>
-          </w:p>
-        </w:tc>
-        <w:tc>
-          <w:tcPr>
-            <w:tcW w:type="dxa" w:w="1419"/>
-            <w:tcBorders>
-              <w:top w:val="single" w:sz="4" w:space="0" w:color="CCCCCC"/>
-              <w:bottom w:val="single" w:sz="4" w:space="0" w:color="CCCCCC"/>
-            </w:tcBorders>
-          </w:tcPr>
-          <w:p>
-            <w:pPr>
-              <w:jc w:val="right"/>
-            </w:pPr>
-            <w:r>
-              <w:rPr>
-                <w:sz w:val="17"/>
-              </w:rPr>
-              <w:t>2,408,433</w:t>
             </w:r>
           </w:p>
         </w:tc>
@@ -687,6 +695,26 @@
               <w:rPr>
                 <w:sz w:val="17"/>
               </w:rPr>
+              <w:t>Продажа</w:t>
+            </w:r>
+          </w:p>
+        </w:tc>
+        <w:tc>
+          <w:tcPr>
+            <w:tcW w:type="dxa" w:w="1419"/>
+            <w:tcBorders>
+              <w:top w:val="single" w:sz="4" w:space="0" w:color="CCCCCC"/>
+              <w:bottom w:val="single" w:sz="4" w:space="0" w:color="CCCCCC"/>
+            </w:tcBorders>
+          </w:tcPr>
+          <w:p>
+            <w:pPr>
+              <w:jc w:val="center"/>
+            </w:pPr>
+            <w:r>
+              <w:rPr>
+                <w:sz w:val="17"/>
+              </w:rPr>
               <w:t>43 м²</w:t>
             </w:r>
           </w:p>
@@ -708,26 +736,6 @@
                 <w:sz w:val="17"/>
               </w:rPr>
               <w:t>490,000</w:t>
-            </w:r>
-          </w:p>
-        </w:tc>
-        <w:tc>
-          <w:tcPr>
-            <w:tcW w:type="dxa" w:w="1419"/>
-            <w:tcBorders>
-              <w:top w:val="single" w:sz="4" w:space="0" w:color="CCCCCC"/>
-              <w:bottom w:val="single" w:sz="4" w:space="0" w:color="CCCCCC"/>
-            </w:tcBorders>
-          </w:tcPr>
-          <w:p>
-            <w:pPr>
-              <w:jc w:val="right"/>
-            </w:pPr>
-            <w:r>
-              <w:rPr>
-                <w:sz w:val="17"/>
-              </w:rPr>
-              <w:t>660,790</w:t>
             </w:r>
           </w:p>
         </w:tc>
@@ -830,6 +838,26 @@
               <w:rPr>
                 <w:sz w:val="17"/>
               </w:rPr>
+              <w:t>Продажа</w:t>
+            </w:r>
+          </w:p>
+        </w:tc>
+        <w:tc>
+          <w:tcPr>
+            <w:tcW w:type="dxa" w:w="1419"/>
+            <w:tcBorders>
+              <w:top w:val="single" w:sz="4" w:space="0" w:color="CCCCCC"/>
+              <w:bottom w:val="single" w:sz="4" w:space="0" w:color="CCCCCC"/>
+            </w:tcBorders>
+          </w:tcPr>
+          <w:p>
+            <w:pPr>
+              <w:jc w:val="center"/>
+            </w:pPr>
+            <w:r>
+              <w:rPr>
+                <w:sz w:val="17"/>
+              </w:rPr>
               <w:t>122 м²</w:t>
             </w:r>
           </w:p>
@@ -851,26 +879,6 @@
                 <w:sz w:val="17"/>
               </w:rPr>
               <w:t>103,600</w:t>
-            </w:r>
-          </w:p>
-        </w:tc>
-        <w:tc>
-          <w:tcPr>
-            <w:tcW w:type="dxa" w:w="1419"/>
-            <w:tcBorders>
-              <w:top w:val="single" w:sz="4" w:space="0" w:color="CCCCCC"/>
-              <w:bottom w:val="single" w:sz="4" w:space="0" w:color="CCCCCC"/>
-            </w:tcBorders>
-          </w:tcPr>
-          <w:p>
-            <w:pPr>
-              <w:jc w:val="right"/>
-            </w:pPr>
-            <w:r>
-              <w:rPr>
-                <w:sz w:val="17"/>
-              </w:rPr>
-              <w:t>710,322</w:t>
             </w:r>
           </w:p>
         </w:tc>
@@ -973,6 +981,26 @@
               <w:rPr>
                 <w:sz w:val="17"/>
               </w:rPr>
+              <w:t>Продажа</w:t>
+            </w:r>
+          </w:p>
+        </w:tc>
+        <w:tc>
+          <w:tcPr>
+            <w:tcW w:type="dxa" w:w="1419"/>
+            <w:tcBorders>
+              <w:top w:val="single" w:sz="4" w:space="0" w:color="CCCCCC"/>
+              <w:bottom w:val="single" w:sz="4" w:space="0" w:color="CCCCCC"/>
+            </w:tcBorders>
+          </w:tcPr>
+          <w:p>
+            <w:pPr>
+              <w:jc w:val="center"/>
+            </w:pPr>
+            <w:r>
+              <w:rPr>
+                <w:sz w:val="17"/>
+              </w:rPr>
               <w:t>1 м²</w:t>
             </w:r>
           </w:p>
@@ -994,26 +1022,6 @@
                 <w:sz w:val="17"/>
               </w:rPr>
               <w:t>300,000</w:t>
-            </w:r>
-          </w:p>
-        </w:tc>
-        <w:tc>
-          <w:tcPr>
-            <w:tcW w:type="dxa" w:w="1419"/>
-            <w:tcBorders>
-              <w:top w:val="single" w:sz="4" w:space="0" w:color="CCCCCC"/>
-              <w:bottom w:val="single" w:sz="4" w:space="0" w:color="CCCCCC"/>
-            </w:tcBorders>
-          </w:tcPr>
-          <w:p>
-            <w:pPr>
-              <w:jc w:val="right"/>
-            </w:pPr>
-            <w:r>
-              <w:rPr>
-                <w:sz w:val="17"/>
-              </w:rPr>
-              <w:t>3,595,773</w:t>
             </w:r>
           </w:p>
         </w:tc>
@@ -1116,6 +1124,26 @@
               <w:rPr>
                 <w:sz w:val="17"/>
               </w:rPr>
+              <w:t>Продажа</w:t>
+            </w:r>
+          </w:p>
+        </w:tc>
+        <w:tc>
+          <w:tcPr>
+            <w:tcW w:type="dxa" w:w="1419"/>
+            <w:tcBorders>
+              <w:top w:val="single" w:sz="4" w:space="0" w:color="CCCCCC"/>
+              <w:bottom w:val="single" w:sz="4" w:space="0" w:color="CCCCCC"/>
+            </w:tcBorders>
+          </w:tcPr>
+          <w:p>
+            <w:pPr>
+              <w:jc w:val="center"/>
+            </w:pPr>
+            <w:r>
+              <w:rPr>
+                <w:sz w:val="17"/>
+              </w:rPr>
               <w:t>150 м²</w:t>
             </w:r>
           </w:p>
@@ -1137,26 +1165,6 @@
                 <w:sz w:val="17"/>
               </w:rPr>
               <w:t>500,000</w:t>
-            </w:r>
-          </w:p>
-        </w:tc>
-        <w:tc>
-          <w:tcPr>
-            <w:tcW w:type="dxa" w:w="1419"/>
-            <w:tcBorders>
-              <w:top w:val="single" w:sz="4" w:space="0" w:color="CCCCCC"/>
-              <w:bottom w:val="single" w:sz="4" w:space="0" w:color="CCCCCC"/>
-            </w:tcBorders>
-          </w:tcPr>
-          <w:p>
-            <w:pPr>
-              <w:jc w:val="right"/>
-            </w:pPr>
-            <w:r>
-              <w:rPr>
-                <w:sz w:val="17"/>
-              </w:rPr>
-              <w:t>2,050,248</w:t>
             </w:r>
           </w:p>
         </w:tc>
@@ -1259,6 +1267,26 @@
               <w:rPr>
                 <w:sz w:val="17"/>
               </w:rPr>
+              <w:t>Продажа</w:t>
+            </w:r>
+          </w:p>
+        </w:tc>
+        <w:tc>
+          <w:tcPr>
+            <w:tcW w:type="dxa" w:w="1419"/>
+            <w:tcBorders>
+              <w:top w:val="single" w:sz="4" w:space="0" w:color="CCCCCC"/>
+              <w:bottom w:val="single" w:sz="4" w:space="0" w:color="CCCCCC"/>
+            </w:tcBorders>
+          </w:tcPr>
+          <w:p>
+            <w:pPr>
+              <w:jc w:val="center"/>
+            </w:pPr>
+            <w:r>
+              <w:rPr>
+                <w:sz w:val="17"/>
+              </w:rPr>
               <w:t>134 м²</w:t>
             </w:r>
           </w:p>
@@ -1280,26 +1308,6 @@
                 <w:sz w:val="17"/>
               </w:rPr>
               <w:t>1,000,000</w:t>
-            </w:r>
-          </w:p>
-        </w:tc>
-        <w:tc>
-          <w:tcPr>
-            <w:tcW w:type="dxa" w:w="1419"/>
-            <w:tcBorders>
-              <w:top w:val="single" w:sz="4" w:space="0" w:color="CCCCCC"/>
-              <w:bottom w:val="single" w:sz="4" w:space="0" w:color="CCCCCC"/>
-            </w:tcBorders>
-          </w:tcPr>
-          <w:p>
-            <w:pPr>
-              <w:jc w:val="right"/>
-            </w:pPr>
-            <w:r>
-              <w:rPr>
-                <w:sz w:val="17"/>
-              </w:rPr>
-              <w:t>2,360,074</w:t>
             </w:r>
           </w:p>
         </w:tc>
@@ -1402,6 +1410,26 @@
               <w:rPr>
                 <w:sz w:val="17"/>
               </w:rPr>
+              <w:t>Продажа</w:t>
+            </w:r>
+          </w:p>
+        </w:tc>
+        <w:tc>
+          <w:tcPr>
+            <w:tcW w:type="dxa" w:w="1419"/>
+            <w:tcBorders>
+              <w:top w:val="single" w:sz="4" w:space="0" w:color="CCCCCC"/>
+              <w:bottom w:val="single" w:sz="4" w:space="0" w:color="CCCCCC"/>
+            </w:tcBorders>
+          </w:tcPr>
+          <w:p>
+            <w:pPr>
+              <w:jc w:val="center"/>
+            </w:pPr>
+            <w:r>
+              <w:rPr>
+                <w:sz w:val="17"/>
+              </w:rPr>
               <w:t>н/д</w:t>
             </w:r>
           </w:p>
@@ -1423,26 +1451,6 @@
                 <w:sz w:val="17"/>
               </w:rPr>
               <w:t>155,000</w:t>
-            </w:r>
-          </w:p>
-        </w:tc>
-        <w:tc>
-          <w:tcPr>
-            <w:tcW w:type="dxa" w:w="1419"/>
-            <w:tcBorders>
-              <w:top w:val="single" w:sz="4" w:space="0" w:color="CCCCCC"/>
-              <w:bottom w:val="single" w:sz="4" w:space="0" w:color="CCCCCC"/>
-            </w:tcBorders>
-          </w:tcPr>
-          <w:p>
-            <w:pPr>
-              <w:jc w:val="right"/>
-            </w:pPr>
-            <w:r>
-              <w:rPr>
-                <w:sz w:val="17"/>
-              </w:rPr>
-              <w:t>1,925,409</w:t>
             </w:r>
           </w:p>
         </w:tc>
@@ -1545,6 +1553,26 @@
               <w:rPr>
                 <w:sz w:val="17"/>
               </w:rPr>
+              <w:t>Продажа</w:t>
+            </w:r>
+          </w:p>
+        </w:tc>
+        <w:tc>
+          <w:tcPr>
+            <w:tcW w:type="dxa" w:w="1419"/>
+            <w:tcBorders>
+              <w:top w:val="single" w:sz="4" w:space="0" w:color="CCCCCC"/>
+              <w:bottom w:val="single" w:sz="4" w:space="0" w:color="CCCCCC"/>
+            </w:tcBorders>
+          </w:tcPr>
+          <w:p>
+            <w:pPr>
+              <w:jc w:val="center"/>
+            </w:pPr>
+            <w:r>
+              <w:rPr>
+                <w:sz w:val="17"/>
+              </w:rPr>
               <w:t>145 м²</w:t>
             </w:r>
           </w:p>
@@ -1566,26 +1594,6 @@
                 <w:sz w:val="17"/>
               </w:rPr>
               <w:t>650,000</w:t>
-            </w:r>
-          </w:p>
-        </w:tc>
-        <w:tc>
-          <w:tcPr>
-            <w:tcW w:type="dxa" w:w="1419"/>
-            <w:tcBorders>
-              <w:top w:val="single" w:sz="4" w:space="0" w:color="CCCCCC"/>
-              <w:bottom w:val="single" w:sz="4" w:space="0" w:color="CCCCCC"/>
-            </w:tcBorders>
-          </w:tcPr>
-          <w:p>
-            <w:pPr>
-              <w:jc w:val="right"/>
-            </w:pPr>
-            <w:r>
-              <w:rPr>
-                <w:sz w:val="17"/>
-              </w:rPr>
-              <w:t>4,392,297</w:t>
             </w:r>
           </w:p>
         </w:tc>
@@ -1688,6 +1696,26 @@
               <w:rPr>
                 <w:sz w:val="17"/>
               </w:rPr>
+              <w:t>Продажа</w:t>
+            </w:r>
+          </w:p>
+        </w:tc>
+        <w:tc>
+          <w:tcPr>
+            <w:tcW w:type="dxa" w:w="1419"/>
+            <w:tcBorders>
+              <w:top w:val="single" w:sz="4" w:space="0" w:color="CCCCCC"/>
+              <w:bottom w:val="single" w:sz="4" w:space="0" w:color="CCCCCC"/>
+            </w:tcBorders>
+          </w:tcPr>
+          <w:p>
+            <w:pPr>
+              <w:jc w:val="center"/>
+            </w:pPr>
+            <w:r>
+              <w:rPr>
+                <w:sz w:val="17"/>
+              </w:rPr>
               <w:t>125 м²</w:t>
             </w:r>
           </w:p>
@@ -1709,26 +1737,6 @@
                 <w:sz w:val="17"/>
               </w:rPr>
               <w:t>2,450,000</w:t>
-            </w:r>
-          </w:p>
-        </w:tc>
-        <w:tc>
-          <w:tcPr>
-            <w:tcW w:type="dxa" w:w="1419"/>
-            <w:tcBorders>
-              <w:top w:val="single" w:sz="4" w:space="0" w:color="CCCCCC"/>
-              <w:bottom w:val="single" w:sz="4" w:space="0" w:color="CCCCCC"/>
-            </w:tcBorders>
-          </w:tcPr>
-          <w:p>
-            <w:pPr>
-              <w:jc w:val="right"/>
-            </w:pPr>
-            <w:r>
-              <w:rPr>
-                <w:sz w:val="17"/>
-              </w:rPr>
-              <w:t>3,038,666</w:t>
             </w:r>
           </w:p>
         </w:tc>
@@ -1831,6 +1839,26 @@
               <w:rPr>
                 <w:sz w:val="17"/>
               </w:rPr>
+              <w:t>Аренда</w:t>
+            </w:r>
+          </w:p>
+        </w:tc>
+        <w:tc>
+          <w:tcPr>
+            <w:tcW w:type="dxa" w:w="1419"/>
+            <w:tcBorders>
+              <w:top w:val="single" w:sz="4" w:space="0" w:color="CCCCCC"/>
+              <w:bottom w:val="single" w:sz="4" w:space="0" w:color="CCCCCC"/>
+            </w:tcBorders>
+          </w:tcPr>
+          <w:p>
+            <w:pPr>
+              <w:jc w:val="center"/>
+            </w:pPr>
+            <w:r>
+              <w:rPr>
+                <w:sz w:val="17"/>
+              </w:rPr>
               <w:t>90 м²</w:t>
             </w:r>
           </w:p>
@@ -1852,26 +1880,6 @@
                 <w:sz w:val="17"/>
               </w:rPr>
               <w:t>3,500</w:t>
-            </w:r>
-          </w:p>
-        </w:tc>
-        <w:tc>
-          <w:tcPr>
-            <w:tcW w:type="dxa" w:w="1419"/>
-            <w:tcBorders>
-              <w:top w:val="single" w:sz="4" w:space="0" w:color="CCCCCC"/>
-              <w:bottom w:val="single" w:sz="4" w:space="0" w:color="CCCCCC"/>
-            </w:tcBorders>
-          </w:tcPr>
-          <w:p>
-            <w:pPr>
-              <w:jc w:val="right"/>
-            </w:pPr>
-            <w:r>
-              <w:rPr>
-                <w:sz w:val="17"/>
-              </w:rPr>
-              <w:t>2,440,745</w:t>
             </w:r>
           </w:p>
         </w:tc>
@@ -1974,6 +1982,26 @@
               <w:rPr>
                 <w:sz w:val="17"/>
               </w:rPr>
+              <w:t>Аренда</w:t>
+            </w:r>
+          </w:p>
+        </w:tc>
+        <w:tc>
+          <w:tcPr>
+            <w:tcW w:type="dxa" w:w="1419"/>
+            <w:tcBorders>
+              <w:top w:val="single" w:sz="4" w:space="0" w:color="CCCCCC"/>
+              <w:bottom w:val="single" w:sz="4" w:space="0" w:color="CCCCCC"/>
+            </w:tcBorders>
+          </w:tcPr>
+          <w:p>
+            <w:pPr>
+              <w:jc w:val="center"/>
+            </w:pPr>
+            <w:r>
+              <w:rPr>
+                <w:sz w:val="17"/>
+              </w:rPr>
               <w:t>120 м²</w:t>
             </w:r>
           </w:p>
@@ -1995,26 +2023,6 @@
                 <w:sz w:val="17"/>
               </w:rPr>
               <w:t>19,000</w:t>
-            </w:r>
-          </w:p>
-        </w:tc>
-        <w:tc>
-          <w:tcPr>
-            <w:tcW w:type="dxa" w:w="1419"/>
-            <w:tcBorders>
-              <w:top w:val="single" w:sz="4" w:space="0" w:color="CCCCCC"/>
-              <w:bottom w:val="single" w:sz="4" w:space="0" w:color="CCCCCC"/>
-            </w:tcBorders>
-          </w:tcPr>
-          <w:p>
-            <w:pPr>
-              <w:jc w:val="right"/>
-            </w:pPr>
-            <w:r>
-              <w:rPr>
-                <w:sz w:val="17"/>
-              </w:rPr>
-              <w:t>0</w:t>
             </w:r>
           </w:p>
         </w:tc>
@@ -2117,6 +2125,26 @@
               <w:rPr>
                 <w:sz w:val="17"/>
               </w:rPr>
+              <w:t>Аренда</w:t>
+            </w:r>
+          </w:p>
+        </w:tc>
+        <w:tc>
+          <w:tcPr>
+            <w:tcW w:type="dxa" w:w="1419"/>
+            <w:tcBorders>
+              <w:top w:val="single" w:sz="4" w:space="0" w:color="CCCCCC"/>
+              <w:bottom w:val="single" w:sz="4" w:space="0" w:color="CCCCCC"/>
+            </w:tcBorders>
+          </w:tcPr>
+          <w:p>
+            <w:pPr>
+              <w:jc w:val="center"/>
+            </w:pPr>
+            <w:r>
+              <w:rPr>
+                <w:sz w:val="17"/>
+              </w:rPr>
               <w:t>905 м²</w:t>
             </w:r>
           </w:p>
@@ -2138,26 +2166,6 @@
                 <w:sz w:val="17"/>
               </w:rPr>
               <w:t>12,500</w:t>
-            </w:r>
-          </w:p>
-        </w:tc>
-        <w:tc>
-          <w:tcPr>
-            <w:tcW w:type="dxa" w:w="1419"/>
-            <w:tcBorders>
-              <w:top w:val="single" w:sz="4" w:space="0" w:color="CCCCCC"/>
-              <w:bottom w:val="single" w:sz="4" w:space="0" w:color="CCCCCC"/>
-            </w:tcBorders>
-          </w:tcPr>
-          <w:p>
-            <w:pPr>
-              <w:jc w:val="right"/>
-            </w:pPr>
-            <w:r>
-              <w:rPr>
-                <w:sz w:val="17"/>
-              </w:rPr>
-              <w:t>1,514,361</w:t>
             </w:r>
           </w:p>
         </w:tc>
@@ -2260,6 +2268,26 @@
               <w:rPr>
                 <w:sz w:val="17"/>
               </w:rPr>
+              <w:t>Аренда</w:t>
+            </w:r>
+          </w:p>
+        </w:tc>
+        <w:tc>
+          <w:tcPr>
+            <w:tcW w:type="dxa" w:w="1419"/>
+            <w:tcBorders>
+              <w:top w:val="single" w:sz="4" w:space="0" w:color="CCCCCC"/>
+              <w:bottom w:val="single" w:sz="4" w:space="0" w:color="CCCCCC"/>
+            </w:tcBorders>
+          </w:tcPr>
+          <w:p>
+            <w:pPr>
+              <w:jc w:val="center"/>
+            </w:pPr>
+            <w:r>
+              <w:rPr>
+                <w:sz w:val="17"/>
+              </w:rPr>
               <w:t>160 м²</w:t>
             </w:r>
           </w:p>
@@ -2281,26 +2309,6 @@
                 <w:sz w:val="17"/>
               </w:rPr>
               <w:t>3,750</w:t>
-            </w:r>
-          </w:p>
-        </w:tc>
-        <w:tc>
-          <w:tcPr>
-            <w:tcW w:type="dxa" w:w="1419"/>
-            <w:tcBorders>
-              <w:top w:val="single" w:sz="4" w:space="0" w:color="CCCCCC"/>
-              <w:bottom w:val="single" w:sz="4" w:space="0" w:color="CCCCCC"/>
-            </w:tcBorders>
-          </w:tcPr>
-          <w:p>
-            <w:pPr>
-              <w:jc w:val="right"/>
-            </w:pPr>
-            <w:r>
-              <w:rPr>
-                <w:sz w:val="17"/>
-              </w:rPr>
-              <w:t>2,129,459</w:t>
             </w:r>
           </w:p>
         </w:tc>
@@ -2403,6 +2411,26 @@
               <w:rPr>
                 <w:sz w:val="17"/>
               </w:rPr>
+              <w:t>Аренда</w:t>
+            </w:r>
+          </w:p>
+        </w:tc>
+        <w:tc>
+          <w:tcPr>
+            <w:tcW w:type="dxa" w:w="1419"/>
+            <w:tcBorders>
+              <w:top w:val="single" w:sz="4" w:space="0" w:color="CCCCCC"/>
+              <w:bottom w:val="single" w:sz="4" w:space="0" w:color="CCCCCC"/>
+            </w:tcBorders>
+          </w:tcPr>
+          <w:p>
+            <w:pPr>
+              <w:jc w:val="center"/>
+            </w:pPr>
+            <w:r>
+              <w:rPr>
+                <w:sz w:val="17"/>
+              </w:rPr>
               <w:t>н/д</w:t>
             </w:r>
           </w:p>
@@ -2424,26 +2452,6 @@
                 <w:sz w:val="17"/>
               </w:rPr>
               <w:t>750</w:t>
-            </w:r>
-          </w:p>
-        </w:tc>
-        <w:tc>
-          <w:tcPr>
-            <w:tcW w:type="dxa" w:w="1419"/>
-            <w:tcBorders>
-              <w:top w:val="single" w:sz="4" w:space="0" w:color="CCCCCC"/>
-              <w:bottom w:val="single" w:sz="4" w:space="0" w:color="CCCCCC"/>
-            </w:tcBorders>
-          </w:tcPr>
-          <w:p>
-            <w:pPr>
-              <w:jc w:val="right"/>
-            </w:pPr>
-            <w:r>
-              <w:rPr>
-                <w:sz w:val="17"/>
-              </w:rPr>
-              <w:t>3,759,151</w:t>
             </w:r>
           </w:p>
         </w:tc>
@@ -2546,6 +2554,26 @@
               <w:rPr>
                 <w:sz w:val="17"/>
               </w:rPr>
+              <w:t>Аренда</w:t>
+            </w:r>
+          </w:p>
+        </w:tc>
+        <w:tc>
+          <w:tcPr>
+            <w:tcW w:type="dxa" w:w="1419"/>
+            <w:tcBorders>
+              <w:top w:val="single" w:sz="4" w:space="0" w:color="CCCCCC"/>
+              <w:bottom w:val="single" w:sz="4" w:space="0" w:color="CCCCCC"/>
+            </w:tcBorders>
+          </w:tcPr>
+          <w:p>
+            <w:pPr>
+              <w:jc w:val="center"/>
+            </w:pPr>
+            <w:r>
+              <w:rPr>
+                <w:sz w:val="17"/>
+              </w:rPr>
               <w:t>200 м²</w:t>
             </w:r>
           </w:p>
@@ -2567,26 +2595,6 @@
                 <w:sz w:val="17"/>
               </w:rPr>
               <w:t>3,600</w:t>
-            </w:r>
-          </w:p>
-        </w:tc>
-        <w:tc>
-          <w:tcPr>
-            <w:tcW w:type="dxa" w:w="1419"/>
-            <w:tcBorders>
-              <w:top w:val="single" w:sz="4" w:space="0" w:color="CCCCCC"/>
-              <w:bottom w:val="single" w:sz="4" w:space="0" w:color="CCCCCC"/>
-            </w:tcBorders>
-          </w:tcPr>
-          <w:p>
-            <w:pPr>
-              <w:jc w:val="right"/>
-            </w:pPr>
-            <w:r>
-              <w:rPr>
-                <w:sz w:val="17"/>
-              </w:rPr>
-              <w:t>1,983,900</w:t>
             </w:r>
           </w:p>
         </w:tc>
@@ -2689,6 +2697,26 @@
               <w:rPr>
                 <w:sz w:val="17"/>
               </w:rPr>
+              <w:t>Аренда</w:t>
+            </w:r>
+          </w:p>
+        </w:tc>
+        <w:tc>
+          <w:tcPr>
+            <w:tcW w:type="dxa" w:w="1419"/>
+            <w:tcBorders>
+              <w:top w:val="single" w:sz="4" w:space="0" w:color="CCCCCC"/>
+              <w:bottom w:val="single" w:sz="4" w:space="0" w:color="CCCCCC"/>
+            </w:tcBorders>
+          </w:tcPr>
+          <w:p>
+            <w:pPr>
+              <w:jc w:val="center"/>
+            </w:pPr>
+            <w:r>
+              <w:rPr>
+                <w:sz w:val="17"/>
+              </w:rPr>
               <w:t>н/д</w:t>
             </w:r>
           </w:p>
@@ -2710,26 +2738,6 @@
                 <w:sz w:val="17"/>
               </w:rPr>
               <w:t>16,000</w:t>
-            </w:r>
-          </w:p>
-        </w:tc>
-        <w:tc>
-          <w:tcPr>
-            <w:tcW w:type="dxa" w:w="1419"/>
-            <w:tcBorders>
-              <w:top w:val="single" w:sz="4" w:space="0" w:color="CCCCCC"/>
-              <w:bottom w:val="single" w:sz="4" w:space="0" w:color="CCCCCC"/>
-            </w:tcBorders>
-          </w:tcPr>
-          <w:p>
-            <w:pPr>
-              <w:jc w:val="right"/>
-            </w:pPr>
-            <w:r>
-              <w:rPr>
-                <w:sz w:val="17"/>
-              </w:rPr>
-              <w:t>3,504,680</w:t>
             </w:r>
           </w:p>
         </w:tc>
@@ -2832,6 +2840,26 @@
               <w:rPr>
                 <w:sz w:val="17"/>
               </w:rPr>
+              <w:t>Аренда</w:t>
+            </w:r>
+          </w:p>
+        </w:tc>
+        <w:tc>
+          <w:tcPr>
+            <w:tcW w:type="dxa" w:w="1419"/>
+            <w:tcBorders>
+              <w:top w:val="single" w:sz="4" w:space="0" w:color="CCCCCC"/>
+              <w:bottom w:val="single" w:sz="4" w:space="0" w:color="CCCCCC"/>
+            </w:tcBorders>
+          </w:tcPr>
+          <w:p>
+            <w:pPr>
+              <w:jc w:val="center"/>
+            </w:pPr>
+            <w:r>
+              <w:rPr>
+                <w:sz w:val="17"/>
+              </w:rPr>
               <w:t>85 м²</w:t>
             </w:r>
           </w:p>
@@ -2853,26 +2881,6 @@
                 <w:sz w:val="17"/>
               </w:rPr>
               <w:t>1,200</w:t>
-            </w:r>
-          </w:p>
-        </w:tc>
-        <w:tc>
-          <w:tcPr>
-            <w:tcW w:type="dxa" w:w="1419"/>
-            <w:tcBorders>
-              <w:top w:val="single" w:sz="4" w:space="0" w:color="CCCCCC"/>
-              <w:bottom w:val="single" w:sz="4" w:space="0" w:color="CCCCCC"/>
-            </w:tcBorders>
-          </w:tcPr>
-          <w:p>
-            <w:pPr>
-              <w:jc w:val="right"/>
-            </w:pPr>
-            <w:r>
-              <w:rPr>
-                <w:sz w:val="17"/>
-              </w:rPr>
-              <w:t>0</w:t>
             </w:r>
           </w:p>
         </w:tc>
@@ -2975,6 +2983,26 @@
               <w:rPr>
                 <w:sz w:val="17"/>
               </w:rPr>
+              <w:t>Аренда</w:t>
+            </w:r>
+          </w:p>
+        </w:tc>
+        <w:tc>
+          <w:tcPr>
+            <w:tcW w:type="dxa" w:w="1419"/>
+            <w:tcBorders>
+              <w:top w:val="single" w:sz="4" w:space="0" w:color="CCCCCC"/>
+              <w:bottom w:val="single" w:sz="4" w:space="0" w:color="CCCCCC"/>
+            </w:tcBorders>
+          </w:tcPr>
+          <w:p>
+            <w:pPr>
+              <w:jc w:val="center"/>
+            </w:pPr>
+            <w:r>
+              <w:rPr>
+                <w:sz w:val="17"/>
+              </w:rPr>
               <w:t>200 м²</w:t>
             </w:r>
           </w:p>
@@ -2996,26 +3024,6 @@
                 <w:sz w:val="17"/>
               </w:rPr>
               <w:t>3,600</w:t>
-            </w:r>
-          </w:p>
-        </w:tc>
-        <w:tc>
-          <w:tcPr>
-            <w:tcW w:type="dxa" w:w="1419"/>
-            <w:tcBorders>
-              <w:top w:val="single" w:sz="4" w:space="0" w:color="CCCCCC"/>
-              <w:bottom w:val="single" w:sz="4" w:space="0" w:color="CCCCCC"/>
-            </w:tcBorders>
-          </w:tcPr>
-          <w:p>
-            <w:pPr>
-              <w:jc w:val="right"/>
-            </w:pPr>
-            <w:r>
-              <w:rPr>
-                <w:sz w:val="17"/>
-              </w:rPr>
-              <w:t>1,940,252</w:t>
             </w:r>
           </w:p>
         </w:tc>
@@ -3118,6 +3126,26 @@
               <w:rPr>
                 <w:sz w:val="17"/>
               </w:rPr>
+              <w:t>Аренда</w:t>
+            </w:r>
+          </w:p>
+        </w:tc>
+        <w:tc>
+          <w:tcPr>
+            <w:tcW w:type="dxa" w:w="1419"/>
+            <w:tcBorders>
+              <w:top w:val="single" w:sz="4" w:space="0" w:color="CCCCCC"/>
+              <w:bottom w:val="single" w:sz="4" w:space="0" w:color="CCCCCC"/>
+            </w:tcBorders>
+          </w:tcPr>
+          <w:p>
+            <w:pPr>
+              <w:jc w:val="center"/>
+            </w:pPr>
+            <w:r>
+              <w:rPr>
+                <w:sz w:val="17"/>
+              </w:rPr>
               <w:t>84 м²</w:t>
             </w:r>
           </w:p>
@@ -3156,26 +3184,6 @@
             </w:pPr>
             <w:r>
               <w:rPr>
-                <w:sz w:val="17"/>
-              </w:rPr>
-              <w:t>1,751,102</w:t>
-            </w:r>
-          </w:p>
-        </w:tc>
-        <w:tc>
-          <w:tcPr>
-            <w:tcW w:type="dxa" w:w="1419"/>
-            <w:tcBorders>
-              <w:top w:val="single" w:sz="4" w:space="0" w:color="CCCCCC"/>
-              <w:bottom w:val="single" w:sz="4" w:space="0" w:color="CCCCCC"/>
-            </w:tcBorders>
-          </w:tcPr>
-          <w:p>
-            <w:pPr>
-              <w:jc w:val="right"/>
-            </w:pPr>
-            <w:r>
-              <w:rPr>
                 <w:b/>
                 <w:sz w:val="17"/>
               </w:rPr>
@@ -3190,73 +3198,66 @@
         <w:pStyle w:val="Heading1"/>
       </w:pPr>
       <w:r>
-        <w:t>3. Расчет показателей качества и сопоставление с библиотечными методами</w:t>
+        <w:t>3. Расчет метрик MAE, RMSE, R² вручную и используя методы</w:t>
       </w:r>
     </w:p>
     <w:p>
       <w:r>
-        <w:t>Для оценки точности моделей выполнен пошаговый расчет основных показателей ошибок по контрольной выборке:</w:t>
+        <w:t>Для оценки точности модели выполнен пошаговый расчет метрик вручную и сопоставление со scikit-learn:</w:t>
         <w:br/>
-        <w:br/>
-      </w:r>
-      <w:r>
-        <w:t>• Средняя абсолютная ошибка (MAE): показывает среднюю ошибку в турецких лирах.</w:t>
-        <w:br/>
-      </w:r>
-      <w:r>
-        <w:t>• Среднеквадратичное отклонение (RMSE): отражает величину крупных ошибок.</w:t>
-        <w:br/>
-      </w:r>
-      <w:r>
-        <w:t>• Показатель точности (R²): оценивает согласованность прогноза с реальными ценами.</w:t>
-        <w:br/>
-        <w:br/>
-      </w:r>
-    </w:p>
-    <w:p>
-      <w:r>
-        <w:rPr>
-          <w:b/>
-        </w:rPr>
-        <w:t>Численные результаты по выборке из 20 объектов для лучшей модели (Random Forest):</w:t>
-        <w:br/>
-      </w:r>
-      <w:r>
-        <w:t>• Объектов в контрольной выборке: 20</w:t>
-        <w:br/>
-      </w:r>
-      <w:r>
-        <w:t>• Средняя цена квартиры: 380 835 TRY</w:t>
         <w:br/>
       </w:r>
       <w:r>
         <w:rPr>
           <w:b/>
         </w:rPr>
-        <w:t>• Средняя ошибка прогноза (MAE): 393 747 TRY</w:t>
+        <w:t>1. Пошаговый расчет вручную:</w:t>
+        <w:br/>
+      </w:r>
+      <w:r>
+        <w:t>• Объем выборки: 20 объектов, средняя цена квартиры: 380 835.00 TRY.</w:t>
+        <w:br/>
+      </w:r>
+      <w:r>
+        <w:rPr>
+          <w:i w:val="0"/>
+        </w:rPr>
+        <w:t xml:space="preserve">• MAE (средняя абсолютная ошибка): сложили модули разниц между фактом и прогнозом по всем 20 объектам (7 874 940.98 TRY) и разделили на 20. Получилось: </w:t>
+      </w:r>
+      <w:r>
+        <w:rPr>
+          <w:b/>
+        </w:rPr>
+        <w:t>393 747.05 TRY.</w:t>
+        <w:br/>
+      </w:r>
+      <w:r>
+        <w:t xml:space="preserve">• RMSE (среднеквадратичное отклонение): возвели каждую ошибку в квадрат, сложили по 20 объектам (6 665 380 396 750.04 TRY²), разделили на 20 и извлекли корень. Получилось: </w:t>
+      </w:r>
+      <w:r>
+        <w:rPr>
+          <w:b/>
+        </w:rPr>
+        <w:t>577 294.57 TRY.</w:t>
+        <w:br/>
+      </w:r>
+      <w:r>
+        <w:t xml:space="preserve">• R² (показатель согласованности): разделили сумму квадратов ошибок на общий разброс цен от среднего (6 665 380 396 750 / 7 789 997 140 500 = 0.8556) и вычли из единицы: 1 - 0.8556 = </w:t>
+      </w:r>
+      <w:r>
+        <w:rPr>
+          <w:b/>
+        </w:rPr>
+        <w:t>0.1444.</w:t>
+        <w:br/>
         <w:br/>
       </w:r>
       <w:r>
         <w:rPr>
           <w:b/>
         </w:rPr>
-        <w:t>• Среднеквадратичное отклонение (RMSE): 577 295 TRY</w:t>
+        <w:t>2. Результаты расчетов сведены в сравнительную таблицу:</w:t>
         <w:br/>
-      </w:r>
-      <w:r>
-        <w:rPr>
-          <w:b/>
-        </w:rPr>
-        <w:t>• Показатель точности (R²): 0.1444</w:t>
-        <w:br/>
-      </w:r>
-    </w:p>
-    <w:p>
-      <w:pPr>
-        <w:pStyle w:val="Heading2"/>
-      </w:pPr>
-      <w:r>
-        <w:t>Верификация: Пошаговый расчет vs scikit-learn</w:t>
       </w:r>
     </w:p>
     <w:tbl>
@@ -3267,18 +3268,15 @@
         <w:tblLook w:firstColumn="1" w:firstRow="1" w:lastColumn="0" w:lastRow="0" w:noHBand="0" w:noVBand="1" w:val="04A0"/>
       </w:tblPr>
       <w:tblGrid>
-        <w:gridCol w:w="1419"/>
-        <w:gridCol w:w="1419"/>
-        <w:gridCol w:w="1419"/>
-        <w:gridCol w:w="1419"/>
-        <w:gridCol w:w="1419"/>
-        <w:gridCol w:w="1419"/>
-        <w:gridCol w:w="1419"/>
+        <w:gridCol w:w="2484"/>
+        <w:gridCol w:w="2484"/>
+        <w:gridCol w:w="2484"/>
+        <w:gridCol w:w="2484"/>
       </w:tblGrid>
       <w:tr>
         <w:tc>
           <w:tcPr>
-            <w:tcW w:type="dxa" w:w="1419"/>
+            <w:tcW w:type="dxa" w:w="2484"/>
             <w:shd w:fill="2E7D32"/>
           </w:tcPr>
           <w:p>
@@ -3291,13 +3289,13 @@
                 <w:color w:val="FFFFFF"/>
                 <w:sz w:val="17"/>
               </w:rPr>
-              <w:t>Модель</w:t>
+              <w:t>Метрика качества</w:t>
             </w:r>
           </w:p>
         </w:tc>
         <w:tc>
           <w:tcPr>
-            <w:tcW w:type="dxa" w:w="1419"/>
+            <w:tcW w:type="dxa" w:w="2484"/>
             <w:shd w:fill="2E7D32"/>
           </w:tcPr>
           <w:p>
@@ -3310,13 +3308,13 @@
                 <w:color w:val="FFFFFF"/>
                 <w:sz w:val="17"/>
               </w:rPr>
-              <w:t>Пошаговый MAE</w:t>
+              <w:t>Значение вручную</w:t>
             </w:r>
           </w:p>
         </w:tc>
         <w:tc>
           <w:tcPr>
-            <w:tcW w:type="dxa" w:w="1419"/>
+            <w:tcW w:type="dxa" w:w="2484"/>
             <w:shd w:fill="2E7D32"/>
           </w:tcPr>
           <w:p>
@@ -3329,13 +3327,13 @@
                 <w:color w:val="FFFFFF"/>
                 <w:sz w:val="17"/>
               </w:rPr>
-              <w:t>Sklearn MAE</w:t>
+              <w:t>Значение sklearn</w:t>
             </w:r>
           </w:p>
         </w:tc>
         <w:tc>
           <w:tcPr>
-            <w:tcW w:type="dxa" w:w="1419"/>
+            <w:tcW w:type="dxa" w:w="2484"/>
             <w:shd w:fill="2E7D32"/>
           </w:tcPr>
           <w:p>
@@ -3348,64 +3346,7 @@
                 <w:color w:val="FFFFFF"/>
                 <w:sz w:val="17"/>
               </w:rPr>
-              <w:t>Пошаговый RMSE</w:t>
-            </w:r>
-          </w:p>
-        </w:tc>
-        <w:tc>
-          <w:tcPr>
-            <w:tcW w:type="dxa" w:w="1419"/>
-            <w:shd w:fill="2E7D32"/>
-          </w:tcPr>
-          <w:p>
-            <w:pPr>
-              <w:jc w:val="center"/>
-            </w:pPr>
-            <w:r>
-              <w:rPr>
-                <w:b/>
-                <w:color w:val="FFFFFF"/>
-                <w:sz w:val="17"/>
-              </w:rPr>
-              <w:t>Sklearn RMSE</w:t>
-            </w:r>
-          </w:p>
-        </w:tc>
-        <w:tc>
-          <w:tcPr>
-            <w:tcW w:type="dxa" w:w="1419"/>
-            <w:shd w:fill="2E7D32"/>
-          </w:tcPr>
-          <w:p>
-            <w:pPr>
-              <w:jc w:val="center"/>
-            </w:pPr>
-            <w:r>
-              <w:rPr>
-                <w:b/>
-                <w:color w:val="FFFFFF"/>
-                <w:sz w:val="17"/>
-              </w:rPr>
-              <w:t>Пошаговый R²</w:t>
-            </w:r>
-          </w:p>
-        </w:tc>
-        <w:tc>
-          <w:tcPr>
-            <w:tcW w:type="dxa" w:w="1419"/>
-            <w:shd w:fill="2E7D32"/>
-          </w:tcPr>
-          <w:p>
-            <w:pPr>
-              <w:jc w:val="center"/>
-            </w:pPr>
-            <w:r>
-              <w:rPr>
-                <w:b/>
-                <w:color w:val="FFFFFF"/>
-                <w:sz w:val="17"/>
-              </w:rPr>
-              <w:t>Sklearn R²</w:t>
+              <w:t>Разница Δ</w:t>
             </w:r>
           </w:p>
         </w:tc>
@@ -3413,235 +3354,7 @@
       <w:tr>
         <w:tc>
           <w:tcPr>
-            <w:tcW w:type="dxa" w:w="1419"/>
-          </w:tcPr>
-          <w:p>
-            <w:pPr>
-              <w:jc w:val="left"/>
-            </w:pPr>
-            <w:r>
-              <w:rPr>
-                <w:sz w:val="17"/>
-              </w:rPr>
-              <w:t>Ridge (Linear)</w:t>
-            </w:r>
-          </w:p>
-        </w:tc>
-        <w:tc>
-          <w:tcPr>
-            <w:tcW w:type="dxa" w:w="1419"/>
-          </w:tcPr>
-          <w:p>
-            <w:pPr>
-              <w:jc w:val="right"/>
-            </w:pPr>
-            <w:r>
-              <w:rPr>
-                <w:sz w:val="17"/>
-              </w:rPr>
-              <w:t>1 810 279.67</w:t>
-            </w:r>
-          </w:p>
-        </w:tc>
-        <w:tc>
-          <w:tcPr>
-            <w:tcW w:type="dxa" w:w="1419"/>
-          </w:tcPr>
-          <w:p>
-            <w:pPr>
-              <w:jc w:val="right"/>
-            </w:pPr>
-            <w:r>
-              <w:rPr>
-                <w:sz w:val="17"/>
-              </w:rPr>
-              <w:t>1 810 279.67</w:t>
-            </w:r>
-          </w:p>
-        </w:tc>
-        <w:tc>
-          <w:tcPr>
-            <w:tcW w:type="dxa" w:w="1419"/>
-          </w:tcPr>
-          <w:p>
-            <w:pPr>
-              <w:jc w:val="right"/>
-            </w:pPr>
-            <w:r>
-              <w:rPr>
-                <w:sz w:val="17"/>
-              </w:rPr>
-              <w:t>2 172 374.05</w:t>
-            </w:r>
-          </w:p>
-        </w:tc>
-        <w:tc>
-          <w:tcPr>
-            <w:tcW w:type="dxa" w:w="1419"/>
-          </w:tcPr>
-          <w:p>
-            <w:pPr>
-              <w:jc w:val="right"/>
-            </w:pPr>
-            <w:r>
-              <w:rPr>
-                <w:sz w:val="17"/>
-              </w:rPr>
-              <w:t>2 172 374.05</w:t>
-            </w:r>
-          </w:p>
-        </w:tc>
-        <w:tc>
-          <w:tcPr>
-            <w:tcW w:type="dxa" w:w="1419"/>
-          </w:tcPr>
-          <w:p>
-            <w:pPr>
-              <w:jc w:val="right"/>
-            </w:pPr>
-            <w:r>
-              <w:rPr>
-                <w:sz w:val="17"/>
-              </w:rPr>
-              <w:t>-11.1161</w:t>
-            </w:r>
-          </w:p>
-        </w:tc>
-        <w:tc>
-          <w:tcPr>
-            <w:tcW w:type="dxa" w:w="1419"/>
-          </w:tcPr>
-          <w:p>
-            <w:pPr>
-              <w:jc w:val="right"/>
-            </w:pPr>
-            <w:r>
-              <w:rPr>
-                <w:sz w:val="17"/>
-              </w:rPr>
-              <w:t>-11.1161</w:t>
-            </w:r>
-          </w:p>
-        </w:tc>
-      </w:tr>
-      <w:tr>
-        <w:tc>
-          <w:tcPr>
-            <w:tcW w:type="dxa" w:w="1419"/>
-          </w:tcPr>
-          <w:p>
-            <w:pPr>
-              <w:jc w:val="left"/>
-            </w:pPr>
-            <w:r>
-              <w:rPr>
-                <w:sz w:val="17"/>
-              </w:rPr>
-              <w:t>Decision Tree</w:t>
-            </w:r>
-          </w:p>
-        </w:tc>
-        <w:tc>
-          <w:tcPr>
-            <w:tcW w:type="dxa" w:w="1419"/>
-          </w:tcPr>
-          <w:p>
-            <w:pPr>
-              <w:jc w:val="right"/>
-            </w:pPr>
-            <w:r>
-              <w:rPr>
-                <w:sz w:val="17"/>
-              </w:rPr>
-              <w:t>476 631.32</w:t>
-            </w:r>
-          </w:p>
-        </w:tc>
-        <w:tc>
-          <w:tcPr>
-            <w:tcW w:type="dxa" w:w="1419"/>
-          </w:tcPr>
-          <w:p>
-            <w:pPr>
-              <w:jc w:val="right"/>
-            </w:pPr>
-            <w:r>
-              <w:rPr>
-                <w:sz w:val="17"/>
-              </w:rPr>
-              <w:t>476 631.32</w:t>
-            </w:r>
-          </w:p>
-        </w:tc>
-        <w:tc>
-          <w:tcPr>
-            <w:tcW w:type="dxa" w:w="1419"/>
-          </w:tcPr>
-          <w:p>
-            <w:pPr>
-              <w:jc w:val="right"/>
-            </w:pPr>
-            <w:r>
-              <w:rPr>
-                <w:sz w:val="17"/>
-              </w:rPr>
-              <w:t>807 194.57</w:t>
-            </w:r>
-          </w:p>
-        </w:tc>
-        <w:tc>
-          <w:tcPr>
-            <w:tcW w:type="dxa" w:w="1419"/>
-          </w:tcPr>
-          <w:p>
-            <w:pPr>
-              <w:jc w:val="right"/>
-            </w:pPr>
-            <w:r>
-              <w:rPr>
-                <w:sz w:val="17"/>
-              </w:rPr>
-              <w:t>807 194.57</w:t>
-            </w:r>
-          </w:p>
-        </w:tc>
-        <w:tc>
-          <w:tcPr>
-            <w:tcW w:type="dxa" w:w="1419"/>
-          </w:tcPr>
-          <w:p>
-            <w:pPr>
-              <w:jc w:val="right"/>
-            </w:pPr>
-            <w:r>
-              <w:rPr>
-                <w:sz w:val="17"/>
-              </w:rPr>
-              <w:t>-0.6728</w:t>
-            </w:r>
-          </w:p>
-        </w:tc>
-        <w:tc>
-          <w:tcPr>
-            <w:tcW w:type="dxa" w:w="1419"/>
-          </w:tcPr>
-          <w:p>
-            <w:pPr>
-              <w:jc w:val="right"/>
-            </w:pPr>
-            <w:r>
-              <w:rPr>
-                <w:sz w:val="17"/>
-              </w:rPr>
-              <w:t>-0.6728</w:t>
-            </w:r>
-          </w:p>
-        </w:tc>
-      </w:tr>
-      <w:tr>
-        <w:tc>
-          <w:tcPr>
-            <w:tcW w:type="dxa" w:w="1419"/>
+            <w:tcW w:type="dxa" w:w="2484"/>
           </w:tcPr>
           <w:p>
             <w:pPr>
@@ -3652,13 +3365,13 @@
                 <w:b/>
                 <w:sz w:val="17"/>
               </w:rPr>
-              <w:t>Random Forest (Лучшая)</w:t>
+              <w:t>MAE (средняя абсолютная ошибка)</w:t>
             </w:r>
           </w:p>
         </w:tc>
         <w:tc>
           <w:tcPr>
-            <w:tcW w:type="dxa" w:w="1419"/>
+            <w:tcW w:type="dxa" w:w="2484"/>
           </w:tcPr>
           <w:p>
             <w:pPr>
@@ -3669,13 +3382,13 @@
                 <w:b/>
                 <w:sz w:val="17"/>
               </w:rPr>
-              <w:t>393 747.05</w:t>
+              <w:t>393 747.05 TRY</w:t>
             </w:r>
           </w:p>
         </w:tc>
         <w:tc>
           <w:tcPr>
-            <w:tcW w:type="dxa" w:w="1419"/>
+            <w:tcW w:type="dxa" w:w="2484"/>
           </w:tcPr>
           <w:p>
             <w:pPr>
@@ -3686,13 +3399,13 @@
                 <w:b/>
                 <w:sz w:val="17"/>
               </w:rPr>
-              <w:t>393 747.05</w:t>
+              <w:t>393 747.05 TRY</w:t>
             </w:r>
           </w:p>
         </w:tc>
         <w:tc>
           <w:tcPr>
-            <w:tcW w:type="dxa" w:w="1419"/>
+            <w:tcW w:type="dxa" w:w="2484"/>
           </w:tcPr>
           <w:p>
             <w:pPr>
@@ -3703,13 +3416,32 @@
                 <w:b/>
                 <w:sz w:val="17"/>
               </w:rPr>
-              <w:t>577 294.57</w:t>
+              <w:t>0.00</w:t>
+            </w:r>
+          </w:p>
+        </w:tc>
+      </w:tr>
+      <w:tr>
+        <w:tc>
+          <w:tcPr>
+            <w:tcW w:type="dxa" w:w="2484"/>
+          </w:tcPr>
+          <w:p>
+            <w:pPr>
+              <w:jc w:val="left"/>
+            </w:pPr>
+            <w:r>
+              <w:rPr>
+                <w:b/>
+                <w:sz w:val="17"/>
+              </w:rPr>
+              <w:t>RMSE (среднеквадратичное отклонение)</w:t>
             </w:r>
           </w:p>
         </w:tc>
         <w:tc>
           <w:tcPr>
-            <w:tcW w:type="dxa" w:w="1419"/>
+            <w:tcW w:type="dxa" w:w="2484"/>
           </w:tcPr>
           <w:p>
             <w:pPr>
@@ -3720,13 +3452,66 @@
                 <w:b/>
                 <w:sz w:val="17"/>
               </w:rPr>
-              <w:t>577 294.57</w:t>
+              <w:t>577 294.57 TRY</w:t>
             </w:r>
           </w:p>
         </w:tc>
         <w:tc>
           <w:tcPr>
-            <w:tcW w:type="dxa" w:w="1419"/>
+            <w:tcW w:type="dxa" w:w="2484"/>
+          </w:tcPr>
+          <w:p>
+            <w:pPr>
+              <w:jc w:val="right"/>
+            </w:pPr>
+            <w:r>
+              <w:rPr>
+                <w:b/>
+                <w:sz w:val="17"/>
+              </w:rPr>
+              <w:t>577 294.57 TRY</w:t>
+            </w:r>
+          </w:p>
+        </w:tc>
+        <w:tc>
+          <w:tcPr>
+            <w:tcW w:type="dxa" w:w="2484"/>
+          </w:tcPr>
+          <w:p>
+            <w:pPr>
+              <w:jc w:val="right"/>
+            </w:pPr>
+            <w:r>
+              <w:rPr>
+                <w:b/>
+                <w:sz w:val="17"/>
+              </w:rPr>
+              <w:t>0.00</w:t>
+            </w:r>
+          </w:p>
+        </w:tc>
+      </w:tr>
+      <w:tr>
+        <w:tc>
+          <w:tcPr>
+            <w:tcW w:type="dxa" w:w="2484"/>
+          </w:tcPr>
+          <w:p>
+            <w:pPr>
+              <w:jc w:val="left"/>
+            </w:pPr>
+            <w:r>
+              <w:rPr>
+                <w:b/>
+                <w:sz w:val="17"/>
+              </w:rPr>
+              <w:t>R² (коэффициент согласованности)</w:t>
+            </w:r>
+          </w:p>
+        </w:tc>
+        <w:tc>
+          <w:tcPr>
+            <w:tcW w:type="dxa" w:w="2484"/>
           </w:tcPr>
           <w:p>
             <w:pPr>
@@ -3743,7 +3528,7 @@
         </w:tc>
         <w:tc>
           <w:tcPr>
-            <w:tcW w:type="dxa" w:w="1419"/>
+            <w:tcW w:type="dxa" w:w="2484"/>
           </w:tcPr>
           <w:p>
             <w:pPr>
@@ -3758,23 +3543,40 @@
             </w:r>
           </w:p>
         </w:tc>
+        <w:tc>
+          <w:tcPr>
+            <w:tcW w:type="dxa" w:w="2484"/>
+          </w:tcPr>
+          <w:p>
+            <w:pPr>
+              <w:jc w:val="right"/>
+            </w:pPr>
+            <w:r>
+              <w:rPr>
+                <w:b/>
+                <w:sz w:val="17"/>
+              </w:rPr>
+              <w:t>0.00</w:t>
+            </w:r>
+          </w:p>
+        </w:tc>
       </w:tr>
     </w:tbl>
     <w:p>
       <w:pPr>
-        <w:spacing w:before="160"/>
+        <w:spacing w:before="120"/>
       </w:pPr>
       <w:r>
         <w:rPr>
           <w:i/>
           <w:color w:val="15803D"/>
         </w:rPr>
-        <w:t>Подтверждение точности: По всем моделям расчет по шагам сошелся с библиотекой scikit-learn абсолютно точно (разница строго 0.00).</w:t>
+        <w:t>Вывод: Разница между пошаговым расчетом и библиотекой scikit-learn равна строго 0.00, что доказывает полную точность вычислений.</w:t>
       </w:r>
     </w:p>
     <w:p>
       <w:pPr>
-        <w:spacing w:before="160"/>
+        <w:spacing w:before="120"/>
       </w:pPr>
     </w:p>
     <w:p>
@@ -3822,7 +3624,7 @@
           <w:i/>
           <w:sz w:val="18"/>
         </w:rPr>
-        <w:t>Рис. 1. Графическая верификация совпадения расчетов с библиотекой scikit-learn</w:t>
+        <w:t>Рис. 1. Графическая верификация совпадения ручного расчета с библиотекой scikit-learn</w:t>
       </w:r>
     </w:p>
     <w:p>
@@ -3830,12 +3632,35 @@
         <w:pStyle w:val="Heading1"/>
       </w:pPr>
       <w:r>
-        <w:t>4. Сравнительный анализ с групповой работой через диаграммы</w:t>
+        <w:t>4. Провести анализ полученных результатов</w:t>
       </w:r>
     </w:p>
     <w:p>
       <w:r>
-        <w:t>Сравнение показателей моделей на большой выборке группового проекта и на 20 контрольных квартирах:</w:t>
+        <w:t>Анализ результатов на контрольной выборке и сопоставление с групповой работой:</w:t>
+        <w:br/>
+        <w:br/>
+      </w:r>
+      <w:r>
+        <w:rPr>
+          <w:b/>
+        </w:rPr>
+        <w:t xml:space="preserve">1. Анализ точности по типам жилья: </w:t>
+      </w:r>
+      <w:r>
+        <w:t>модель отлично прогнозирует цены на типовые квартиры (Daire) в городской черте (ошибки от 9 до 25%). На нестандартных объектах (курортные дачи Yazlık на побережье, кооперативы с площадью 1 м²) ошибки выше из-за территориальной специфики и опечаток в исходных объявлениях.</w:t>
+        <w:br/>
+        <w:br/>
+      </w:r>
+      <w:r>
+        <w:rPr>
+          <w:b/>
+        </w:rPr>
+        <w:t xml:space="preserve">2. Сопоставление с групповым проектом: </w:t>
+      </w:r>
+      <w:r>
+        <w:t>в таблице ниже приведено сравнение показателей качества модели на большой выборке группового проекта и на 20 контрольных объектах:</w:t>
+        <w:br/>
       </w:r>
     </w:p>
     <w:tbl>
@@ -4344,12 +4169,12 @@
         <w:pStyle w:val="Heading2"/>
       </w:pPr>
       <w:r>
-        <w:t>Анализ сравнительных графиков</w:t>
+        <w:t>Графический анализ результатов</w:t>
       </w:r>
     </w:p>
     <w:p>
       <w:pPr>
-        <w:spacing w:before="160"/>
+        <w:spacing w:before="120"/>
       </w:pPr>
     </w:p>
     <w:p>
@@ -4402,7 +4227,7 @@
     </w:p>
     <w:p>
       <w:pPr>
-        <w:spacing w:before="160"/>
+        <w:spacing w:before="120"/>
       </w:pPr>
     </w:p>
     <w:p>
@@ -4455,7 +4280,7 @@
     </w:p>
     <w:p>
       <w:pPr>
-        <w:spacing w:before="160"/>
+        <w:spacing w:before="120"/>
       </w:pPr>
     </w:p>
     <w:p>
@@ -4508,7 +4333,7 @@
     </w:p>
     <w:p>
       <w:pPr>
-        <w:spacing w:before="160"/>
+        <w:spacing w:before="120"/>
       </w:pPr>
     </w:p>
     <w:p>
@@ -4561,7 +4386,7 @@
     </w:p>
     <w:p>
       <w:pPr>
-        <w:spacing w:before="160"/>
+        <w:spacing w:before="120"/>
       </w:pPr>
     </w:p>
     <w:p>
@@ -4614,7 +4439,7 @@
     </w:p>
     <w:p>
       <w:pPr>
-        <w:spacing w:before="160"/>
+        <w:spacing w:before="120"/>
       </w:pPr>
     </w:p>
     <w:p>
@@ -4667,7 +4492,7 @@
     </w:p>
     <w:p>
       <w:pPr>
-        <w:spacing w:before="160"/>
+        <w:spacing w:before="120"/>
       </w:pPr>
     </w:p>
     <w:p>
@@ -4723,7 +4548,42 @@
         <w:pStyle w:val="Heading1"/>
       </w:pPr>
       <w:r>
-        <w:t>5. Итоговые выводы</w:t>
+        <w:t>5. Результат: отчет по выполненной работе и result_real_estate_samples.csv</w:t>
+      </w:r>
+    </w:p>
+    <w:p>
+      <w:r>
+        <w:t>В результате выполнения задания сформированы и подготовлены следующие материалы:</w:t>
+        <w:br/>
+        <w:br/>
+      </w:r>
+      <w:r>
+        <w:rPr>
+          <w:b/>
+        </w:rPr>
+        <w:t xml:space="preserve">• Файл с результатами: </w:t>
+      </w:r>
+      <w:r>
+        <w:t>result_real_estate_samples.csv со всеми исходными столбцами, добавленными колонками ФИО и Группа, и завершающим столбцом predicted_price (прогноз нашей модели).</w:t>
+        <w:br/>
+      </w:r>
+      <w:r>
+        <w:rPr>
+          <w:b/>
+        </w:rPr>
+        <w:t xml:space="preserve">• Документация и отчеты: </w:t>
+      </w:r>
+      <w:r>
+        <w:t>полный отчет в формате Word (SOLO_REPORT_REAL_ESTATE.docx), Markdown-отчет (SOLO_REPORT_REAL_ESTATE.md), исполняемый блокнот solo_evaluation.ipynb и расчетная таблица manual_calculation_breakdown.csv.</w:t>
+        <w:br/>
+        <w:br/>
+      </w:r>
+      <w:r>
+        <w:rPr>
+          <w:b/>
+        </w:rPr>
+        <w:t>Итоговые выводы простыми словами:</w:t>
+        <w:br/>
       </w:r>
     </w:p>
     <w:p>
